--- a/Tables/Updated/VBT_Predictive_Factors_Table4.docx
+++ b/Tables/Updated/VBT_Predictive_Factors_Table4.docx
@@ -609,7 +609,7 @@
                 <w:szCs w:val="18"/>
                 <w:color w:val="000000"/>
               </w:rPr>
-              <w:t xml:space="preserve">269</w:t>
+              <w:t xml:space="preserve">283</w:t>
             </w:r>
           </w:p>
         </w:tc>
@@ -662,7 +662,7 @@
                 <w:szCs w:val="18"/>
                 <w:color w:val="000000"/>
               </w:rPr>
-              <w:t xml:space="preserve">130</w:t>
+              <w:t xml:space="preserve">128</w:t>
             </w:r>
           </w:p>
         </w:tc>
@@ -715,7 +715,7 @@
                 <w:szCs w:val="18"/>
                 <w:color w:val="000000"/>
               </w:rPr>
-              <w:t xml:space="preserve">61</w:t>
+              <w:t xml:space="preserve">63</w:t>
             </w:r>
           </w:p>
         </w:tc>
@@ -1039,113 +1039,113 @@
                 <w:szCs w:val="18"/>
                 <w:color w:val="000000"/>
               </w:rPr>
-              <w:t xml:space="preserve">1.00 [0.00, 10.00]</w:t>
-            </w:r>
-          </w:p>
-        </w:tc>
-        <w:tc>
-          <w:tcPr>
-            <w:tcBorders>
-              <w:bottom w:val="single" w:sz="6" w:space="0" w:color="666666"/>
-              <w:top w:val="single" w:sz="6" w:space="0" w:color="666666"/>
-              <w:left w:val="none" w:sz="0" w:space="0" w:color="000000"/>
-              <w:right w:val="none" w:sz="0" w:space="0" w:color="000000"/>
-            </w:tcBorders>
-            <w:shd w:val="clear" w:color="auto" w:fill="FFFFFF"/>
-            <w:tcMar>
-              <w:top w:w="0" w:type="dxa"/>
-              <w:bottom w:w="0" w:type="dxa"/>
-              <w:left w:w="0" w:type="dxa"/>
-              <w:right w:w="0" w:type="dxa"/>
-            </w:tcMar>
-            <w:vAlign w:val="center"/>
-          </w:tcPr>
-          <w:p>
-            <w:pPr>
-              <w:pStyle w:val="Normal"/>
-              <w:jc w:val="left"/>
-              <w:pBdr>
-                <w:bottom w:val="none" w:sz="0" w:space="0" w:color="000000"/>
-                <w:top w:val="none" w:sz="0" w:space="0" w:color="000000"/>
-                <w:left w:val="none" w:sz="0" w:space="0" w:color="000000"/>
-                <w:right w:val="none" w:sz="0" w:space="0" w:color="000000"/>
-              </w:pBdr>
-              <w:spacing w:after="100" w:before="100" w:line="240"/>
-              <w:ind w:left="100" w:right="100" w:firstLine="0" w:firstLineChars="0"/>
-              <w:rPr>
-                <w:rFonts w:ascii="Arial" w:hAnsi="Arial" w:eastAsia="Arial" w:cs="Arial"/>
-                <w:i w:val="false"/>
-                <w:b w:val="false"/>
-                <w:u w:val="none"/>
-                <w:sz w:val="18"/>
-                <w:szCs w:val="18"/>
-                <w:color w:val="000000"/>
-              </w:rPr>
-            </w:pPr>
-            <w:r>
-              <w:rPr>
-                <w:rFonts w:ascii="Arial" w:hAnsi="Arial" w:eastAsia="Arial" w:cs="Arial"/>
-                <w:i w:val="false"/>
-                <w:b w:val="false"/>
-                <w:u w:val="none"/>
-                <w:sz w:val="18"/>
-                <w:szCs w:val="18"/>
-                <w:color w:val="000000"/>
-              </w:rPr>
-              <w:t xml:space="preserve">12.00 [2.00, 39.25]</w:t>
-            </w:r>
-          </w:p>
-        </w:tc>
-        <w:tc>
-          <w:tcPr>
-            <w:tcBorders>
-              <w:bottom w:val="single" w:sz="6" w:space="0" w:color="666666"/>
-              <w:top w:val="single" w:sz="6" w:space="0" w:color="666666"/>
-              <w:left w:val="none" w:sz="0" w:space="0" w:color="000000"/>
-              <w:right w:val="none" w:sz="0" w:space="0" w:color="000000"/>
-            </w:tcBorders>
-            <w:shd w:val="clear" w:color="auto" w:fill="FFFFFF"/>
-            <w:tcMar>
-              <w:top w:w="0" w:type="dxa"/>
-              <w:bottom w:w="0" w:type="dxa"/>
-              <w:left w:w="0" w:type="dxa"/>
-              <w:right w:w="0" w:type="dxa"/>
-            </w:tcMar>
-            <w:vAlign w:val="center"/>
-          </w:tcPr>
-          <w:p>
-            <w:pPr>
-              <w:pStyle w:val="Normal"/>
-              <w:jc w:val="left"/>
-              <w:pBdr>
-                <w:bottom w:val="none" w:sz="0" w:space="0" w:color="000000"/>
-                <w:top w:val="none" w:sz="0" w:space="0" w:color="000000"/>
-                <w:left w:val="none" w:sz="0" w:space="0" w:color="000000"/>
-                <w:right w:val="none" w:sz="0" w:space="0" w:color="000000"/>
-              </w:pBdr>
-              <w:spacing w:after="100" w:before="100" w:line="240"/>
-              <w:ind w:left="100" w:right="100" w:firstLine="0" w:firstLineChars="0"/>
-              <w:rPr>
-                <w:rFonts w:ascii="Arial" w:hAnsi="Arial" w:eastAsia="Arial" w:cs="Arial"/>
-                <w:i w:val="false"/>
-                <w:b w:val="false"/>
-                <w:u w:val="none"/>
-                <w:sz w:val="18"/>
-                <w:szCs w:val="18"/>
-                <w:color w:val="000000"/>
-              </w:rPr>
-            </w:pPr>
-            <w:r>
-              <w:rPr>
-                <w:rFonts w:ascii="Arial" w:hAnsi="Arial" w:eastAsia="Arial" w:cs="Arial"/>
-                <w:i w:val="false"/>
-                <w:b w:val="false"/>
-                <w:u w:val="none"/>
-                <w:sz w:val="18"/>
-                <w:szCs w:val="18"/>
-                <w:color w:val="000000"/>
-              </w:rPr>
-              <w:t xml:space="preserve">0.00 [0.00, 3.00]</w:t>
+              <w:t xml:space="preserve">1.00 [0.00, 11.00]</w:t>
+            </w:r>
+          </w:p>
+        </w:tc>
+        <w:tc>
+          <w:tcPr>
+            <w:tcBorders>
+              <w:bottom w:val="single" w:sz="6" w:space="0" w:color="666666"/>
+              <w:top w:val="single" w:sz="6" w:space="0" w:color="666666"/>
+              <w:left w:val="none" w:sz="0" w:space="0" w:color="000000"/>
+              <w:right w:val="none" w:sz="0" w:space="0" w:color="000000"/>
+            </w:tcBorders>
+            <w:shd w:val="clear" w:color="auto" w:fill="FFFFFF"/>
+            <w:tcMar>
+              <w:top w:w="0" w:type="dxa"/>
+              <w:bottom w:w="0" w:type="dxa"/>
+              <w:left w:w="0" w:type="dxa"/>
+              <w:right w:w="0" w:type="dxa"/>
+            </w:tcMar>
+            <w:vAlign w:val="center"/>
+          </w:tcPr>
+          <w:p>
+            <w:pPr>
+              <w:pStyle w:val="Normal"/>
+              <w:jc w:val="left"/>
+              <w:pBdr>
+                <w:bottom w:val="none" w:sz="0" w:space="0" w:color="000000"/>
+                <w:top w:val="none" w:sz="0" w:space="0" w:color="000000"/>
+                <w:left w:val="none" w:sz="0" w:space="0" w:color="000000"/>
+                <w:right w:val="none" w:sz="0" w:space="0" w:color="000000"/>
+              </w:pBdr>
+              <w:spacing w:after="100" w:before="100" w:line="240"/>
+              <w:ind w:left="100" w:right="100" w:firstLine="0" w:firstLineChars="0"/>
+              <w:rPr>
+                <w:rFonts w:ascii="Arial" w:hAnsi="Arial" w:eastAsia="Arial" w:cs="Arial"/>
+                <w:i w:val="false"/>
+                <w:b w:val="false"/>
+                <w:u w:val="none"/>
+                <w:sz w:val="18"/>
+                <w:szCs w:val="18"/>
+                <w:color w:val="000000"/>
+              </w:rPr>
+            </w:pPr>
+            <w:r>
+              <w:rPr>
+                <w:rFonts w:ascii="Arial" w:hAnsi="Arial" w:eastAsia="Arial" w:cs="Arial"/>
+                <w:i w:val="false"/>
+                <w:b w:val="false"/>
+                <w:u w:val="none"/>
+                <w:sz w:val="18"/>
+                <w:szCs w:val="18"/>
+                <w:color w:val="000000"/>
+              </w:rPr>
+              <w:t xml:space="preserve">12.00 [2.00, 34.75]</w:t>
+            </w:r>
+          </w:p>
+        </w:tc>
+        <w:tc>
+          <w:tcPr>
+            <w:tcBorders>
+              <w:bottom w:val="single" w:sz="6" w:space="0" w:color="666666"/>
+              <w:top w:val="single" w:sz="6" w:space="0" w:color="666666"/>
+              <w:left w:val="none" w:sz="0" w:space="0" w:color="000000"/>
+              <w:right w:val="none" w:sz="0" w:space="0" w:color="000000"/>
+            </w:tcBorders>
+            <w:shd w:val="clear" w:color="auto" w:fill="FFFFFF"/>
+            <w:tcMar>
+              <w:top w:w="0" w:type="dxa"/>
+              <w:bottom w:w="0" w:type="dxa"/>
+              <w:left w:w="0" w:type="dxa"/>
+              <w:right w:w="0" w:type="dxa"/>
+            </w:tcMar>
+            <w:vAlign w:val="center"/>
+          </w:tcPr>
+          <w:p>
+            <w:pPr>
+              <w:pStyle w:val="Normal"/>
+              <w:jc w:val="left"/>
+              <w:pBdr>
+                <w:bottom w:val="none" w:sz="0" w:space="0" w:color="000000"/>
+                <w:top w:val="none" w:sz="0" w:space="0" w:color="000000"/>
+                <w:left w:val="none" w:sz="0" w:space="0" w:color="000000"/>
+                <w:right w:val="none" w:sz="0" w:space="0" w:color="000000"/>
+              </w:pBdr>
+              <w:spacing w:after="100" w:before="100" w:line="240"/>
+              <w:ind w:left="100" w:right="100" w:firstLine="0" w:firstLineChars="0"/>
+              <w:rPr>
+                <w:rFonts w:ascii="Arial" w:hAnsi="Arial" w:eastAsia="Arial" w:cs="Arial"/>
+                <w:i w:val="false"/>
+                <w:b w:val="false"/>
+                <w:u w:val="none"/>
+                <w:sz w:val="18"/>
+                <w:szCs w:val="18"/>
+                <w:color w:val="000000"/>
+              </w:rPr>
+            </w:pPr>
+            <w:r>
+              <w:rPr>
+                <w:rFonts w:ascii="Arial" w:hAnsi="Arial" w:eastAsia="Arial" w:cs="Arial"/>
+                <w:i w:val="false"/>
+                <w:b w:val="false"/>
+                <w:u w:val="none"/>
+                <w:sz w:val="18"/>
+                <w:szCs w:val="18"/>
+                <w:color w:val="000000"/>
+              </w:rPr>
+              <w:t xml:space="preserve">0.00 [0.00, 4.00]</w:t>
             </w:r>
           </w:p>
         </w:tc>
@@ -1522,7 +1522,7 @@
                 <w:szCs w:val="18"/>
                 <w:color w:val="000000"/>
               </w:rPr>
-              <w:t xml:space="preserve">3.00 [0.00, 16.75]</w:t>
+              <w:t xml:space="preserve">3.50 [0.00, 16.75]</w:t>
             </w:r>
           </w:p>
         </w:tc>
@@ -1899,60 +1899,60 @@
                 <w:szCs w:val="18"/>
                 <w:color w:val="000000"/>
               </w:rPr>
-              <w:t xml:space="preserve">4.00 [0.00, 17.00]</w:t>
-            </w:r>
-          </w:p>
-        </w:tc>
-        <w:tc>
-          <w:tcPr>
-            <w:tcBorders>
-              <w:bottom w:val="single" w:sz="6" w:space="0" w:color="666666"/>
-              <w:top w:val="single" w:sz="6" w:space="0" w:color="666666"/>
-              <w:left w:val="none" w:sz="0" w:space="0" w:color="000000"/>
-              <w:right w:val="none" w:sz="0" w:space="0" w:color="000000"/>
-            </w:tcBorders>
-            <w:shd w:val="clear" w:color="auto" w:fill="FFFFFF"/>
-            <w:tcMar>
-              <w:top w:w="0" w:type="dxa"/>
-              <w:bottom w:w="0" w:type="dxa"/>
-              <w:left w:w="0" w:type="dxa"/>
-              <w:right w:w="0" w:type="dxa"/>
-            </w:tcMar>
-            <w:vAlign w:val="center"/>
-          </w:tcPr>
-          <w:p>
-            <w:pPr>
-              <w:pStyle w:val="Normal"/>
-              <w:jc w:val="left"/>
-              <w:pBdr>
-                <w:bottom w:val="none" w:sz="0" w:space="0" w:color="000000"/>
-                <w:top w:val="none" w:sz="0" w:space="0" w:color="000000"/>
-                <w:left w:val="none" w:sz="0" w:space="0" w:color="000000"/>
-                <w:right w:val="none" w:sz="0" w:space="0" w:color="000000"/>
-              </w:pBdr>
-              <w:spacing w:after="100" w:before="100" w:line="240"/>
-              <w:ind w:left="100" w:right="100" w:firstLine="0" w:firstLineChars="0"/>
-              <w:rPr>
-                <w:rFonts w:ascii="Arial" w:hAnsi="Arial" w:eastAsia="Arial" w:cs="Arial"/>
-                <w:i w:val="false"/>
-                <w:b w:val="false"/>
-                <w:u w:val="none"/>
-                <w:sz w:val="18"/>
-                <w:szCs w:val="18"/>
-                <w:color w:val="000000"/>
-              </w:rPr>
-            </w:pPr>
-            <w:r>
-              <w:rPr>
-                <w:rFonts w:ascii="Arial" w:hAnsi="Arial" w:eastAsia="Arial" w:cs="Arial"/>
-                <w:i w:val="false"/>
-                <w:b w:val="false"/>
-                <w:u w:val="none"/>
-                <w:sz w:val="18"/>
-                <w:szCs w:val="18"/>
-                <w:color w:val="000000"/>
-              </w:rPr>
-              <w:t xml:space="preserve">17.00 [4.25, 37.50]</w:t>
+              <w:t xml:space="preserve">5.00 [0.00, 17.00]</w:t>
+            </w:r>
+          </w:p>
+        </w:tc>
+        <w:tc>
+          <w:tcPr>
+            <w:tcBorders>
+              <w:bottom w:val="single" w:sz="6" w:space="0" w:color="666666"/>
+              <w:top w:val="single" w:sz="6" w:space="0" w:color="666666"/>
+              <w:left w:val="none" w:sz="0" w:space="0" w:color="000000"/>
+              <w:right w:val="none" w:sz="0" w:space="0" w:color="000000"/>
+            </w:tcBorders>
+            <w:shd w:val="clear" w:color="auto" w:fill="FFFFFF"/>
+            <w:tcMar>
+              <w:top w:w="0" w:type="dxa"/>
+              <w:bottom w:w="0" w:type="dxa"/>
+              <w:left w:w="0" w:type="dxa"/>
+              <w:right w:w="0" w:type="dxa"/>
+            </w:tcMar>
+            <w:vAlign w:val="center"/>
+          </w:tcPr>
+          <w:p>
+            <w:pPr>
+              <w:pStyle w:val="Normal"/>
+              <w:jc w:val="left"/>
+              <w:pBdr>
+                <w:bottom w:val="none" w:sz="0" w:space="0" w:color="000000"/>
+                <w:top w:val="none" w:sz="0" w:space="0" w:color="000000"/>
+                <w:left w:val="none" w:sz="0" w:space="0" w:color="000000"/>
+                <w:right w:val="none" w:sz="0" w:space="0" w:color="000000"/>
+              </w:pBdr>
+              <w:spacing w:after="100" w:before="100" w:line="240"/>
+              <w:ind w:left="100" w:right="100" w:firstLine="0" w:firstLineChars="0"/>
+              <w:rPr>
+                <w:rFonts w:ascii="Arial" w:hAnsi="Arial" w:eastAsia="Arial" w:cs="Arial"/>
+                <w:i w:val="false"/>
+                <w:b w:val="false"/>
+                <w:u w:val="none"/>
+                <w:sz w:val="18"/>
+                <w:szCs w:val="18"/>
+                <w:color w:val="000000"/>
+              </w:rPr>
+            </w:pPr>
+            <w:r>
+              <w:rPr>
+                <w:rFonts w:ascii="Arial" w:hAnsi="Arial" w:eastAsia="Arial" w:cs="Arial"/>
+                <w:i w:val="false"/>
+                <w:b w:val="false"/>
+                <w:u w:val="none"/>
+                <w:sz w:val="18"/>
+                <w:szCs w:val="18"/>
+                <w:color w:val="000000"/>
+              </w:rPr>
+              <w:t xml:space="preserve">17.00 [4.00, 36.50]</w:t>
             </w:r>
           </w:p>
         </w:tc>
@@ -2329,166 +2329,166 @@
                 <w:szCs w:val="18"/>
                 <w:color w:val="000000"/>
               </w:rPr>
-              <w:t xml:space="preserve">139 (51.7)</w:t>
-            </w:r>
-          </w:p>
-        </w:tc>
-        <w:tc>
-          <w:tcPr>
-            <w:tcBorders>
-              <w:bottom w:val="single" w:sz="6" w:space="0" w:color="666666"/>
-              <w:top w:val="single" w:sz="6" w:space="0" w:color="666666"/>
-              <w:left w:val="none" w:sz="0" w:space="0" w:color="000000"/>
-              <w:right w:val="none" w:sz="0" w:space="0" w:color="000000"/>
-            </w:tcBorders>
-            <w:shd w:val="clear" w:color="auto" w:fill="FFFFFF"/>
-            <w:tcMar>
-              <w:top w:w="0" w:type="dxa"/>
-              <w:bottom w:w="0" w:type="dxa"/>
-              <w:left w:w="0" w:type="dxa"/>
-              <w:right w:w="0" w:type="dxa"/>
-            </w:tcMar>
-            <w:vAlign w:val="center"/>
-          </w:tcPr>
-          <w:p>
-            <w:pPr>
-              <w:pStyle w:val="Normal"/>
-              <w:jc w:val="left"/>
-              <w:pBdr>
-                <w:bottom w:val="none" w:sz="0" w:space="0" w:color="000000"/>
-                <w:top w:val="none" w:sz="0" w:space="0" w:color="000000"/>
-                <w:left w:val="none" w:sz="0" w:space="0" w:color="000000"/>
-                <w:right w:val="none" w:sz="0" w:space="0" w:color="000000"/>
-              </w:pBdr>
-              <w:spacing w:after="100" w:before="100" w:line="240"/>
-              <w:ind w:left="100" w:right="100" w:firstLine="0" w:firstLineChars="0"/>
-              <w:rPr>
-                <w:rFonts w:ascii="Arial" w:hAnsi="Arial" w:eastAsia="Arial" w:cs="Arial"/>
-                <w:i w:val="false"/>
-                <w:b w:val="false"/>
-                <w:u w:val="none"/>
-                <w:sz w:val="18"/>
-                <w:szCs w:val="18"/>
-                <w:color w:val="000000"/>
-              </w:rPr>
-            </w:pPr>
-            <w:r>
-              <w:rPr>
-                <w:rFonts w:ascii="Arial" w:hAnsi="Arial" w:eastAsia="Arial" w:cs="Arial"/>
-                <w:i w:val="false"/>
-                <w:b w:val="false"/>
-                <w:u w:val="none"/>
-                <w:sz w:val="18"/>
-                <w:szCs w:val="18"/>
-                <w:color w:val="000000"/>
-              </w:rPr>
-              <w:t xml:space="preserve">81 (62.3)</w:t>
-            </w:r>
-          </w:p>
-        </w:tc>
-        <w:tc>
-          <w:tcPr>
-            <w:tcBorders>
-              <w:bottom w:val="single" w:sz="6" w:space="0" w:color="666666"/>
-              <w:top w:val="single" w:sz="6" w:space="0" w:color="666666"/>
-              <w:left w:val="none" w:sz="0" w:space="0" w:color="000000"/>
-              <w:right w:val="none" w:sz="0" w:space="0" w:color="000000"/>
-            </w:tcBorders>
-            <w:shd w:val="clear" w:color="auto" w:fill="FFFFFF"/>
-            <w:tcMar>
-              <w:top w:w="0" w:type="dxa"/>
-              <w:bottom w:w="0" w:type="dxa"/>
-              <w:left w:w="0" w:type="dxa"/>
-              <w:right w:w="0" w:type="dxa"/>
-            </w:tcMar>
-            <w:vAlign w:val="center"/>
-          </w:tcPr>
-          <w:p>
-            <w:pPr>
-              <w:pStyle w:val="Normal"/>
-              <w:jc w:val="left"/>
-              <w:pBdr>
-                <w:bottom w:val="none" w:sz="0" w:space="0" w:color="000000"/>
-                <w:top w:val="none" w:sz="0" w:space="0" w:color="000000"/>
-                <w:left w:val="none" w:sz="0" w:space="0" w:color="000000"/>
-                <w:right w:val="none" w:sz="0" w:space="0" w:color="000000"/>
-              </w:pBdr>
-              <w:spacing w:after="100" w:before="100" w:line="240"/>
-              <w:ind w:left="100" w:right="100" w:firstLine="0" w:firstLineChars="0"/>
-              <w:rPr>
-                <w:rFonts w:ascii="Arial" w:hAnsi="Arial" w:eastAsia="Arial" w:cs="Arial"/>
-                <w:i w:val="false"/>
-                <w:b w:val="false"/>
-                <w:u w:val="none"/>
-                <w:sz w:val="18"/>
-                <w:szCs w:val="18"/>
-                <w:color w:val="000000"/>
-              </w:rPr>
-            </w:pPr>
-            <w:r>
-              <w:rPr>
-                <w:rFonts w:ascii="Arial" w:hAnsi="Arial" w:eastAsia="Arial" w:cs="Arial"/>
-                <w:i w:val="false"/>
-                <w:b w:val="false"/>
-                <w:u w:val="none"/>
-                <w:sz w:val="18"/>
-                <w:szCs w:val="18"/>
-                <w:color w:val="000000"/>
-              </w:rPr>
-              <w:t xml:space="preserve">33 (54.1)</w:t>
-            </w:r>
-          </w:p>
-        </w:tc>
-        <w:tc>
-          <w:tcPr>
-            <w:tcBorders>
-              <w:bottom w:val="single" w:sz="6" w:space="0" w:color="666666"/>
-              <w:top w:val="single" w:sz="6" w:space="0" w:color="666666"/>
-              <w:left w:val="none" w:sz="0" w:space="0" w:color="000000"/>
-              <w:right w:val="none" w:sz="0" w:space="0" w:color="000000"/>
-            </w:tcBorders>
-            <w:shd w:val="clear" w:color="auto" w:fill="FFFFFF"/>
-            <w:tcMar>
-              <w:top w:w="0" w:type="dxa"/>
-              <w:bottom w:w="0" w:type="dxa"/>
-              <w:left w:w="0" w:type="dxa"/>
-              <w:right w:w="0" w:type="dxa"/>
-            </w:tcMar>
-            <w:vAlign w:val="center"/>
-          </w:tcPr>
-          <w:p>
-            <w:pPr>
-              <w:pStyle w:val="Normal"/>
-              <w:jc w:val="left"/>
-              <w:pBdr>
-                <w:bottom w:val="none" w:sz="0" w:space="0" w:color="000000"/>
-                <w:top w:val="none" w:sz="0" w:space="0" w:color="000000"/>
-                <w:left w:val="none" w:sz="0" w:space="0" w:color="000000"/>
-                <w:right w:val="none" w:sz="0" w:space="0" w:color="000000"/>
-              </w:pBdr>
-              <w:spacing w:after="100" w:before="100" w:line="240"/>
-              <w:ind w:left="100" w:right="100" w:firstLine="0" w:firstLineChars="0"/>
-              <w:rPr>
-                <w:rFonts w:ascii="Arial" w:hAnsi="Arial" w:eastAsia="Arial" w:cs="Arial"/>
-                <w:i w:val="false"/>
-                <w:b w:val="false"/>
-                <w:u w:val="none"/>
-                <w:sz w:val="18"/>
-                <w:szCs w:val="18"/>
-                <w:color w:val="000000"/>
-              </w:rPr>
-            </w:pPr>
-            <w:r>
-              <w:rPr>
-                <w:rFonts w:ascii="Arial" w:hAnsi="Arial" w:eastAsia="Arial" w:cs="Arial"/>
-                <w:i w:val="false"/>
-                <w:b w:val="false"/>
-                <w:u w:val="none"/>
-                <w:sz w:val="18"/>
-                <w:szCs w:val="18"/>
-                <w:color w:val="000000"/>
-              </w:rPr>
-              <w:t xml:space="preserve">0.133</w:t>
+              <w:t xml:space="preserve">148 (52.3)</w:t>
+            </w:r>
+          </w:p>
+        </w:tc>
+        <w:tc>
+          <w:tcPr>
+            <w:tcBorders>
+              <w:bottom w:val="single" w:sz="6" w:space="0" w:color="666666"/>
+              <w:top w:val="single" w:sz="6" w:space="0" w:color="666666"/>
+              <w:left w:val="none" w:sz="0" w:space="0" w:color="000000"/>
+              <w:right w:val="none" w:sz="0" w:space="0" w:color="000000"/>
+            </w:tcBorders>
+            <w:shd w:val="clear" w:color="auto" w:fill="FFFFFF"/>
+            <w:tcMar>
+              <w:top w:w="0" w:type="dxa"/>
+              <w:bottom w:w="0" w:type="dxa"/>
+              <w:left w:w="0" w:type="dxa"/>
+              <w:right w:w="0" w:type="dxa"/>
+            </w:tcMar>
+            <w:vAlign w:val="center"/>
+          </w:tcPr>
+          <w:p>
+            <w:pPr>
+              <w:pStyle w:val="Normal"/>
+              <w:jc w:val="left"/>
+              <w:pBdr>
+                <w:bottom w:val="none" w:sz="0" w:space="0" w:color="000000"/>
+                <w:top w:val="none" w:sz="0" w:space="0" w:color="000000"/>
+                <w:left w:val="none" w:sz="0" w:space="0" w:color="000000"/>
+                <w:right w:val="none" w:sz="0" w:space="0" w:color="000000"/>
+              </w:pBdr>
+              <w:spacing w:after="100" w:before="100" w:line="240"/>
+              <w:ind w:left="100" w:right="100" w:firstLine="0" w:firstLineChars="0"/>
+              <w:rPr>
+                <w:rFonts w:ascii="Arial" w:hAnsi="Arial" w:eastAsia="Arial" w:cs="Arial"/>
+                <w:i w:val="false"/>
+                <w:b w:val="false"/>
+                <w:u w:val="none"/>
+                <w:sz w:val="18"/>
+                <w:szCs w:val="18"/>
+                <w:color w:val="000000"/>
+              </w:rPr>
+            </w:pPr>
+            <w:r>
+              <w:rPr>
+                <w:rFonts w:ascii="Arial" w:hAnsi="Arial" w:eastAsia="Arial" w:cs="Arial"/>
+                <w:i w:val="false"/>
+                <w:b w:val="false"/>
+                <w:u w:val="none"/>
+                <w:sz w:val="18"/>
+                <w:szCs w:val="18"/>
+                <w:color w:val="000000"/>
+              </w:rPr>
+              <w:t xml:space="preserve">79 (61.7)</w:t>
+            </w:r>
+          </w:p>
+        </w:tc>
+        <w:tc>
+          <w:tcPr>
+            <w:tcBorders>
+              <w:bottom w:val="single" w:sz="6" w:space="0" w:color="666666"/>
+              <w:top w:val="single" w:sz="6" w:space="0" w:color="666666"/>
+              <w:left w:val="none" w:sz="0" w:space="0" w:color="000000"/>
+              <w:right w:val="none" w:sz="0" w:space="0" w:color="000000"/>
+            </w:tcBorders>
+            <w:shd w:val="clear" w:color="auto" w:fill="FFFFFF"/>
+            <w:tcMar>
+              <w:top w:w="0" w:type="dxa"/>
+              <w:bottom w:w="0" w:type="dxa"/>
+              <w:left w:w="0" w:type="dxa"/>
+              <w:right w:w="0" w:type="dxa"/>
+            </w:tcMar>
+            <w:vAlign w:val="center"/>
+          </w:tcPr>
+          <w:p>
+            <w:pPr>
+              <w:pStyle w:val="Normal"/>
+              <w:jc w:val="left"/>
+              <w:pBdr>
+                <w:bottom w:val="none" w:sz="0" w:space="0" w:color="000000"/>
+                <w:top w:val="none" w:sz="0" w:space="0" w:color="000000"/>
+                <w:left w:val="none" w:sz="0" w:space="0" w:color="000000"/>
+                <w:right w:val="none" w:sz="0" w:space="0" w:color="000000"/>
+              </w:pBdr>
+              <w:spacing w:after="100" w:before="100" w:line="240"/>
+              <w:ind w:left="100" w:right="100" w:firstLine="0" w:firstLineChars="0"/>
+              <w:rPr>
+                <w:rFonts w:ascii="Arial" w:hAnsi="Arial" w:eastAsia="Arial" w:cs="Arial"/>
+                <w:i w:val="false"/>
+                <w:b w:val="false"/>
+                <w:u w:val="none"/>
+                <w:sz w:val="18"/>
+                <w:szCs w:val="18"/>
+                <w:color w:val="000000"/>
+              </w:rPr>
+            </w:pPr>
+            <w:r>
+              <w:rPr>
+                <w:rFonts w:ascii="Arial" w:hAnsi="Arial" w:eastAsia="Arial" w:cs="Arial"/>
+                <w:i w:val="false"/>
+                <w:b w:val="false"/>
+                <w:u w:val="none"/>
+                <w:sz w:val="18"/>
+                <w:szCs w:val="18"/>
+                <w:color w:val="000000"/>
+              </w:rPr>
+              <w:t xml:space="preserve">35 (55.6)</w:t>
+            </w:r>
+          </w:p>
+        </w:tc>
+        <w:tc>
+          <w:tcPr>
+            <w:tcBorders>
+              <w:bottom w:val="single" w:sz="6" w:space="0" w:color="666666"/>
+              <w:top w:val="single" w:sz="6" w:space="0" w:color="666666"/>
+              <w:left w:val="none" w:sz="0" w:space="0" w:color="000000"/>
+              <w:right w:val="none" w:sz="0" w:space="0" w:color="000000"/>
+            </w:tcBorders>
+            <w:shd w:val="clear" w:color="auto" w:fill="FFFFFF"/>
+            <w:tcMar>
+              <w:top w:w="0" w:type="dxa"/>
+              <w:bottom w:w="0" w:type="dxa"/>
+              <w:left w:w="0" w:type="dxa"/>
+              <w:right w:w="0" w:type="dxa"/>
+            </w:tcMar>
+            <w:vAlign w:val="center"/>
+          </w:tcPr>
+          <w:p>
+            <w:pPr>
+              <w:pStyle w:val="Normal"/>
+              <w:jc w:val="left"/>
+              <w:pBdr>
+                <w:bottom w:val="none" w:sz="0" w:space="0" w:color="000000"/>
+                <w:top w:val="none" w:sz="0" w:space="0" w:color="000000"/>
+                <w:left w:val="none" w:sz="0" w:space="0" w:color="000000"/>
+                <w:right w:val="none" w:sz="0" w:space="0" w:color="000000"/>
+              </w:pBdr>
+              <w:spacing w:after="100" w:before="100" w:line="240"/>
+              <w:ind w:left="100" w:right="100" w:firstLine="0" w:firstLineChars="0"/>
+              <w:rPr>
+                <w:rFonts w:ascii="Arial" w:hAnsi="Arial" w:eastAsia="Arial" w:cs="Arial"/>
+                <w:i w:val="false"/>
+                <w:b w:val="false"/>
+                <w:u w:val="none"/>
+                <w:sz w:val="18"/>
+                <w:szCs w:val="18"/>
+                <w:color w:val="000000"/>
+              </w:rPr>
+            </w:pPr>
+            <w:r>
+              <w:rPr>
+                <w:rFonts w:ascii="Arial" w:hAnsi="Arial" w:eastAsia="Arial" w:cs="Arial"/>
+                <w:i w:val="false"/>
+                <w:b w:val="false"/>
+                <w:u w:val="none"/>
+                <w:sz w:val="18"/>
+                <w:szCs w:val="18"/>
+                <w:color w:val="000000"/>
+              </w:rPr>
+              <w:t xml:space="preserve">0.205</w:t>
             </w:r>
           </w:p>
         </w:tc>
@@ -2594,7 +2594,7 @@
                 <w:szCs w:val="18"/>
                 <w:color w:val="000000"/>
               </w:rPr>
-              <w:t xml:space="preserve">0.058</w:t>
+              <w:t xml:space="preserve">0.095</w:t>
             </w:r>
           </w:p>
         </w:tc>
@@ -2759,113 +2759,113 @@
                 <w:szCs w:val="18"/>
                 <w:color w:val="000000"/>
               </w:rPr>
-              <w:t xml:space="preserve">130 (48.3)</w:t>
-            </w:r>
-          </w:p>
-        </w:tc>
-        <w:tc>
-          <w:tcPr>
-            <w:tcBorders>
-              <w:bottom w:val="single" w:sz="6" w:space="0" w:color="666666"/>
-              <w:top w:val="single" w:sz="6" w:space="0" w:color="666666"/>
-              <w:left w:val="none" w:sz="0" w:space="0" w:color="000000"/>
-              <w:right w:val="none" w:sz="0" w:space="0" w:color="000000"/>
-            </w:tcBorders>
-            <w:shd w:val="clear" w:color="auto" w:fill="FFFFFF"/>
-            <w:tcMar>
-              <w:top w:w="0" w:type="dxa"/>
-              <w:bottom w:w="0" w:type="dxa"/>
-              <w:left w:w="0" w:type="dxa"/>
-              <w:right w:w="0" w:type="dxa"/>
-            </w:tcMar>
-            <w:vAlign w:val="center"/>
-          </w:tcPr>
-          <w:p>
-            <w:pPr>
-              <w:pStyle w:val="Normal"/>
-              <w:jc w:val="left"/>
-              <w:pBdr>
-                <w:bottom w:val="none" w:sz="0" w:space="0" w:color="000000"/>
-                <w:top w:val="none" w:sz="0" w:space="0" w:color="000000"/>
-                <w:left w:val="none" w:sz="0" w:space="0" w:color="000000"/>
-                <w:right w:val="none" w:sz="0" w:space="0" w:color="000000"/>
-              </w:pBdr>
-              <w:spacing w:after="100" w:before="100" w:line="240"/>
-              <w:ind w:left="100" w:right="100" w:firstLine="0" w:firstLineChars="0"/>
-              <w:rPr>
-                <w:rFonts w:ascii="Arial" w:hAnsi="Arial" w:eastAsia="Arial" w:cs="Arial"/>
-                <w:i w:val="false"/>
-                <w:b w:val="false"/>
-                <w:u w:val="none"/>
-                <w:sz w:val="18"/>
-                <w:szCs w:val="18"/>
-                <w:color w:val="000000"/>
-              </w:rPr>
-            </w:pPr>
-            <w:r>
-              <w:rPr>
-                <w:rFonts w:ascii="Arial" w:hAnsi="Arial" w:eastAsia="Arial" w:cs="Arial"/>
-                <w:i w:val="false"/>
-                <w:b w:val="false"/>
-                <w:u w:val="none"/>
-                <w:sz w:val="18"/>
-                <w:szCs w:val="18"/>
-                <w:color w:val="000000"/>
-              </w:rPr>
-              <w:t xml:space="preserve">49 (37.7)</w:t>
-            </w:r>
-          </w:p>
-        </w:tc>
-        <w:tc>
-          <w:tcPr>
-            <w:tcBorders>
-              <w:bottom w:val="single" w:sz="6" w:space="0" w:color="666666"/>
-              <w:top w:val="single" w:sz="6" w:space="0" w:color="666666"/>
-              <w:left w:val="none" w:sz="0" w:space="0" w:color="000000"/>
-              <w:right w:val="none" w:sz="0" w:space="0" w:color="000000"/>
-            </w:tcBorders>
-            <w:shd w:val="clear" w:color="auto" w:fill="FFFFFF"/>
-            <w:tcMar>
-              <w:top w:w="0" w:type="dxa"/>
-              <w:bottom w:w="0" w:type="dxa"/>
-              <w:left w:w="0" w:type="dxa"/>
-              <w:right w:w="0" w:type="dxa"/>
-            </w:tcMar>
-            <w:vAlign w:val="center"/>
-          </w:tcPr>
-          <w:p>
-            <w:pPr>
-              <w:pStyle w:val="Normal"/>
-              <w:jc w:val="left"/>
-              <w:pBdr>
-                <w:bottom w:val="none" w:sz="0" w:space="0" w:color="000000"/>
-                <w:top w:val="none" w:sz="0" w:space="0" w:color="000000"/>
-                <w:left w:val="none" w:sz="0" w:space="0" w:color="000000"/>
-                <w:right w:val="none" w:sz="0" w:space="0" w:color="000000"/>
-              </w:pBdr>
-              <w:spacing w:after="100" w:before="100" w:line="240"/>
-              <w:ind w:left="100" w:right="100" w:firstLine="0" w:firstLineChars="0"/>
-              <w:rPr>
-                <w:rFonts w:ascii="Arial" w:hAnsi="Arial" w:eastAsia="Arial" w:cs="Arial"/>
-                <w:i w:val="false"/>
-                <w:b w:val="false"/>
-                <w:u w:val="none"/>
-                <w:sz w:val="18"/>
-                <w:szCs w:val="18"/>
-                <w:color w:val="000000"/>
-              </w:rPr>
-            </w:pPr>
-            <w:r>
-              <w:rPr>
-                <w:rFonts w:ascii="Arial" w:hAnsi="Arial" w:eastAsia="Arial" w:cs="Arial"/>
-                <w:i w:val="false"/>
-                <w:b w:val="false"/>
-                <w:u w:val="none"/>
-                <w:sz w:val="18"/>
-                <w:szCs w:val="18"/>
-                <w:color w:val="000000"/>
-              </w:rPr>
-              <w:t xml:space="preserve">28 (45.9)</w:t>
+              <w:t xml:space="preserve">135 (47.7)</w:t>
+            </w:r>
+          </w:p>
+        </w:tc>
+        <w:tc>
+          <w:tcPr>
+            <w:tcBorders>
+              <w:bottom w:val="single" w:sz="6" w:space="0" w:color="666666"/>
+              <w:top w:val="single" w:sz="6" w:space="0" w:color="666666"/>
+              <w:left w:val="none" w:sz="0" w:space="0" w:color="000000"/>
+              <w:right w:val="none" w:sz="0" w:space="0" w:color="000000"/>
+            </w:tcBorders>
+            <w:shd w:val="clear" w:color="auto" w:fill="FFFFFF"/>
+            <w:tcMar>
+              <w:top w:w="0" w:type="dxa"/>
+              <w:bottom w:w="0" w:type="dxa"/>
+              <w:left w:w="0" w:type="dxa"/>
+              <w:right w:w="0" w:type="dxa"/>
+            </w:tcMar>
+            <w:vAlign w:val="center"/>
+          </w:tcPr>
+          <w:p>
+            <w:pPr>
+              <w:pStyle w:val="Normal"/>
+              <w:jc w:val="left"/>
+              <w:pBdr>
+                <w:bottom w:val="none" w:sz="0" w:space="0" w:color="000000"/>
+                <w:top w:val="none" w:sz="0" w:space="0" w:color="000000"/>
+                <w:left w:val="none" w:sz="0" w:space="0" w:color="000000"/>
+                <w:right w:val="none" w:sz="0" w:space="0" w:color="000000"/>
+              </w:pBdr>
+              <w:spacing w:after="100" w:before="100" w:line="240"/>
+              <w:ind w:left="100" w:right="100" w:firstLine="0" w:firstLineChars="0"/>
+              <w:rPr>
+                <w:rFonts w:ascii="Arial" w:hAnsi="Arial" w:eastAsia="Arial" w:cs="Arial"/>
+                <w:i w:val="false"/>
+                <w:b w:val="false"/>
+                <w:u w:val="none"/>
+                <w:sz w:val="18"/>
+                <w:szCs w:val="18"/>
+                <w:color w:val="000000"/>
+              </w:rPr>
+            </w:pPr>
+            <w:r>
+              <w:rPr>
+                <w:rFonts w:ascii="Arial" w:hAnsi="Arial" w:eastAsia="Arial" w:cs="Arial"/>
+                <w:i w:val="false"/>
+                <w:b w:val="false"/>
+                <w:u w:val="none"/>
+                <w:sz w:val="18"/>
+                <w:szCs w:val="18"/>
+                <w:color w:val="000000"/>
+              </w:rPr>
+              <w:t xml:space="preserve">49 (38.3)</w:t>
+            </w:r>
+          </w:p>
+        </w:tc>
+        <w:tc>
+          <w:tcPr>
+            <w:tcBorders>
+              <w:bottom w:val="single" w:sz="6" w:space="0" w:color="666666"/>
+              <w:top w:val="single" w:sz="6" w:space="0" w:color="666666"/>
+              <w:left w:val="none" w:sz="0" w:space="0" w:color="000000"/>
+              <w:right w:val="none" w:sz="0" w:space="0" w:color="000000"/>
+            </w:tcBorders>
+            <w:shd w:val="clear" w:color="auto" w:fill="FFFFFF"/>
+            <w:tcMar>
+              <w:top w:w="0" w:type="dxa"/>
+              <w:bottom w:w="0" w:type="dxa"/>
+              <w:left w:w="0" w:type="dxa"/>
+              <w:right w:w="0" w:type="dxa"/>
+            </w:tcMar>
+            <w:vAlign w:val="center"/>
+          </w:tcPr>
+          <w:p>
+            <w:pPr>
+              <w:pStyle w:val="Normal"/>
+              <w:jc w:val="left"/>
+              <w:pBdr>
+                <w:bottom w:val="none" w:sz="0" w:space="0" w:color="000000"/>
+                <w:top w:val="none" w:sz="0" w:space="0" w:color="000000"/>
+                <w:left w:val="none" w:sz="0" w:space="0" w:color="000000"/>
+                <w:right w:val="none" w:sz="0" w:space="0" w:color="000000"/>
+              </w:pBdr>
+              <w:spacing w:after="100" w:before="100" w:line="240"/>
+              <w:ind w:left="100" w:right="100" w:firstLine="0" w:firstLineChars="0"/>
+              <w:rPr>
+                <w:rFonts w:ascii="Arial" w:hAnsi="Arial" w:eastAsia="Arial" w:cs="Arial"/>
+                <w:i w:val="false"/>
+                <w:b w:val="false"/>
+                <w:u w:val="none"/>
+                <w:sz w:val="18"/>
+                <w:szCs w:val="18"/>
+                <w:color w:val="000000"/>
+              </w:rPr>
+            </w:pPr>
+            <w:r>
+              <w:rPr>
+                <w:rFonts w:ascii="Arial" w:hAnsi="Arial" w:eastAsia="Arial" w:cs="Arial"/>
+                <w:i w:val="false"/>
+                <w:b w:val="false"/>
+                <w:u w:val="none"/>
+                <w:sz w:val="18"/>
+                <w:szCs w:val="18"/>
+                <w:color w:val="000000"/>
+              </w:rPr>
+              <w:t xml:space="preserve">28 (44.4)</w:t>
             </w:r>
           </w:p>
         </w:tc>
@@ -3189,60 +3189,60 @@
                 <w:szCs w:val="18"/>
                 <w:color w:val="000000"/>
               </w:rPr>
-              <w:t xml:space="preserve">8.50 [0.00, 25.75]</w:t>
-            </w:r>
-          </w:p>
-        </w:tc>
-        <w:tc>
-          <w:tcPr>
-            <w:tcBorders>
-              <w:bottom w:val="single" w:sz="6" w:space="0" w:color="666666"/>
-              <w:top w:val="single" w:sz="6" w:space="0" w:color="666666"/>
-              <w:left w:val="none" w:sz="0" w:space="0" w:color="000000"/>
-              <w:right w:val="none" w:sz="0" w:space="0" w:color="000000"/>
-            </w:tcBorders>
-            <w:shd w:val="clear" w:color="auto" w:fill="FFFFFF"/>
-            <w:tcMar>
-              <w:top w:w="0" w:type="dxa"/>
-              <w:bottom w:w="0" w:type="dxa"/>
-              <w:left w:w="0" w:type="dxa"/>
-              <w:right w:w="0" w:type="dxa"/>
-            </w:tcMar>
-            <w:vAlign w:val="center"/>
-          </w:tcPr>
-          <w:p>
-            <w:pPr>
-              <w:pStyle w:val="Normal"/>
-              <w:jc w:val="left"/>
-              <w:pBdr>
-                <w:bottom w:val="none" w:sz="0" w:space="0" w:color="000000"/>
-                <w:top w:val="none" w:sz="0" w:space="0" w:color="000000"/>
-                <w:left w:val="none" w:sz="0" w:space="0" w:color="000000"/>
-                <w:right w:val="none" w:sz="0" w:space="0" w:color="000000"/>
-              </w:pBdr>
-              <w:spacing w:after="100" w:before="100" w:line="240"/>
-              <w:ind w:left="100" w:right="100" w:firstLine="0" w:firstLineChars="0"/>
-              <w:rPr>
-                <w:rFonts w:ascii="Arial" w:hAnsi="Arial" w:eastAsia="Arial" w:cs="Arial"/>
-                <w:i w:val="false"/>
-                <w:b w:val="false"/>
-                <w:u w:val="none"/>
-                <w:sz w:val="18"/>
-                <w:szCs w:val="18"/>
-                <w:color w:val="000000"/>
-              </w:rPr>
-            </w:pPr>
-            <w:r>
-              <w:rPr>
-                <w:rFonts w:ascii="Arial" w:hAnsi="Arial" w:eastAsia="Arial" w:cs="Arial"/>
-                <w:i w:val="false"/>
-                <w:b w:val="false"/>
-                <w:u w:val="none"/>
-                <w:sz w:val="18"/>
-                <w:szCs w:val="18"/>
-                <w:color w:val="000000"/>
-              </w:rPr>
-              <w:t xml:space="preserve">10.00 [1.50, 27.00]</w:t>
+              <w:t xml:space="preserve">8.00 [0.00, 25.00]</w:t>
+            </w:r>
+          </w:p>
+        </w:tc>
+        <w:tc>
+          <w:tcPr>
+            <w:tcBorders>
+              <w:bottom w:val="single" w:sz="6" w:space="0" w:color="666666"/>
+              <w:top w:val="single" w:sz="6" w:space="0" w:color="666666"/>
+              <w:left w:val="none" w:sz="0" w:space="0" w:color="000000"/>
+              <w:right w:val="none" w:sz="0" w:space="0" w:color="000000"/>
+            </w:tcBorders>
+            <w:shd w:val="clear" w:color="auto" w:fill="FFFFFF"/>
+            <w:tcMar>
+              <w:top w:w="0" w:type="dxa"/>
+              <w:bottom w:w="0" w:type="dxa"/>
+              <w:left w:w="0" w:type="dxa"/>
+              <w:right w:w="0" w:type="dxa"/>
+            </w:tcMar>
+            <w:vAlign w:val="center"/>
+          </w:tcPr>
+          <w:p>
+            <w:pPr>
+              <w:pStyle w:val="Normal"/>
+              <w:jc w:val="left"/>
+              <w:pBdr>
+                <w:bottom w:val="none" w:sz="0" w:space="0" w:color="000000"/>
+                <w:top w:val="none" w:sz="0" w:space="0" w:color="000000"/>
+                <w:left w:val="none" w:sz="0" w:space="0" w:color="000000"/>
+                <w:right w:val="none" w:sz="0" w:space="0" w:color="000000"/>
+              </w:pBdr>
+              <w:spacing w:after="100" w:before="100" w:line="240"/>
+              <w:ind w:left="100" w:right="100" w:firstLine="0" w:firstLineChars="0"/>
+              <w:rPr>
+                <w:rFonts w:ascii="Arial" w:hAnsi="Arial" w:eastAsia="Arial" w:cs="Arial"/>
+                <w:i w:val="false"/>
+                <w:b w:val="false"/>
+                <w:u w:val="none"/>
+                <w:sz w:val="18"/>
+                <w:szCs w:val="18"/>
+                <w:color w:val="000000"/>
+              </w:rPr>
+            </w:pPr>
+            <w:r>
+              <w:rPr>
+                <w:rFonts w:ascii="Arial" w:hAnsi="Arial" w:eastAsia="Arial" w:cs="Arial"/>
+                <w:i w:val="false"/>
+                <w:b w:val="false"/>
+                <w:u w:val="none"/>
+                <w:sz w:val="18"/>
+                <w:szCs w:val="18"/>
+                <w:color w:val="000000"/>
+              </w:rPr>
+              <w:t xml:space="preserve">14.00 [1.50, 27.50]</w:t>
             </w:r>
           </w:p>
         </w:tc>
@@ -3454,7 +3454,7 @@
                 <w:szCs w:val="18"/>
                 <w:color w:val="000000"/>
               </w:rPr>
-              <w:t xml:space="preserve">0.333</w:t>
+              <w:t xml:space="preserve">0.209</w:t>
             </w:r>
           </w:p>
         </w:tc>
@@ -3619,166 +3619,166 @@
                 <w:szCs w:val="18"/>
                 <w:color w:val="000000"/>
               </w:rPr>
-              <w:t xml:space="preserve">179 (66.5)</w:t>
-            </w:r>
-          </w:p>
-        </w:tc>
-        <w:tc>
-          <w:tcPr>
-            <w:tcBorders>
-              <w:bottom w:val="single" w:sz="6" w:space="0" w:color="666666"/>
-              <w:top w:val="single" w:sz="6" w:space="0" w:color="666666"/>
-              <w:left w:val="none" w:sz="0" w:space="0" w:color="000000"/>
-              <w:right w:val="none" w:sz="0" w:space="0" w:color="000000"/>
-            </w:tcBorders>
-            <w:shd w:val="clear" w:color="auto" w:fill="FFFFFF"/>
-            <w:tcMar>
-              <w:top w:w="0" w:type="dxa"/>
-              <w:bottom w:w="0" w:type="dxa"/>
-              <w:left w:w="0" w:type="dxa"/>
-              <w:right w:w="0" w:type="dxa"/>
-            </w:tcMar>
-            <w:vAlign w:val="center"/>
-          </w:tcPr>
-          <w:p>
-            <w:pPr>
-              <w:pStyle w:val="Normal"/>
-              <w:jc w:val="left"/>
-              <w:pBdr>
-                <w:bottom w:val="none" w:sz="0" w:space="0" w:color="000000"/>
-                <w:top w:val="none" w:sz="0" w:space="0" w:color="000000"/>
-                <w:left w:val="none" w:sz="0" w:space="0" w:color="000000"/>
-                <w:right w:val="none" w:sz="0" w:space="0" w:color="000000"/>
-              </w:pBdr>
-              <w:spacing w:after="100" w:before="100" w:line="240"/>
-              <w:ind w:left="100" w:right="100" w:firstLine="0" w:firstLineChars="0"/>
-              <w:rPr>
-                <w:rFonts w:ascii="Arial" w:hAnsi="Arial" w:eastAsia="Arial" w:cs="Arial"/>
-                <w:i w:val="false"/>
-                <w:b w:val="false"/>
-                <w:u w:val="none"/>
-                <w:sz w:val="18"/>
-                <w:szCs w:val="18"/>
-                <w:color w:val="000000"/>
-              </w:rPr>
-            </w:pPr>
-            <w:r>
-              <w:rPr>
-                <w:rFonts w:ascii="Arial" w:hAnsi="Arial" w:eastAsia="Arial" w:cs="Arial"/>
-                <w:i w:val="false"/>
-                <w:b w:val="false"/>
-                <w:u w:val="none"/>
-                <w:sz w:val="18"/>
-                <w:szCs w:val="18"/>
-                <w:color w:val="000000"/>
-              </w:rPr>
-              <w:t xml:space="preserve">74 (56.9)</w:t>
-            </w:r>
-          </w:p>
-        </w:tc>
-        <w:tc>
-          <w:tcPr>
-            <w:tcBorders>
-              <w:bottom w:val="single" w:sz="6" w:space="0" w:color="666666"/>
-              <w:top w:val="single" w:sz="6" w:space="0" w:color="666666"/>
-              <w:left w:val="none" w:sz="0" w:space="0" w:color="000000"/>
-              <w:right w:val="none" w:sz="0" w:space="0" w:color="000000"/>
-            </w:tcBorders>
-            <w:shd w:val="clear" w:color="auto" w:fill="FFFFFF"/>
-            <w:tcMar>
-              <w:top w:w="0" w:type="dxa"/>
-              <w:bottom w:w="0" w:type="dxa"/>
-              <w:left w:w="0" w:type="dxa"/>
-              <w:right w:w="0" w:type="dxa"/>
-            </w:tcMar>
-            <w:vAlign w:val="center"/>
-          </w:tcPr>
-          <w:p>
-            <w:pPr>
-              <w:pStyle w:val="Normal"/>
-              <w:jc w:val="left"/>
-              <w:pBdr>
-                <w:bottom w:val="none" w:sz="0" w:space="0" w:color="000000"/>
-                <w:top w:val="none" w:sz="0" w:space="0" w:color="000000"/>
-                <w:left w:val="none" w:sz="0" w:space="0" w:color="000000"/>
-                <w:right w:val="none" w:sz="0" w:space="0" w:color="000000"/>
-              </w:pBdr>
-              <w:spacing w:after="100" w:before="100" w:line="240"/>
-              <w:ind w:left="100" w:right="100" w:firstLine="0" w:firstLineChars="0"/>
-              <w:rPr>
-                <w:rFonts w:ascii="Arial" w:hAnsi="Arial" w:eastAsia="Arial" w:cs="Arial"/>
-                <w:i w:val="false"/>
-                <w:b w:val="false"/>
-                <w:u w:val="none"/>
-                <w:sz w:val="18"/>
-                <w:szCs w:val="18"/>
-                <w:color w:val="000000"/>
-              </w:rPr>
-            </w:pPr>
-            <w:r>
-              <w:rPr>
-                <w:rFonts w:ascii="Arial" w:hAnsi="Arial" w:eastAsia="Arial" w:cs="Arial"/>
-                <w:i w:val="false"/>
-                <w:b w:val="false"/>
-                <w:u w:val="none"/>
-                <w:sz w:val="18"/>
-                <w:szCs w:val="18"/>
-                <w:color w:val="000000"/>
-              </w:rPr>
-              <w:t xml:space="preserve">50 (82.0)</w:t>
-            </w:r>
-          </w:p>
-        </w:tc>
-        <w:tc>
-          <w:tcPr>
-            <w:tcBorders>
-              <w:bottom w:val="single" w:sz="6" w:space="0" w:color="666666"/>
-              <w:top w:val="single" w:sz="6" w:space="0" w:color="666666"/>
-              <w:left w:val="none" w:sz="0" w:space="0" w:color="000000"/>
-              <w:right w:val="none" w:sz="0" w:space="0" w:color="000000"/>
-            </w:tcBorders>
-            <w:shd w:val="clear" w:color="auto" w:fill="FFFFFF"/>
-            <w:tcMar>
-              <w:top w:w="0" w:type="dxa"/>
-              <w:bottom w:w="0" w:type="dxa"/>
-              <w:left w:w="0" w:type="dxa"/>
-              <w:right w:w="0" w:type="dxa"/>
-            </w:tcMar>
-            <w:vAlign w:val="center"/>
-          </w:tcPr>
-          <w:p>
-            <w:pPr>
-              <w:pStyle w:val="Normal"/>
-              <w:jc w:val="left"/>
-              <w:pBdr>
-                <w:bottom w:val="none" w:sz="0" w:space="0" w:color="000000"/>
-                <w:top w:val="none" w:sz="0" w:space="0" w:color="000000"/>
-                <w:left w:val="none" w:sz="0" w:space="0" w:color="000000"/>
-                <w:right w:val="none" w:sz="0" w:space="0" w:color="000000"/>
-              </w:pBdr>
-              <w:spacing w:after="100" w:before="100" w:line="240"/>
-              <w:ind w:left="100" w:right="100" w:firstLine="0" w:firstLineChars="0"/>
-              <w:rPr>
-                <w:rFonts w:ascii="Arial" w:hAnsi="Arial" w:eastAsia="Arial" w:cs="Arial"/>
-                <w:i w:val="false"/>
-                <w:b w:val="false"/>
-                <w:u w:val="none"/>
-                <w:sz w:val="18"/>
-                <w:szCs w:val="18"/>
-                <w:color w:val="000000"/>
-              </w:rPr>
-            </w:pPr>
-            <w:r>
-              <w:rPr>
-                <w:rFonts w:ascii="Arial" w:hAnsi="Arial" w:eastAsia="Arial" w:cs="Arial"/>
-                <w:i w:val="false"/>
-                <w:b w:val="false"/>
-                <w:u w:val="none"/>
-                <w:sz w:val="18"/>
-                <w:szCs w:val="18"/>
-                <w:color w:val="000000"/>
-              </w:rPr>
-              <w:t xml:space="preserve">0.003</w:t>
+              <w:t xml:space="preserve">189 (66.8)</w:t>
+            </w:r>
+          </w:p>
+        </w:tc>
+        <w:tc>
+          <w:tcPr>
+            <w:tcBorders>
+              <w:bottom w:val="single" w:sz="6" w:space="0" w:color="666666"/>
+              <w:top w:val="single" w:sz="6" w:space="0" w:color="666666"/>
+              <w:left w:val="none" w:sz="0" w:space="0" w:color="000000"/>
+              <w:right w:val="none" w:sz="0" w:space="0" w:color="000000"/>
+            </w:tcBorders>
+            <w:shd w:val="clear" w:color="auto" w:fill="FFFFFF"/>
+            <w:tcMar>
+              <w:top w:w="0" w:type="dxa"/>
+              <w:bottom w:w="0" w:type="dxa"/>
+              <w:left w:w="0" w:type="dxa"/>
+              <w:right w:w="0" w:type="dxa"/>
+            </w:tcMar>
+            <w:vAlign w:val="center"/>
+          </w:tcPr>
+          <w:p>
+            <w:pPr>
+              <w:pStyle w:val="Normal"/>
+              <w:jc w:val="left"/>
+              <w:pBdr>
+                <w:bottom w:val="none" w:sz="0" w:space="0" w:color="000000"/>
+                <w:top w:val="none" w:sz="0" w:space="0" w:color="000000"/>
+                <w:left w:val="none" w:sz="0" w:space="0" w:color="000000"/>
+                <w:right w:val="none" w:sz="0" w:space="0" w:color="000000"/>
+              </w:pBdr>
+              <w:spacing w:after="100" w:before="100" w:line="240"/>
+              <w:ind w:left="100" w:right="100" w:firstLine="0" w:firstLineChars="0"/>
+              <w:rPr>
+                <w:rFonts w:ascii="Arial" w:hAnsi="Arial" w:eastAsia="Arial" w:cs="Arial"/>
+                <w:i w:val="false"/>
+                <w:b w:val="false"/>
+                <w:u w:val="none"/>
+                <w:sz w:val="18"/>
+                <w:szCs w:val="18"/>
+                <w:color w:val="000000"/>
+              </w:rPr>
+            </w:pPr>
+            <w:r>
+              <w:rPr>
+                <w:rFonts w:ascii="Arial" w:hAnsi="Arial" w:eastAsia="Arial" w:cs="Arial"/>
+                <w:i w:val="false"/>
+                <w:b w:val="false"/>
+                <w:u w:val="none"/>
+                <w:sz w:val="18"/>
+                <w:szCs w:val="18"/>
+                <w:color w:val="000000"/>
+              </w:rPr>
+              <w:t xml:space="preserve">73 (57.0)</w:t>
+            </w:r>
+          </w:p>
+        </w:tc>
+        <w:tc>
+          <w:tcPr>
+            <w:tcBorders>
+              <w:bottom w:val="single" w:sz="6" w:space="0" w:color="666666"/>
+              <w:top w:val="single" w:sz="6" w:space="0" w:color="666666"/>
+              <w:left w:val="none" w:sz="0" w:space="0" w:color="000000"/>
+              <w:right w:val="none" w:sz="0" w:space="0" w:color="000000"/>
+            </w:tcBorders>
+            <w:shd w:val="clear" w:color="auto" w:fill="FFFFFF"/>
+            <w:tcMar>
+              <w:top w:w="0" w:type="dxa"/>
+              <w:bottom w:w="0" w:type="dxa"/>
+              <w:left w:w="0" w:type="dxa"/>
+              <w:right w:w="0" w:type="dxa"/>
+            </w:tcMar>
+            <w:vAlign w:val="center"/>
+          </w:tcPr>
+          <w:p>
+            <w:pPr>
+              <w:pStyle w:val="Normal"/>
+              <w:jc w:val="left"/>
+              <w:pBdr>
+                <w:bottom w:val="none" w:sz="0" w:space="0" w:color="000000"/>
+                <w:top w:val="none" w:sz="0" w:space="0" w:color="000000"/>
+                <w:left w:val="none" w:sz="0" w:space="0" w:color="000000"/>
+                <w:right w:val="none" w:sz="0" w:space="0" w:color="000000"/>
+              </w:pBdr>
+              <w:spacing w:after="100" w:before="100" w:line="240"/>
+              <w:ind w:left="100" w:right="100" w:firstLine="0" w:firstLineChars="0"/>
+              <w:rPr>
+                <w:rFonts w:ascii="Arial" w:hAnsi="Arial" w:eastAsia="Arial" w:cs="Arial"/>
+                <w:i w:val="false"/>
+                <w:b w:val="false"/>
+                <w:u w:val="none"/>
+                <w:sz w:val="18"/>
+                <w:szCs w:val="18"/>
+                <w:color w:val="000000"/>
+              </w:rPr>
+            </w:pPr>
+            <w:r>
+              <w:rPr>
+                <w:rFonts w:ascii="Arial" w:hAnsi="Arial" w:eastAsia="Arial" w:cs="Arial"/>
+                <w:i w:val="false"/>
+                <w:b w:val="false"/>
+                <w:u w:val="none"/>
+                <w:sz w:val="18"/>
+                <w:szCs w:val="18"/>
+                <w:color w:val="000000"/>
+              </w:rPr>
+              <w:t xml:space="preserve">52 (82.5)</w:t>
+            </w:r>
+          </w:p>
+        </w:tc>
+        <w:tc>
+          <w:tcPr>
+            <w:tcBorders>
+              <w:bottom w:val="single" w:sz="6" w:space="0" w:color="666666"/>
+              <w:top w:val="single" w:sz="6" w:space="0" w:color="666666"/>
+              <w:left w:val="none" w:sz="0" w:space="0" w:color="000000"/>
+              <w:right w:val="none" w:sz="0" w:space="0" w:color="000000"/>
+            </w:tcBorders>
+            <w:shd w:val="clear" w:color="auto" w:fill="FFFFFF"/>
+            <w:tcMar>
+              <w:top w:w="0" w:type="dxa"/>
+              <w:bottom w:w="0" w:type="dxa"/>
+              <w:left w:w="0" w:type="dxa"/>
+              <w:right w:w="0" w:type="dxa"/>
+            </w:tcMar>
+            <w:vAlign w:val="center"/>
+          </w:tcPr>
+          <w:p>
+            <w:pPr>
+              <w:pStyle w:val="Normal"/>
+              <w:jc w:val="left"/>
+              <w:pBdr>
+                <w:bottom w:val="none" w:sz="0" w:space="0" w:color="000000"/>
+                <w:top w:val="none" w:sz="0" w:space="0" w:color="000000"/>
+                <w:left w:val="none" w:sz="0" w:space="0" w:color="000000"/>
+                <w:right w:val="none" w:sz="0" w:space="0" w:color="000000"/>
+              </w:pBdr>
+              <w:spacing w:after="100" w:before="100" w:line="240"/>
+              <w:ind w:left="100" w:right="100" w:firstLine="0" w:firstLineChars="0"/>
+              <w:rPr>
+                <w:rFonts w:ascii="Arial" w:hAnsi="Arial" w:eastAsia="Arial" w:cs="Arial"/>
+                <w:i w:val="false"/>
+                <w:b w:val="false"/>
+                <w:u w:val="none"/>
+                <w:sz w:val="18"/>
+                <w:szCs w:val="18"/>
+                <w:color w:val="000000"/>
+              </w:rPr>
+            </w:pPr>
+            <w:r>
+              <w:rPr>
+                <w:rFonts w:ascii="Arial" w:hAnsi="Arial" w:eastAsia="Arial" w:cs="Arial"/>
+                <w:i w:val="false"/>
+                <w:b w:val="false"/>
+                <w:u w:val="none"/>
+                <w:sz w:val="18"/>
+                <w:szCs w:val="18"/>
+                <w:color w:val="000000"/>
+              </w:rPr>
+              <w:t xml:space="preserve">0.002</w:t>
             </w:r>
           </w:p>
         </w:tc>
@@ -3884,7 +3884,7 @@
                 <w:szCs w:val="18"/>
                 <w:color w:val="000000"/>
               </w:rPr>
-              <w:t xml:space="preserve">0.079</w:t>
+              <w:t xml:space="preserve">0.073</w:t>
             </w:r>
           </w:p>
         </w:tc>
@@ -4049,113 +4049,113 @@
                 <w:szCs w:val="18"/>
                 <w:color w:val="000000"/>
               </w:rPr>
-              <w:t xml:space="preserve">90 (33.5)</w:t>
-            </w:r>
-          </w:p>
-        </w:tc>
-        <w:tc>
-          <w:tcPr>
-            <w:tcBorders>
-              <w:bottom w:val="single" w:sz="6" w:space="0" w:color="666666"/>
-              <w:top w:val="single" w:sz="6" w:space="0" w:color="666666"/>
-              <w:left w:val="none" w:sz="0" w:space="0" w:color="000000"/>
-              <w:right w:val="none" w:sz="0" w:space="0" w:color="000000"/>
-            </w:tcBorders>
-            <w:shd w:val="clear" w:color="auto" w:fill="FFFFFF"/>
-            <w:tcMar>
-              <w:top w:w="0" w:type="dxa"/>
-              <w:bottom w:w="0" w:type="dxa"/>
-              <w:left w:w="0" w:type="dxa"/>
-              <w:right w:w="0" w:type="dxa"/>
-            </w:tcMar>
-            <w:vAlign w:val="center"/>
-          </w:tcPr>
-          <w:p>
-            <w:pPr>
-              <w:pStyle w:val="Normal"/>
-              <w:jc w:val="left"/>
-              <w:pBdr>
-                <w:bottom w:val="none" w:sz="0" w:space="0" w:color="000000"/>
-                <w:top w:val="none" w:sz="0" w:space="0" w:color="000000"/>
-                <w:left w:val="none" w:sz="0" w:space="0" w:color="000000"/>
-                <w:right w:val="none" w:sz="0" w:space="0" w:color="000000"/>
-              </w:pBdr>
-              <w:spacing w:after="100" w:before="100" w:line="240"/>
-              <w:ind w:left="100" w:right="100" w:firstLine="0" w:firstLineChars="0"/>
-              <w:rPr>
-                <w:rFonts w:ascii="Arial" w:hAnsi="Arial" w:eastAsia="Arial" w:cs="Arial"/>
-                <w:i w:val="false"/>
-                <w:b w:val="false"/>
-                <w:u w:val="none"/>
-                <w:sz w:val="18"/>
-                <w:szCs w:val="18"/>
-                <w:color w:val="000000"/>
-              </w:rPr>
-            </w:pPr>
-            <w:r>
-              <w:rPr>
-                <w:rFonts w:ascii="Arial" w:hAnsi="Arial" w:eastAsia="Arial" w:cs="Arial"/>
-                <w:i w:val="false"/>
-                <w:b w:val="false"/>
-                <w:u w:val="none"/>
-                <w:sz w:val="18"/>
-                <w:szCs w:val="18"/>
-                <w:color w:val="000000"/>
-              </w:rPr>
-              <w:t xml:space="preserve">56 (43.1)</w:t>
-            </w:r>
-          </w:p>
-        </w:tc>
-        <w:tc>
-          <w:tcPr>
-            <w:tcBorders>
-              <w:bottom w:val="single" w:sz="6" w:space="0" w:color="666666"/>
-              <w:top w:val="single" w:sz="6" w:space="0" w:color="666666"/>
-              <w:left w:val="none" w:sz="0" w:space="0" w:color="000000"/>
-              <w:right w:val="none" w:sz="0" w:space="0" w:color="000000"/>
-            </w:tcBorders>
-            <w:shd w:val="clear" w:color="auto" w:fill="FFFFFF"/>
-            <w:tcMar>
-              <w:top w:w="0" w:type="dxa"/>
-              <w:bottom w:w="0" w:type="dxa"/>
-              <w:left w:w="0" w:type="dxa"/>
-              <w:right w:w="0" w:type="dxa"/>
-            </w:tcMar>
-            <w:vAlign w:val="center"/>
-          </w:tcPr>
-          <w:p>
-            <w:pPr>
-              <w:pStyle w:val="Normal"/>
-              <w:jc w:val="left"/>
-              <w:pBdr>
-                <w:bottom w:val="none" w:sz="0" w:space="0" w:color="000000"/>
-                <w:top w:val="none" w:sz="0" w:space="0" w:color="000000"/>
-                <w:left w:val="none" w:sz="0" w:space="0" w:color="000000"/>
-                <w:right w:val="none" w:sz="0" w:space="0" w:color="000000"/>
-              </w:pBdr>
-              <w:spacing w:after="100" w:before="100" w:line="240"/>
-              <w:ind w:left="100" w:right="100" w:firstLine="0" w:firstLineChars="0"/>
-              <w:rPr>
-                <w:rFonts w:ascii="Arial" w:hAnsi="Arial" w:eastAsia="Arial" w:cs="Arial"/>
-                <w:i w:val="false"/>
-                <w:b w:val="false"/>
-                <w:u w:val="none"/>
-                <w:sz w:val="18"/>
-                <w:szCs w:val="18"/>
-                <w:color w:val="000000"/>
-              </w:rPr>
-            </w:pPr>
-            <w:r>
-              <w:rPr>
-                <w:rFonts w:ascii="Arial" w:hAnsi="Arial" w:eastAsia="Arial" w:cs="Arial"/>
-                <w:i w:val="false"/>
-                <w:b w:val="false"/>
-                <w:u w:val="none"/>
-                <w:sz w:val="18"/>
-                <w:szCs w:val="18"/>
-                <w:color w:val="000000"/>
-              </w:rPr>
-              <w:t xml:space="preserve">11 (18.0)</w:t>
+              <w:t xml:space="preserve">94 (33.2)</w:t>
+            </w:r>
+          </w:p>
+        </w:tc>
+        <w:tc>
+          <w:tcPr>
+            <w:tcBorders>
+              <w:bottom w:val="single" w:sz="6" w:space="0" w:color="666666"/>
+              <w:top w:val="single" w:sz="6" w:space="0" w:color="666666"/>
+              <w:left w:val="none" w:sz="0" w:space="0" w:color="000000"/>
+              <w:right w:val="none" w:sz="0" w:space="0" w:color="000000"/>
+            </w:tcBorders>
+            <w:shd w:val="clear" w:color="auto" w:fill="FFFFFF"/>
+            <w:tcMar>
+              <w:top w:w="0" w:type="dxa"/>
+              <w:bottom w:w="0" w:type="dxa"/>
+              <w:left w:w="0" w:type="dxa"/>
+              <w:right w:w="0" w:type="dxa"/>
+            </w:tcMar>
+            <w:vAlign w:val="center"/>
+          </w:tcPr>
+          <w:p>
+            <w:pPr>
+              <w:pStyle w:val="Normal"/>
+              <w:jc w:val="left"/>
+              <w:pBdr>
+                <w:bottom w:val="none" w:sz="0" w:space="0" w:color="000000"/>
+                <w:top w:val="none" w:sz="0" w:space="0" w:color="000000"/>
+                <w:left w:val="none" w:sz="0" w:space="0" w:color="000000"/>
+                <w:right w:val="none" w:sz="0" w:space="0" w:color="000000"/>
+              </w:pBdr>
+              <w:spacing w:after="100" w:before="100" w:line="240"/>
+              <w:ind w:left="100" w:right="100" w:firstLine="0" w:firstLineChars="0"/>
+              <w:rPr>
+                <w:rFonts w:ascii="Arial" w:hAnsi="Arial" w:eastAsia="Arial" w:cs="Arial"/>
+                <w:i w:val="false"/>
+                <w:b w:val="false"/>
+                <w:u w:val="none"/>
+                <w:sz w:val="18"/>
+                <w:szCs w:val="18"/>
+                <w:color w:val="000000"/>
+              </w:rPr>
+            </w:pPr>
+            <w:r>
+              <w:rPr>
+                <w:rFonts w:ascii="Arial" w:hAnsi="Arial" w:eastAsia="Arial" w:cs="Arial"/>
+                <w:i w:val="false"/>
+                <w:b w:val="false"/>
+                <w:u w:val="none"/>
+                <w:sz w:val="18"/>
+                <w:szCs w:val="18"/>
+                <w:color w:val="000000"/>
+              </w:rPr>
+              <w:t xml:space="preserve">55 (43.0)</w:t>
+            </w:r>
+          </w:p>
+        </w:tc>
+        <w:tc>
+          <w:tcPr>
+            <w:tcBorders>
+              <w:bottom w:val="single" w:sz="6" w:space="0" w:color="666666"/>
+              <w:top w:val="single" w:sz="6" w:space="0" w:color="666666"/>
+              <w:left w:val="none" w:sz="0" w:space="0" w:color="000000"/>
+              <w:right w:val="none" w:sz="0" w:space="0" w:color="000000"/>
+            </w:tcBorders>
+            <w:shd w:val="clear" w:color="auto" w:fill="FFFFFF"/>
+            <w:tcMar>
+              <w:top w:w="0" w:type="dxa"/>
+              <w:bottom w:w="0" w:type="dxa"/>
+              <w:left w:w="0" w:type="dxa"/>
+              <w:right w:w="0" w:type="dxa"/>
+            </w:tcMar>
+            <w:vAlign w:val="center"/>
+          </w:tcPr>
+          <w:p>
+            <w:pPr>
+              <w:pStyle w:val="Normal"/>
+              <w:jc w:val="left"/>
+              <w:pBdr>
+                <w:bottom w:val="none" w:sz="0" w:space="0" w:color="000000"/>
+                <w:top w:val="none" w:sz="0" w:space="0" w:color="000000"/>
+                <w:left w:val="none" w:sz="0" w:space="0" w:color="000000"/>
+                <w:right w:val="none" w:sz="0" w:space="0" w:color="000000"/>
+              </w:pBdr>
+              <w:spacing w:after="100" w:before="100" w:line="240"/>
+              <w:ind w:left="100" w:right="100" w:firstLine="0" w:firstLineChars="0"/>
+              <w:rPr>
+                <w:rFonts w:ascii="Arial" w:hAnsi="Arial" w:eastAsia="Arial" w:cs="Arial"/>
+                <w:i w:val="false"/>
+                <w:b w:val="false"/>
+                <w:u w:val="none"/>
+                <w:sz w:val="18"/>
+                <w:szCs w:val="18"/>
+                <w:color w:val="000000"/>
+              </w:rPr>
+            </w:pPr>
+            <w:r>
+              <w:rPr>
+                <w:rFonts w:ascii="Arial" w:hAnsi="Arial" w:eastAsia="Arial" w:cs="Arial"/>
+                <w:i w:val="false"/>
+                <w:b w:val="false"/>
+                <w:u w:val="none"/>
+                <w:sz w:val="18"/>
+                <w:szCs w:val="18"/>
+                <w:color w:val="000000"/>
+              </w:rPr>
+              <w:t xml:space="preserve">11 (17.5)</w:t>
             </w:r>
           </w:p>
         </w:tc>
@@ -4479,113 +4479,113 @@
                 <w:szCs w:val="18"/>
                 <w:color w:val="000000"/>
               </w:rPr>
-              <w:t xml:space="preserve">150 (55.8)</w:t>
-            </w:r>
-          </w:p>
-        </w:tc>
-        <w:tc>
-          <w:tcPr>
-            <w:tcBorders>
-              <w:bottom w:val="single" w:sz="6" w:space="0" w:color="666666"/>
-              <w:top w:val="single" w:sz="6" w:space="0" w:color="666666"/>
-              <w:left w:val="none" w:sz="0" w:space="0" w:color="000000"/>
-              <w:right w:val="none" w:sz="0" w:space="0" w:color="000000"/>
-            </w:tcBorders>
-            <w:shd w:val="clear" w:color="auto" w:fill="FFFFFF"/>
-            <w:tcMar>
-              <w:top w:w="0" w:type="dxa"/>
-              <w:bottom w:w="0" w:type="dxa"/>
-              <w:left w:w="0" w:type="dxa"/>
-              <w:right w:w="0" w:type="dxa"/>
-            </w:tcMar>
-            <w:vAlign w:val="center"/>
-          </w:tcPr>
-          <w:p>
-            <w:pPr>
-              <w:pStyle w:val="Normal"/>
-              <w:jc w:val="left"/>
-              <w:pBdr>
-                <w:bottom w:val="none" w:sz="0" w:space="0" w:color="000000"/>
-                <w:top w:val="none" w:sz="0" w:space="0" w:color="000000"/>
-                <w:left w:val="none" w:sz="0" w:space="0" w:color="000000"/>
-                <w:right w:val="none" w:sz="0" w:space="0" w:color="000000"/>
-              </w:pBdr>
-              <w:spacing w:after="100" w:before="100" w:line="240"/>
-              <w:ind w:left="100" w:right="100" w:firstLine="0" w:firstLineChars="0"/>
-              <w:rPr>
-                <w:rFonts w:ascii="Arial" w:hAnsi="Arial" w:eastAsia="Arial" w:cs="Arial"/>
-                <w:i w:val="false"/>
-                <w:b w:val="false"/>
-                <w:u w:val="none"/>
-                <w:sz w:val="18"/>
-                <w:szCs w:val="18"/>
-                <w:color w:val="000000"/>
-              </w:rPr>
-            </w:pPr>
-            <w:r>
-              <w:rPr>
-                <w:rFonts w:ascii="Arial" w:hAnsi="Arial" w:eastAsia="Arial" w:cs="Arial"/>
-                <w:i w:val="false"/>
-                <w:b w:val="false"/>
-                <w:u w:val="none"/>
-                <w:sz w:val="18"/>
-                <w:szCs w:val="18"/>
-                <w:color w:val="000000"/>
-              </w:rPr>
-              <w:t xml:space="preserve">43 (33.1)</w:t>
-            </w:r>
-          </w:p>
-        </w:tc>
-        <w:tc>
-          <w:tcPr>
-            <w:tcBorders>
-              <w:bottom w:val="single" w:sz="6" w:space="0" w:color="666666"/>
-              <w:top w:val="single" w:sz="6" w:space="0" w:color="666666"/>
-              <w:left w:val="none" w:sz="0" w:space="0" w:color="000000"/>
-              <w:right w:val="none" w:sz="0" w:space="0" w:color="000000"/>
-            </w:tcBorders>
-            <w:shd w:val="clear" w:color="auto" w:fill="FFFFFF"/>
-            <w:tcMar>
-              <w:top w:w="0" w:type="dxa"/>
-              <w:bottom w:w="0" w:type="dxa"/>
-              <w:left w:w="0" w:type="dxa"/>
-              <w:right w:w="0" w:type="dxa"/>
-            </w:tcMar>
-            <w:vAlign w:val="center"/>
-          </w:tcPr>
-          <w:p>
-            <w:pPr>
-              <w:pStyle w:val="Normal"/>
-              <w:jc w:val="left"/>
-              <w:pBdr>
-                <w:bottom w:val="none" w:sz="0" w:space="0" w:color="000000"/>
-                <w:top w:val="none" w:sz="0" w:space="0" w:color="000000"/>
-                <w:left w:val="none" w:sz="0" w:space="0" w:color="000000"/>
-                <w:right w:val="none" w:sz="0" w:space="0" w:color="000000"/>
-              </w:pBdr>
-              <w:spacing w:after="100" w:before="100" w:line="240"/>
-              <w:ind w:left="100" w:right="100" w:firstLine="0" w:firstLineChars="0"/>
-              <w:rPr>
-                <w:rFonts w:ascii="Arial" w:hAnsi="Arial" w:eastAsia="Arial" w:cs="Arial"/>
-                <w:i w:val="false"/>
-                <w:b w:val="false"/>
-                <w:u w:val="none"/>
-                <w:sz w:val="18"/>
-                <w:szCs w:val="18"/>
-                <w:color w:val="000000"/>
-              </w:rPr>
-            </w:pPr>
-            <w:r>
-              <w:rPr>
-                <w:rFonts w:ascii="Arial" w:hAnsi="Arial" w:eastAsia="Arial" w:cs="Arial"/>
-                <w:i w:val="false"/>
-                <w:b w:val="false"/>
-                <w:u w:val="none"/>
-                <w:sz w:val="18"/>
-                <w:szCs w:val="18"/>
-                <w:color w:val="000000"/>
-              </w:rPr>
-              <w:t xml:space="preserve">50 (82.0)</w:t>
+              <w:t xml:space="preserve">156 (55.1)</w:t>
+            </w:r>
+          </w:p>
+        </w:tc>
+        <w:tc>
+          <w:tcPr>
+            <w:tcBorders>
+              <w:bottom w:val="single" w:sz="6" w:space="0" w:color="666666"/>
+              <w:top w:val="single" w:sz="6" w:space="0" w:color="666666"/>
+              <w:left w:val="none" w:sz="0" w:space="0" w:color="000000"/>
+              <w:right w:val="none" w:sz="0" w:space="0" w:color="000000"/>
+            </w:tcBorders>
+            <w:shd w:val="clear" w:color="auto" w:fill="FFFFFF"/>
+            <w:tcMar>
+              <w:top w:w="0" w:type="dxa"/>
+              <w:bottom w:w="0" w:type="dxa"/>
+              <w:left w:w="0" w:type="dxa"/>
+              <w:right w:w="0" w:type="dxa"/>
+            </w:tcMar>
+            <w:vAlign w:val="center"/>
+          </w:tcPr>
+          <w:p>
+            <w:pPr>
+              <w:pStyle w:val="Normal"/>
+              <w:jc w:val="left"/>
+              <w:pBdr>
+                <w:bottom w:val="none" w:sz="0" w:space="0" w:color="000000"/>
+                <w:top w:val="none" w:sz="0" w:space="0" w:color="000000"/>
+                <w:left w:val="none" w:sz="0" w:space="0" w:color="000000"/>
+                <w:right w:val="none" w:sz="0" w:space="0" w:color="000000"/>
+              </w:pBdr>
+              <w:spacing w:after="100" w:before="100" w:line="240"/>
+              <w:ind w:left="100" w:right="100" w:firstLine="0" w:firstLineChars="0"/>
+              <w:rPr>
+                <w:rFonts w:ascii="Arial" w:hAnsi="Arial" w:eastAsia="Arial" w:cs="Arial"/>
+                <w:i w:val="false"/>
+                <w:b w:val="false"/>
+                <w:u w:val="none"/>
+                <w:sz w:val="18"/>
+                <w:szCs w:val="18"/>
+                <w:color w:val="000000"/>
+              </w:rPr>
+            </w:pPr>
+            <w:r>
+              <w:rPr>
+                <w:rFonts w:ascii="Arial" w:hAnsi="Arial" w:eastAsia="Arial" w:cs="Arial"/>
+                <w:i w:val="false"/>
+                <w:b w:val="false"/>
+                <w:u w:val="none"/>
+                <w:sz w:val="18"/>
+                <w:szCs w:val="18"/>
+                <w:color w:val="000000"/>
+              </w:rPr>
+              <w:t xml:space="preserve">42 (32.8)</w:t>
+            </w:r>
+          </w:p>
+        </w:tc>
+        <w:tc>
+          <w:tcPr>
+            <w:tcBorders>
+              <w:bottom w:val="single" w:sz="6" w:space="0" w:color="666666"/>
+              <w:top w:val="single" w:sz="6" w:space="0" w:color="666666"/>
+              <w:left w:val="none" w:sz="0" w:space="0" w:color="000000"/>
+              <w:right w:val="none" w:sz="0" w:space="0" w:color="000000"/>
+            </w:tcBorders>
+            <w:shd w:val="clear" w:color="auto" w:fill="FFFFFF"/>
+            <w:tcMar>
+              <w:top w:w="0" w:type="dxa"/>
+              <w:bottom w:w="0" w:type="dxa"/>
+              <w:left w:w="0" w:type="dxa"/>
+              <w:right w:w="0" w:type="dxa"/>
+            </w:tcMar>
+            <w:vAlign w:val="center"/>
+          </w:tcPr>
+          <w:p>
+            <w:pPr>
+              <w:pStyle w:val="Normal"/>
+              <w:jc w:val="left"/>
+              <w:pBdr>
+                <w:bottom w:val="none" w:sz="0" w:space="0" w:color="000000"/>
+                <w:top w:val="none" w:sz="0" w:space="0" w:color="000000"/>
+                <w:left w:val="none" w:sz="0" w:space="0" w:color="000000"/>
+                <w:right w:val="none" w:sz="0" w:space="0" w:color="000000"/>
+              </w:pBdr>
+              <w:spacing w:after="100" w:before="100" w:line="240"/>
+              <w:ind w:left="100" w:right="100" w:firstLine="0" w:firstLineChars="0"/>
+              <w:rPr>
+                <w:rFonts w:ascii="Arial" w:hAnsi="Arial" w:eastAsia="Arial" w:cs="Arial"/>
+                <w:i w:val="false"/>
+                <w:b w:val="false"/>
+                <w:u w:val="none"/>
+                <w:sz w:val="18"/>
+                <w:szCs w:val="18"/>
+                <w:color w:val="000000"/>
+              </w:rPr>
+            </w:pPr>
+            <w:r>
+              <w:rPr>
+                <w:rFonts w:ascii="Arial" w:hAnsi="Arial" w:eastAsia="Arial" w:cs="Arial"/>
+                <w:i w:val="false"/>
+                <w:b w:val="false"/>
+                <w:u w:val="none"/>
+                <w:sz w:val="18"/>
+                <w:szCs w:val="18"/>
+                <w:color w:val="000000"/>
+              </w:rPr>
+              <w:t xml:space="preserve">52 (82.5)</w:t>
             </w:r>
           </w:p>
         </w:tc>
@@ -4909,113 +4909,113 @@
                 <w:szCs w:val="18"/>
                 <w:color w:val="000000"/>
               </w:rPr>
-              <w:t xml:space="preserve">119 (44.2)</w:t>
-            </w:r>
-          </w:p>
-        </w:tc>
-        <w:tc>
-          <w:tcPr>
-            <w:tcBorders>
-              <w:bottom w:val="single" w:sz="6" w:space="0" w:color="666666"/>
-              <w:top w:val="single" w:sz="6" w:space="0" w:color="666666"/>
-              <w:left w:val="none" w:sz="0" w:space="0" w:color="000000"/>
-              <w:right w:val="none" w:sz="0" w:space="0" w:color="000000"/>
-            </w:tcBorders>
-            <w:shd w:val="clear" w:color="auto" w:fill="FFFFFF"/>
-            <w:tcMar>
-              <w:top w:w="0" w:type="dxa"/>
-              <w:bottom w:w="0" w:type="dxa"/>
-              <w:left w:w="0" w:type="dxa"/>
-              <w:right w:w="0" w:type="dxa"/>
-            </w:tcMar>
-            <w:vAlign w:val="center"/>
-          </w:tcPr>
-          <w:p>
-            <w:pPr>
-              <w:pStyle w:val="Normal"/>
-              <w:jc w:val="left"/>
-              <w:pBdr>
-                <w:bottom w:val="none" w:sz="0" w:space="0" w:color="000000"/>
-                <w:top w:val="none" w:sz="0" w:space="0" w:color="000000"/>
-                <w:left w:val="none" w:sz="0" w:space="0" w:color="000000"/>
-                <w:right w:val="none" w:sz="0" w:space="0" w:color="000000"/>
-              </w:pBdr>
-              <w:spacing w:after="100" w:before="100" w:line="240"/>
-              <w:ind w:left="100" w:right="100" w:firstLine="0" w:firstLineChars="0"/>
-              <w:rPr>
-                <w:rFonts w:ascii="Arial" w:hAnsi="Arial" w:eastAsia="Arial" w:cs="Arial"/>
-                <w:i w:val="false"/>
-                <w:b w:val="false"/>
-                <w:u w:val="none"/>
-                <w:sz w:val="18"/>
-                <w:szCs w:val="18"/>
-                <w:color w:val="000000"/>
-              </w:rPr>
-            </w:pPr>
-            <w:r>
-              <w:rPr>
-                <w:rFonts w:ascii="Arial" w:hAnsi="Arial" w:eastAsia="Arial" w:cs="Arial"/>
-                <w:i w:val="false"/>
-                <w:b w:val="false"/>
-                <w:u w:val="none"/>
-                <w:sz w:val="18"/>
-                <w:szCs w:val="18"/>
-                <w:color w:val="000000"/>
-              </w:rPr>
-              <w:t xml:space="preserve">87 (66.9)</w:t>
-            </w:r>
-          </w:p>
-        </w:tc>
-        <w:tc>
-          <w:tcPr>
-            <w:tcBorders>
-              <w:bottom w:val="single" w:sz="6" w:space="0" w:color="666666"/>
-              <w:top w:val="single" w:sz="6" w:space="0" w:color="666666"/>
-              <w:left w:val="none" w:sz="0" w:space="0" w:color="000000"/>
-              <w:right w:val="none" w:sz="0" w:space="0" w:color="000000"/>
-            </w:tcBorders>
-            <w:shd w:val="clear" w:color="auto" w:fill="FFFFFF"/>
-            <w:tcMar>
-              <w:top w:w="0" w:type="dxa"/>
-              <w:bottom w:w="0" w:type="dxa"/>
-              <w:left w:w="0" w:type="dxa"/>
-              <w:right w:w="0" w:type="dxa"/>
-            </w:tcMar>
-            <w:vAlign w:val="center"/>
-          </w:tcPr>
-          <w:p>
-            <w:pPr>
-              <w:pStyle w:val="Normal"/>
-              <w:jc w:val="left"/>
-              <w:pBdr>
-                <w:bottom w:val="none" w:sz="0" w:space="0" w:color="000000"/>
-                <w:top w:val="none" w:sz="0" w:space="0" w:color="000000"/>
-                <w:left w:val="none" w:sz="0" w:space="0" w:color="000000"/>
-                <w:right w:val="none" w:sz="0" w:space="0" w:color="000000"/>
-              </w:pBdr>
-              <w:spacing w:after="100" w:before="100" w:line="240"/>
-              <w:ind w:left="100" w:right="100" w:firstLine="0" w:firstLineChars="0"/>
-              <w:rPr>
-                <w:rFonts w:ascii="Arial" w:hAnsi="Arial" w:eastAsia="Arial" w:cs="Arial"/>
-                <w:i w:val="false"/>
-                <w:b w:val="false"/>
-                <w:u w:val="none"/>
-                <w:sz w:val="18"/>
-                <w:szCs w:val="18"/>
-                <w:color w:val="000000"/>
-              </w:rPr>
-            </w:pPr>
-            <w:r>
-              <w:rPr>
-                <w:rFonts w:ascii="Arial" w:hAnsi="Arial" w:eastAsia="Arial" w:cs="Arial"/>
-                <w:i w:val="false"/>
-                <w:b w:val="false"/>
-                <w:u w:val="none"/>
-                <w:sz w:val="18"/>
-                <w:szCs w:val="18"/>
-                <w:color w:val="000000"/>
-              </w:rPr>
-              <w:t xml:space="preserve">11 (18.0)</w:t>
+              <w:t xml:space="preserve">127 (44.9)</w:t>
+            </w:r>
+          </w:p>
+        </w:tc>
+        <w:tc>
+          <w:tcPr>
+            <w:tcBorders>
+              <w:bottom w:val="single" w:sz="6" w:space="0" w:color="666666"/>
+              <w:top w:val="single" w:sz="6" w:space="0" w:color="666666"/>
+              <w:left w:val="none" w:sz="0" w:space="0" w:color="000000"/>
+              <w:right w:val="none" w:sz="0" w:space="0" w:color="000000"/>
+            </w:tcBorders>
+            <w:shd w:val="clear" w:color="auto" w:fill="FFFFFF"/>
+            <w:tcMar>
+              <w:top w:w="0" w:type="dxa"/>
+              <w:bottom w:w="0" w:type="dxa"/>
+              <w:left w:w="0" w:type="dxa"/>
+              <w:right w:w="0" w:type="dxa"/>
+            </w:tcMar>
+            <w:vAlign w:val="center"/>
+          </w:tcPr>
+          <w:p>
+            <w:pPr>
+              <w:pStyle w:val="Normal"/>
+              <w:jc w:val="left"/>
+              <w:pBdr>
+                <w:bottom w:val="none" w:sz="0" w:space="0" w:color="000000"/>
+                <w:top w:val="none" w:sz="0" w:space="0" w:color="000000"/>
+                <w:left w:val="none" w:sz="0" w:space="0" w:color="000000"/>
+                <w:right w:val="none" w:sz="0" w:space="0" w:color="000000"/>
+              </w:pBdr>
+              <w:spacing w:after="100" w:before="100" w:line="240"/>
+              <w:ind w:left="100" w:right="100" w:firstLine="0" w:firstLineChars="0"/>
+              <w:rPr>
+                <w:rFonts w:ascii="Arial" w:hAnsi="Arial" w:eastAsia="Arial" w:cs="Arial"/>
+                <w:i w:val="false"/>
+                <w:b w:val="false"/>
+                <w:u w:val="none"/>
+                <w:sz w:val="18"/>
+                <w:szCs w:val="18"/>
+                <w:color w:val="000000"/>
+              </w:rPr>
+            </w:pPr>
+            <w:r>
+              <w:rPr>
+                <w:rFonts w:ascii="Arial" w:hAnsi="Arial" w:eastAsia="Arial" w:cs="Arial"/>
+                <w:i w:val="false"/>
+                <w:b w:val="false"/>
+                <w:u w:val="none"/>
+                <w:sz w:val="18"/>
+                <w:szCs w:val="18"/>
+                <w:color w:val="000000"/>
+              </w:rPr>
+              <w:t xml:space="preserve">86 (67.2)</w:t>
+            </w:r>
+          </w:p>
+        </w:tc>
+        <w:tc>
+          <w:tcPr>
+            <w:tcBorders>
+              <w:bottom w:val="single" w:sz="6" w:space="0" w:color="666666"/>
+              <w:top w:val="single" w:sz="6" w:space="0" w:color="666666"/>
+              <w:left w:val="none" w:sz="0" w:space="0" w:color="000000"/>
+              <w:right w:val="none" w:sz="0" w:space="0" w:color="000000"/>
+            </w:tcBorders>
+            <w:shd w:val="clear" w:color="auto" w:fill="FFFFFF"/>
+            <w:tcMar>
+              <w:top w:w="0" w:type="dxa"/>
+              <w:bottom w:w="0" w:type="dxa"/>
+              <w:left w:w="0" w:type="dxa"/>
+              <w:right w:w="0" w:type="dxa"/>
+            </w:tcMar>
+            <w:vAlign w:val="center"/>
+          </w:tcPr>
+          <w:p>
+            <w:pPr>
+              <w:pStyle w:val="Normal"/>
+              <w:jc w:val="left"/>
+              <w:pBdr>
+                <w:bottom w:val="none" w:sz="0" w:space="0" w:color="000000"/>
+                <w:top w:val="none" w:sz="0" w:space="0" w:color="000000"/>
+                <w:left w:val="none" w:sz="0" w:space="0" w:color="000000"/>
+                <w:right w:val="none" w:sz="0" w:space="0" w:color="000000"/>
+              </w:pBdr>
+              <w:spacing w:after="100" w:before="100" w:line="240"/>
+              <w:ind w:left="100" w:right="100" w:firstLine="0" w:firstLineChars="0"/>
+              <w:rPr>
+                <w:rFonts w:ascii="Arial" w:hAnsi="Arial" w:eastAsia="Arial" w:cs="Arial"/>
+                <w:i w:val="false"/>
+                <w:b w:val="false"/>
+                <w:u w:val="none"/>
+                <w:sz w:val="18"/>
+                <w:szCs w:val="18"/>
+                <w:color w:val="000000"/>
+              </w:rPr>
+            </w:pPr>
+            <w:r>
+              <w:rPr>
+                <w:rFonts w:ascii="Arial" w:hAnsi="Arial" w:eastAsia="Arial" w:cs="Arial"/>
+                <w:i w:val="false"/>
+                <w:b w:val="false"/>
+                <w:u w:val="none"/>
+                <w:sz w:val="18"/>
+                <w:szCs w:val="18"/>
+                <w:color w:val="000000"/>
+              </w:rPr>
+              <w:t xml:space="preserve">11 (17.5)</w:t>
             </w:r>
           </w:p>
         </w:tc>
@@ -5445,7 +5445,7 @@
                 <w:szCs w:val="18"/>
                 <w:color w:val="000000"/>
               </w:rPr>
-              <w:t xml:space="preserve">3.00 [1.00, 4.00]</w:t>
+              <w:t xml:space="preserve">2.00 [1.00, 4.00]</w:t>
             </w:r>
           </w:p>
         </w:tc>
@@ -5604,7 +5604,7 @@
                 <w:szCs w:val="18"/>
                 <w:color w:val="000000"/>
               </w:rPr>
-              <w:t xml:space="preserve">0.057</w:t>
+              <w:t xml:space="preserve">0.063</w:t>
             </w:r>
           </w:p>
         </w:tc>
@@ -5769,166 +5769,166 @@
                 <w:szCs w:val="18"/>
                 <w:color w:val="000000"/>
               </w:rPr>
-              <w:t xml:space="preserve">173 (64.3)</w:t>
-            </w:r>
-          </w:p>
-        </w:tc>
-        <w:tc>
-          <w:tcPr>
-            <w:tcBorders>
-              <w:bottom w:val="single" w:sz="6" w:space="0" w:color="666666"/>
-              <w:top w:val="single" w:sz="6" w:space="0" w:color="666666"/>
-              <w:left w:val="none" w:sz="0" w:space="0" w:color="000000"/>
-              <w:right w:val="none" w:sz="0" w:space="0" w:color="000000"/>
-            </w:tcBorders>
-            <w:shd w:val="clear" w:color="auto" w:fill="FFFFFF"/>
-            <w:tcMar>
-              <w:top w:w="0" w:type="dxa"/>
-              <w:bottom w:w="0" w:type="dxa"/>
-              <w:left w:w="0" w:type="dxa"/>
-              <w:right w:w="0" w:type="dxa"/>
-            </w:tcMar>
-            <w:vAlign w:val="center"/>
-          </w:tcPr>
-          <w:p>
-            <w:pPr>
-              <w:pStyle w:val="Normal"/>
-              <w:jc w:val="left"/>
-              <w:pBdr>
-                <w:bottom w:val="none" w:sz="0" w:space="0" w:color="000000"/>
-                <w:top w:val="none" w:sz="0" w:space="0" w:color="000000"/>
-                <w:left w:val="none" w:sz="0" w:space="0" w:color="000000"/>
-                <w:right w:val="none" w:sz="0" w:space="0" w:color="000000"/>
-              </w:pBdr>
-              <w:spacing w:after="100" w:before="100" w:line="240"/>
-              <w:ind w:left="100" w:right="100" w:firstLine="0" w:firstLineChars="0"/>
-              <w:rPr>
-                <w:rFonts w:ascii="Arial" w:hAnsi="Arial" w:eastAsia="Arial" w:cs="Arial"/>
-                <w:i w:val="false"/>
-                <w:b w:val="false"/>
-                <w:u w:val="none"/>
-                <w:sz w:val="18"/>
-                <w:szCs w:val="18"/>
-                <w:color w:val="000000"/>
-              </w:rPr>
-            </w:pPr>
-            <w:r>
-              <w:rPr>
-                <w:rFonts w:ascii="Arial" w:hAnsi="Arial" w:eastAsia="Arial" w:cs="Arial"/>
-                <w:i w:val="false"/>
-                <w:b w:val="false"/>
-                <w:u w:val="none"/>
-                <w:sz w:val="18"/>
-                <w:szCs w:val="18"/>
-                <w:color w:val="000000"/>
-              </w:rPr>
-              <w:t xml:space="preserve">80 (61.5)</w:t>
-            </w:r>
-          </w:p>
-        </w:tc>
-        <w:tc>
-          <w:tcPr>
-            <w:tcBorders>
-              <w:bottom w:val="single" w:sz="6" w:space="0" w:color="666666"/>
-              <w:top w:val="single" w:sz="6" w:space="0" w:color="666666"/>
-              <w:left w:val="none" w:sz="0" w:space="0" w:color="000000"/>
-              <w:right w:val="none" w:sz="0" w:space="0" w:color="000000"/>
-            </w:tcBorders>
-            <w:shd w:val="clear" w:color="auto" w:fill="FFFFFF"/>
-            <w:tcMar>
-              <w:top w:w="0" w:type="dxa"/>
-              <w:bottom w:w="0" w:type="dxa"/>
-              <w:left w:w="0" w:type="dxa"/>
-              <w:right w:w="0" w:type="dxa"/>
-            </w:tcMar>
-            <w:vAlign w:val="center"/>
-          </w:tcPr>
-          <w:p>
-            <w:pPr>
-              <w:pStyle w:val="Normal"/>
-              <w:jc w:val="left"/>
-              <w:pBdr>
-                <w:bottom w:val="none" w:sz="0" w:space="0" w:color="000000"/>
-                <w:top w:val="none" w:sz="0" w:space="0" w:color="000000"/>
-                <w:left w:val="none" w:sz="0" w:space="0" w:color="000000"/>
-                <w:right w:val="none" w:sz="0" w:space="0" w:color="000000"/>
-              </w:pBdr>
-              <w:spacing w:after="100" w:before="100" w:line="240"/>
-              <w:ind w:left="100" w:right="100" w:firstLine="0" w:firstLineChars="0"/>
-              <w:rPr>
-                <w:rFonts w:ascii="Arial" w:hAnsi="Arial" w:eastAsia="Arial" w:cs="Arial"/>
-                <w:i w:val="false"/>
-                <w:b w:val="false"/>
-                <w:u w:val="none"/>
-                <w:sz w:val="18"/>
-                <w:szCs w:val="18"/>
-                <w:color w:val="000000"/>
-              </w:rPr>
-            </w:pPr>
-            <w:r>
-              <w:rPr>
-                <w:rFonts w:ascii="Arial" w:hAnsi="Arial" w:eastAsia="Arial" w:cs="Arial"/>
-                <w:i w:val="false"/>
-                <w:b w:val="false"/>
-                <w:u w:val="none"/>
-                <w:sz w:val="18"/>
-                <w:szCs w:val="18"/>
-                <w:color w:val="000000"/>
-              </w:rPr>
-              <w:t xml:space="preserve">47 (77.0)</w:t>
-            </w:r>
-          </w:p>
-        </w:tc>
-        <w:tc>
-          <w:tcPr>
-            <w:tcBorders>
-              <w:bottom w:val="single" w:sz="6" w:space="0" w:color="666666"/>
-              <w:top w:val="single" w:sz="6" w:space="0" w:color="666666"/>
-              <w:left w:val="none" w:sz="0" w:space="0" w:color="000000"/>
-              <w:right w:val="none" w:sz="0" w:space="0" w:color="000000"/>
-            </w:tcBorders>
-            <w:shd w:val="clear" w:color="auto" w:fill="FFFFFF"/>
-            <w:tcMar>
-              <w:top w:w="0" w:type="dxa"/>
-              <w:bottom w:w="0" w:type="dxa"/>
-              <w:left w:w="0" w:type="dxa"/>
-              <w:right w:w="0" w:type="dxa"/>
-            </w:tcMar>
-            <w:vAlign w:val="center"/>
-          </w:tcPr>
-          <w:p>
-            <w:pPr>
-              <w:pStyle w:val="Normal"/>
-              <w:jc w:val="left"/>
-              <w:pBdr>
-                <w:bottom w:val="none" w:sz="0" w:space="0" w:color="000000"/>
-                <w:top w:val="none" w:sz="0" w:space="0" w:color="000000"/>
-                <w:left w:val="none" w:sz="0" w:space="0" w:color="000000"/>
-                <w:right w:val="none" w:sz="0" w:space="0" w:color="000000"/>
-              </w:pBdr>
-              <w:spacing w:after="100" w:before="100" w:line="240"/>
-              <w:ind w:left="100" w:right="100" w:firstLine="0" w:firstLineChars="0"/>
-              <w:rPr>
-                <w:rFonts w:ascii="Arial" w:hAnsi="Arial" w:eastAsia="Arial" w:cs="Arial"/>
-                <w:i w:val="false"/>
-                <w:b w:val="false"/>
-                <w:u w:val="none"/>
-                <w:sz w:val="18"/>
-                <w:szCs w:val="18"/>
-                <w:color w:val="000000"/>
-              </w:rPr>
-            </w:pPr>
-            <w:r>
-              <w:rPr>
-                <w:rFonts w:ascii="Arial" w:hAnsi="Arial" w:eastAsia="Arial" w:cs="Arial"/>
-                <w:i w:val="false"/>
-                <w:b w:val="false"/>
-                <w:u w:val="none"/>
-                <w:sz w:val="18"/>
-                <w:szCs w:val="18"/>
-                <w:color w:val="000000"/>
-              </w:rPr>
-              <w:t xml:space="preserve">0.098</w:t>
+              <w:t xml:space="preserve">183 (64.7)</w:t>
+            </w:r>
+          </w:p>
+        </w:tc>
+        <w:tc>
+          <w:tcPr>
+            <w:tcBorders>
+              <w:bottom w:val="single" w:sz="6" w:space="0" w:color="666666"/>
+              <w:top w:val="single" w:sz="6" w:space="0" w:color="666666"/>
+              <w:left w:val="none" w:sz="0" w:space="0" w:color="000000"/>
+              <w:right w:val="none" w:sz="0" w:space="0" w:color="000000"/>
+            </w:tcBorders>
+            <w:shd w:val="clear" w:color="auto" w:fill="FFFFFF"/>
+            <w:tcMar>
+              <w:top w:w="0" w:type="dxa"/>
+              <w:bottom w:w="0" w:type="dxa"/>
+              <w:left w:w="0" w:type="dxa"/>
+              <w:right w:w="0" w:type="dxa"/>
+            </w:tcMar>
+            <w:vAlign w:val="center"/>
+          </w:tcPr>
+          <w:p>
+            <w:pPr>
+              <w:pStyle w:val="Normal"/>
+              <w:jc w:val="left"/>
+              <w:pBdr>
+                <w:bottom w:val="none" w:sz="0" w:space="0" w:color="000000"/>
+                <w:top w:val="none" w:sz="0" w:space="0" w:color="000000"/>
+                <w:left w:val="none" w:sz="0" w:space="0" w:color="000000"/>
+                <w:right w:val="none" w:sz="0" w:space="0" w:color="000000"/>
+              </w:pBdr>
+              <w:spacing w:after="100" w:before="100" w:line="240"/>
+              <w:ind w:left="100" w:right="100" w:firstLine="0" w:firstLineChars="0"/>
+              <w:rPr>
+                <w:rFonts w:ascii="Arial" w:hAnsi="Arial" w:eastAsia="Arial" w:cs="Arial"/>
+                <w:i w:val="false"/>
+                <w:b w:val="false"/>
+                <w:u w:val="none"/>
+                <w:sz w:val="18"/>
+                <w:szCs w:val="18"/>
+                <w:color w:val="000000"/>
+              </w:rPr>
+            </w:pPr>
+            <w:r>
+              <w:rPr>
+                <w:rFonts w:ascii="Arial" w:hAnsi="Arial" w:eastAsia="Arial" w:cs="Arial"/>
+                <w:i w:val="false"/>
+                <w:b w:val="false"/>
+                <w:u w:val="none"/>
+                <w:sz w:val="18"/>
+                <w:szCs w:val="18"/>
+                <w:color w:val="000000"/>
+              </w:rPr>
+              <w:t xml:space="preserve">77 (60.2)</w:t>
+            </w:r>
+          </w:p>
+        </w:tc>
+        <w:tc>
+          <w:tcPr>
+            <w:tcBorders>
+              <w:bottom w:val="single" w:sz="6" w:space="0" w:color="666666"/>
+              <w:top w:val="single" w:sz="6" w:space="0" w:color="666666"/>
+              <w:left w:val="none" w:sz="0" w:space="0" w:color="000000"/>
+              <w:right w:val="none" w:sz="0" w:space="0" w:color="000000"/>
+            </w:tcBorders>
+            <w:shd w:val="clear" w:color="auto" w:fill="FFFFFF"/>
+            <w:tcMar>
+              <w:top w:w="0" w:type="dxa"/>
+              <w:bottom w:w="0" w:type="dxa"/>
+              <w:left w:w="0" w:type="dxa"/>
+              <w:right w:w="0" w:type="dxa"/>
+            </w:tcMar>
+            <w:vAlign w:val="center"/>
+          </w:tcPr>
+          <w:p>
+            <w:pPr>
+              <w:pStyle w:val="Normal"/>
+              <w:jc w:val="left"/>
+              <w:pBdr>
+                <w:bottom w:val="none" w:sz="0" w:space="0" w:color="000000"/>
+                <w:top w:val="none" w:sz="0" w:space="0" w:color="000000"/>
+                <w:left w:val="none" w:sz="0" w:space="0" w:color="000000"/>
+                <w:right w:val="none" w:sz="0" w:space="0" w:color="000000"/>
+              </w:pBdr>
+              <w:spacing w:after="100" w:before="100" w:line="240"/>
+              <w:ind w:left="100" w:right="100" w:firstLine="0" w:firstLineChars="0"/>
+              <w:rPr>
+                <w:rFonts w:ascii="Arial" w:hAnsi="Arial" w:eastAsia="Arial" w:cs="Arial"/>
+                <w:i w:val="false"/>
+                <w:b w:val="false"/>
+                <w:u w:val="none"/>
+                <w:sz w:val="18"/>
+                <w:szCs w:val="18"/>
+                <w:color w:val="000000"/>
+              </w:rPr>
+            </w:pPr>
+            <w:r>
+              <w:rPr>
+                <w:rFonts w:ascii="Arial" w:hAnsi="Arial" w:eastAsia="Arial" w:cs="Arial"/>
+                <w:i w:val="false"/>
+                <w:b w:val="false"/>
+                <w:u w:val="none"/>
+                <w:sz w:val="18"/>
+                <w:szCs w:val="18"/>
+                <w:color w:val="000000"/>
+              </w:rPr>
+              <w:t xml:space="preserve">49 (77.8)</w:t>
+            </w:r>
+          </w:p>
+        </w:tc>
+        <w:tc>
+          <w:tcPr>
+            <w:tcBorders>
+              <w:bottom w:val="single" w:sz="6" w:space="0" w:color="666666"/>
+              <w:top w:val="single" w:sz="6" w:space="0" w:color="666666"/>
+              <w:left w:val="none" w:sz="0" w:space="0" w:color="000000"/>
+              <w:right w:val="none" w:sz="0" w:space="0" w:color="000000"/>
+            </w:tcBorders>
+            <w:shd w:val="clear" w:color="auto" w:fill="FFFFFF"/>
+            <w:tcMar>
+              <w:top w:w="0" w:type="dxa"/>
+              <w:bottom w:w="0" w:type="dxa"/>
+              <w:left w:w="0" w:type="dxa"/>
+              <w:right w:w="0" w:type="dxa"/>
+            </w:tcMar>
+            <w:vAlign w:val="center"/>
+          </w:tcPr>
+          <w:p>
+            <w:pPr>
+              <w:pStyle w:val="Normal"/>
+              <w:jc w:val="left"/>
+              <w:pBdr>
+                <w:bottom w:val="none" w:sz="0" w:space="0" w:color="000000"/>
+                <w:top w:val="none" w:sz="0" w:space="0" w:color="000000"/>
+                <w:left w:val="none" w:sz="0" w:space="0" w:color="000000"/>
+                <w:right w:val="none" w:sz="0" w:space="0" w:color="000000"/>
+              </w:pBdr>
+              <w:spacing w:after="100" w:before="100" w:line="240"/>
+              <w:ind w:left="100" w:right="100" w:firstLine="0" w:firstLineChars="0"/>
+              <w:rPr>
+                <w:rFonts w:ascii="Arial" w:hAnsi="Arial" w:eastAsia="Arial" w:cs="Arial"/>
+                <w:i w:val="false"/>
+                <w:b w:val="false"/>
+                <w:u w:val="none"/>
+                <w:sz w:val="18"/>
+                <w:szCs w:val="18"/>
+                <w:color w:val="000000"/>
+              </w:rPr>
+            </w:pPr>
+            <w:r>
+              <w:rPr>
+                <w:rFonts w:ascii="Arial" w:hAnsi="Arial" w:eastAsia="Arial" w:cs="Arial"/>
+                <w:i w:val="false"/>
+                <w:b w:val="false"/>
+                <w:u w:val="none"/>
+                <w:sz w:val="18"/>
+                <w:szCs w:val="18"/>
+                <w:color w:val="000000"/>
+              </w:rPr>
+              <w:t xml:space="preserve">0.053</w:t>
             </w:r>
           </w:p>
         </w:tc>
@@ -6034,7 +6034,7 @@
                 <w:szCs w:val="18"/>
                 <w:color w:val="000000"/>
               </w:rPr>
-              <w:t xml:space="preserve">0.668</w:t>
+              <w:t xml:space="preserve">0.443</w:t>
             </w:r>
           </w:p>
         </w:tc>
@@ -6199,113 +6199,113 @@
                 <w:szCs w:val="18"/>
                 <w:color w:val="000000"/>
               </w:rPr>
-              <w:t xml:space="preserve">96 (35.7)</w:t>
-            </w:r>
-          </w:p>
-        </w:tc>
-        <w:tc>
-          <w:tcPr>
-            <w:tcBorders>
-              <w:bottom w:val="single" w:sz="6" w:space="0" w:color="666666"/>
-              <w:top w:val="single" w:sz="6" w:space="0" w:color="666666"/>
-              <w:left w:val="none" w:sz="0" w:space="0" w:color="000000"/>
-              <w:right w:val="none" w:sz="0" w:space="0" w:color="000000"/>
-            </w:tcBorders>
-            <w:shd w:val="clear" w:color="auto" w:fill="FFFFFF"/>
-            <w:tcMar>
-              <w:top w:w="0" w:type="dxa"/>
-              <w:bottom w:w="0" w:type="dxa"/>
-              <w:left w:w="0" w:type="dxa"/>
-              <w:right w:w="0" w:type="dxa"/>
-            </w:tcMar>
-            <w:vAlign w:val="center"/>
-          </w:tcPr>
-          <w:p>
-            <w:pPr>
-              <w:pStyle w:val="Normal"/>
-              <w:jc w:val="left"/>
-              <w:pBdr>
-                <w:bottom w:val="none" w:sz="0" w:space="0" w:color="000000"/>
-                <w:top w:val="none" w:sz="0" w:space="0" w:color="000000"/>
-                <w:left w:val="none" w:sz="0" w:space="0" w:color="000000"/>
-                <w:right w:val="none" w:sz="0" w:space="0" w:color="000000"/>
-              </w:pBdr>
-              <w:spacing w:after="100" w:before="100" w:line="240"/>
-              <w:ind w:left="100" w:right="100" w:firstLine="0" w:firstLineChars="0"/>
-              <w:rPr>
-                <w:rFonts w:ascii="Arial" w:hAnsi="Arial" w:eastAsia="Arial" w:cs="Arial"/>
-                <w:i w:val="false"/>
-                <w:b w:val="false"/>
-                <w:u w:val="none"/>
-                <w:sz w:val="18"/>
-                <w:szCs w:val="18"/>
-                <w:color w:val="000000"/>
-              </w:rPr>
-            </w:pPr>
-            <w:r>
-              <w:rPr>
-                <w:rFonts w:ascii="Arial" w:hAnsi="Arial" w:eastAsia="Arial" w:cs="Arial"/>
-                <w:i w:val="false"/>
-                <w:b w:val="false"/>
-                <w:u w:val="none"/>
-                <w:sz w:val="18"/>
-                <w:szCs w:val="18"/>
-                <w:color w:val="000000"/>
-              </w:rPr>
-              <w:t xml:space="preserve">50 (38.5)</w:t>
-            </w:r>
-          </w:p>
-        </w:tc>
-        <w:tc>
-          <w:tcPr>
-            <w:tcBorders>
-              <w:bottom w:val="single" w:sz="6" w:space="0" w:color="666666"/>
-              <w:top w:val="single" w:sz="6" w:space="0" w:color="666666"/>
-              <w:left w:val="none" w:sz="0" w:space="0" w:color="000000"/>
-              <w:right w:val="none" w:sz="0" w:space="0" w:color="000000"/>
-            </w:tcBorders>
-            <w:shd w:val="clear" w:color="auto" w:fill="FFFFFF"/>
-            <w:tcMar>
-              <w:top w:w="0" w:type="dxa"/>
-              <w:bottom w:w="0" w:type="dxa"/>
-              <w:left w:w="0" w:type="dxa"/>
-              <w:right w:w="0" w:type="dxa"/>
-            </w:tcMar>
-            <w:vAlign w:val="center"/>
-          </w:tcPr>
-          <w:p>
-            <w:pPr>
-              <w:pStyle w:val="Normal"/>
-              <w:jc w:val="left"/>
-              <w:pBdr>
-                <w:bottom w:val="none" w:sz="0" w:space="0" w:color="000000"/>
-                <w:top w:val="none" w:sz="0" w:space="0" w:color="000000"/>
-                <w:left w:val="none" w:sz="0" w:space="0" w:color="000000"/>
-                <w:right w:val="none" w:sz="0" w:space="0" w:color="000000"/>
-              </w:pBdr>
-              <w:spacing w:after="100" w:before="100" w:line="240"/>
-              <w:ind w:left="100" w:right="100" w:firstLine="0" w:firstLineChars="0"/>
-              <w:rPr>
-                <w:rFonts w:ascii="Arial" w:hAnsi="Arial" w:eastAsia="Arial" w:cs="Arial"/>
-                <w:i w:val="false"/>
-                <w:b w:val="false"/>
-                <w:u w:val="none"/>
-                <w:sz w:val="18"/>
-                <w:szCs w:val="18"/>
-                <w:color w:val="000000"/>
-              </w:rPr>
-            </w:pPr>
-            <w:r>
-              <w:rPr>
-                <w:rFonts w:ascii="Arial" w:hAnsi="Arial" w:eastAsia="Arial" w:cs="Arial"/>
-                <w:i w:val="false"/>
-                <w:b w:val="false"/>
-                <w:u w:val="none"/>
-                <w:sz w:val="18"/>
-                <w:szCs w:val="18"/>
-                <w:color w:val="000000"/>
-              </w:rPr>
-              <w:t xml:space="preserve">14 (23.0)</w:t>
+              <w:t xml:space="preserve">100 (35.3)</w:t>
+            </w:r>
+          </w:p>
+        </w:tc>
+        <w:tc>
+          <w:tcPr>
+            <w:tcBorders>
+              <w:bottom w:val="single" w:sz="6" w:space="0" w:color="666666"/>
+              <w:top w:val="single" w:sz="6" w:space="0" w:color="666666"/>
+              <w:left w:val="none" w:sz="0" w:space="0" w:color="000000"/>
+              <w:right w:val="none" w:sz="0" w:space="0" w:color="000000"/>
+            </w:tcBorders>
+            <w:shd w:val="clear" w:color="auto" w:fill="FFFFFF"/>
+            <w:tcMar>
+              <w:top w:w="0" w:type="dxa"/>
+              <w:bottom w:w="0" w:type="dxa"/>
+              <w:left w:w="0" w:type="dxa"/>
+              <w:right w:w="0" w:type="dxa"/>
+            </w:tcMar>
+            <w:vAlign w:val="center"/>
+          </w:tcPr>
+          <w:p>
+            <w:pPr>
+              <w:pStyle w:val="Normal"/>
+              <w:jc w:val="left"/>
+              <w:pBdr>
+                <w:bottom w:val="none" w:sz="0" w:space="0" w:color="000000"/>
+                <w:top w:val="none" w:sz="0" w:space="0" w:color="000000"/>
+                <w:left w:val="none" w:sz="0" w:space="0" w:color="000000"/>
+                <w:right w:val="none" w:sz="0" w:space="0" w:color="000000"/>
+              </w:pBdr>
+              <w:spacing w:after="100" w:before="100" w:line="240"/>
+              <w:ind w:left="100" w:right="100" w:firstLine="0" w:firstLineChars="0"/>
+              <w:rPr>
+                <w:rFonts w:ascii="Arial" w:hAnsi="Arial" w:eastAsia="Arial" w:cs="Arial"/>
+                <w:i w:val="false"/>
+                <w:b w:val="false"/>
+                <w:u w:val="none"/>
+                <w:sz w:val="18"/>
+                <w:szCs w:val="18"/>
+                <w:color w:val="000000"/>
+              </w:rPr>
+            </w:pPr>
+            <w:r>
+              <w:rPr>
+                <w:rFonts w:ascii="Arial" w:hAnsi="Arial" w:eastAsia="Arial" w:cs="Arial"/>
+                <w:i w:val="false"/>
+                <w:b w:val="false"/>
+                <w:u w:val="none"/>
+                <w:sz w:val="18"/>
+                <w:szCs w:val="18"/>
+                <w:color w:val="000000"/>
+              </w:rPr>
+              <w:t xml:space="preserve">51 (39.8)</w:t>
+            </w:r>
+          </w:p>
+        </w:tc>
+        <w:tc>
+          <w:tcPr>
+            <w:tcBorders>
+              <w:bottom w:val="single" w:sz="6" w:space="0" w:color="666666"/>
+              <w:top w:val="single" w:sz="6" w:space="0" w:color="666666"/>
+              <w:left w:val="none" w:sz="0" w:space="0" w:color="000000"/>
+              <w:right w:val="none" w:sz="0" w:space="0" w:color="000000"/>
+            </w:tcBorders>
+            <w:shd w:val="clear" w:color="auto" w:fill="FFFFFF"/>
+            <w:tcMar>
+              <w:top w:w="0" w:type="dxa"/>
+              <w:bottom w:w="0" w:type="dxa"/>
+              <w:left w:w="0" w:type="dxa"/>
+              <w:right w:w="0" w:type="dxa"/>
+            </w:tcMar>
+            <w:vAlign w:val="center"/>
+          </w:tcPr>
+          <w:p>
+            <w:pPr>
+              <w:pStyle w:val="Normal"/>
+              <w:jc w:val="left"/>
+              <w:pBdr>
+                <w:bottom w:val="none" w:sz="0" w:space="0" w:color="000000"/>
+                <w:top w:val="none" w:sz="0" w:space="0" w:color="000000"/>
+                <w:left w:val="none" w:sz="0" w:space="0" w:color="000000"/>
+                <w:right w:val="none" w:sz="0" w:space="0" w:color="000000"/>
+              </w:pBdr>
+              <w:spacing w:after="100" w:before="100" w:line="240"/>
+              <w:ind w:left="100" w:right="100" w:firstLine="0" w:firstLineChars="0"/>
+              <w:rPr>
+                <w:rFonts w:ascii="Arial" w:hAnsi="Arial" w:eastAsia="Arial" w:cs="Arial"/>
+                <w:i w:val="false"/>
+                <w:b w:val="false"/>
+                <w:u w:val="none"/>
+                <w:sz w:val="18"/>
+                <w:szCs w:val="18"/>
+                <w:color w:val="000000"/>
+              </w:rPr>
+            </w:pPr>
+            <w:r>
+              <w:rPr>
+                <w:rFonts w:ascii="Arial" w:hAnsi="Arial" w:eastAsia="Arial" w:cs="Arial"/>
+                <w:i w:val="false"/>
+                <w:b w:val="false"/>
+                <w:u w:val="none"/>
+                <w:sz w:val="18"/>
+                <w:szCs w:val="18"/>
+                <w:color w:val="000000"/>
+              </w:rPr>
+              <w:t xml:space="preserve">14 (22.2)</w:t>
             </w:r>
           </w:p>
         </w:tc>
@@ -6629,166 +6629,166 @@
                 <w:szCs w:val="18"/>
                 <w:color w:val="000000"/>
               </w:rPr>
-              <w:t xml:space="preserve">200 (74.3)</w:t>
-            </w:r>
-          </w:p>
-        </w:tc>
-        <w:tc>
-          <w:tcPr>
-            <w:tcBorders>
-              <w:bottom w:val="single" w:sz="6" w:space="0" w:color="666666"/>
-              <w:top w:val="single" w:sz="6" w:space="0" w:color="666666"/>
-              <w:left w:val="none" w:sz="0" w:space="0" w:color="000000"/>
-              <w:right w:val="none" w:sz="0" w:space="0" w:color="000000"/>
-            </w:tcBorders>
-            <w:shd w:val="clear" w:color="auto" w:fill="FFFFFF"/>
-            <w:tcMar>
-              <w:top w:w="0" w:type="dxa"/>
-              <w:bottom w:w="0" w:type="dxa"/>
-              <w:left w:w="0" w:type="dxa"/>
-              <w:right w:w="0" w:type="dxa"/>
-            </w:tcMar>
-            <w:vAlign w:val="center"/>
-          </w:tcPr>
-          <w:p>
-            <w:pPr>
-              <w:pStyle w:val="Normal"/>
-              <w:jc w:val="left"/>
-              <w:pBdr>
-                <w:bottom w:val="none" w:sz="0" w:space="0" w:color="000000"/>
-                <w:top w:val="none" w:sz="0" w:space="0" w:color="000000"/>
-                <w:left w:val="none" w:sz="0" w:space="0" w:color="000000"/>
-                <w:right w:val="none" w:sz="0" w:space="0" w:color="000000"/>
-              </w:pBdr>
-              <w:spacing w:after="100" w:before="100" w:line="240"/>
-              <w:ind w:left="100" w:right="100" w:firstLine="0" w:firstLineChars="0"/>
-              <w:rPr>
-                <w:rFonts w:ascii="Arial" w:hAnsi="Arial" w:eastAsia="Arial" w:cs="Arial"/>
-                <w:i w:val="false"/>
-                <w:b w:val="false"/>
-                <w:u w:val="none"/>
-                <w:sz w:val="18"/>
-                <w:szCs w:val="18"/>
-                <w:color w:val="000000"/>
-              </w:rPr>
-            </w:pPr>
-            <w:r>
-              <w:rPr>
-                <w:rFonts w:ascii="Arial" w:hAnsi="Arial" w:eastAsia="Arial" w:cs="Arial"/>
-                <w:i w:val="false"/>
-                <w:b w:val="false"/>
-                <w:u w:val="none"/>
-                <w:sz w:val="18"/>
-                <w:szCs w:val="18"/>
-                <w:color w:val="000000"/>
-              </w:rPr>
-              <w:t xml:space="preserve">100 (76.9)</w:t>
-            </w:r>
-          </w:p>
-        </w:tc>
-        <w:tc>
-          <w:tcPr>
-            <w:tcBorders>
-              <w:bottom w:val="single" w:sz="6" w:space="0" w:color="666666"/>
-              <w:top w:val="single" w:sz="6" w:space="0" w:color="666666"/>
-              <w:left w:val="none" w:sz="0" w:space="0" w:color="000000"/>
-              <w:right w:val="none" w:sz="0" w:space="0" w:color="000000"/>
-            </w:tcBorders>
-            <w:shd w:val="clear" w:color="auto" w:fill="FFFFFF"/>
-            <w:tcMar>
-              <w:top w:w="0" w:type="dxa"/>
-              <w:bottom w:w="0" w:type="dxa"/>
-              <w:left w:w="0" w:type="dxa"/>
-              <w:right w:w="0" w:type="dxa"/>
-            </w:tcMar>
-            <w:vAlign w:val="center"/>
-          </w:tcPr>
-          <w:p>
-            <w:pPr>
-              <w:pStyle w:val="Normal"/>
-              <w:jc w:val="left"/>
-              <w:pBdr>
-                <w:bottom w:val="none" w:sz="0" w:space="0" w:color="000000"/>
-                <w:top w:val="none" w:sz="0" w:space="0" w:color="000000"/>
-                <w:left w:val="none" w:sz="0" w:space="0" w:color="000000"/>
-                <w:right w:val="none" w:sz="0" w:space="0" w:color="000000"/>
-              </w:pBdr>
-              <w:spacing w:after="100" w:before="100" w:line="240"/>
-              <w:ind w:left="100" w:right="100" w:firstLine="0" w:firstLineChars="0"/>
-              <w:rPr>
-                <w:rFonts w:ascii="Arial" w:hAnsi="Arial" w:eastAsia="Arial" w:cs="Arial"/>
-                <w:i w:val="false"/>
-                <w:b w:val="false"/>
-                <w:u w:val="none"/>
-                <w:sz w:val="18"/>
-                <w:szCs w:val="18"/>
-                <w:color w:val="000000"/>
-              </w:rPr>
-            </w:pPr>
-            <w:r>
-              <w:rPr>
-                <w:rFonts w:ascii="Arial" w:hAnsi="Arial" w:eastAsia="Arial" w:cs="Arial"/>
-                <w:i w:val="false"/>
-                <w:b w:val="false"/>
-                <w:u w:val="none"/>
-                <w:sz w:val="18"/>
-                <w:szCs w:val="18"/>
-                <w:color w:val="000000"/>
-              </w:rPr>
-              <w:t xml:space="preserve">49 (80.3)</w:t>
-            </w:r>
-          </w:p>
-        </w:tc>
-        <w:tc>
-          <w:tcPr>
-            <w:tcBorders>
-              <w:bottom w:val="single" w:sz="6" w:space="0" w:color="666666"/>
-              <w:top w:val="single" w:sz="6" w:space="0" w:color="666666"/>
-              <w:left w:val="none" w:sz="0" w:space="0" w:color="000000"/>
-              <w:right w:val="none" w:sz="0" w:space="0" w:color="000000"/>
-            </w:tcBorders>
-            <w:shd w:val="clear" w:color="auto" w:fill="FFFFFF"/>
-            <w:tcMar>
-              <w:top w:w="0" w:type="dxa"/>
-              <w:bottom w:w="0" w:type="dxa"/>
-              <w:left w:w="0" w:type="dxa"/>
-              <w:right w:w="0" w:type="dxa"/>
-            </w:tcMar>
-            <w:vAlign w:val="center"/>
-          </w:tcPr>
-          <w:p>
-            <w:pPr>
-              <w:pStyle w:val="Normal"/>
-              <w:jc w:val="left"/>
-              <w:pBdr>
-                <w:bottom w:val="none" w:sz="0" w:space="0" w:color="000000"/>
-                <w:top w:val="none" w:sz="0" w:space="0" w:color="000000"/>
-                <w:left w:val="none" w:sz="0" w:space="0" w:color="000000"/>
-                <w:right w:val="none" w:sz="0" w:space="0" w:color="000000"/>
-              </w:pBdr>
-              <w:spacing w:after="100" w:before="100" w:line="240"/>
-              <w:ind w:left="100" w:right="100" w:firstLine="0" w:firstLineChars="0"/>
-              <w:rPr>
-                <w:rFonts w:ascii="Arial" w:hAnsi="Arial" w:eastAsia="Arial" w:cs="Arial"/>
-                <w:i w:val="false"/>
-                <w:b w:val="false"/>
-                <w:u w:val="none"/>
-                <w:sz w:val="18"/>
-                <w:szCs w:val="18"/>
-                <w:color w:val="000000"/>
-              </w:rPr>
-            </w:pPr>
-            <w:r>
-              <w:rPr>
-                <w:rFonts w:ascii="Arial" w:hAnsi="Arial" w:eastAsia="Arial" w:cs="Arial"/>
-                <w:i w:val="false"/>
-                <w:b w:val="false"/>
-                <w:u w:val="none"/>
-                <w:sz w:val="18"/>
-                <w:szCs w:val="18"/>
-                <w:color w:val="000000"/>
-              </w:rPr>
-              <w:t xml:space="preserve">0.583</w:t>
+              <w:t xml:space="preserve">208 (73.5)</w:t>
+            </w:r>
+          </w:p>
+        </w:tc>
+        <w:tc>
+          <w:tcPr>
+            <w:tcBorders>
+              <w:bottom w:val="single" w:sz="6" w:space="0" w:color="666666"/>
+              <w:top w:val="single" w:sz="6" w:space="0" w:color="666666"/>
+              <w:left w:val="none" w:sz="0" w:space="0" w:color="000000"/>
+              <w:right w:val="none" w:sz="0" w:space="0" w:color="000000"/>
+            </w:tcBorders>
+            <w:shd w:val="clear" w:color="auto" w:fill="FFFFFF"/>
+            <w:tcMar>
+              <w:top w:w="0" w:type="dxa"/>
+              <w:bottom w:w="0" w:type="dxa"/>
+              <w:left w:w="0" w:type="dxa"/>
+              <w:right w:w="0" w:type="dxa"/>
+            </w:tcMar>
+            <w:vAlign w:val="center"/>
+          </w:tcPr>
+          <w:p>
+            <w:pPr>
+              <w:pStyle w:val="Normal"/>
+              <w:jc w:val="left"/>
+              <w:pBdr>
+                <w:bottom w:val="none" w:sz="0" w:space="0" w:color="000000"/>
+                <w:top w:val="none" w:sz="0" w:space="0" w:color="000000"/>
+                <w:left w:val="none" w:sz="0" w:space="0" w:color="000000"/>
+                <w:right w:val="none" w:sz="0" w:space="0" w:color="000000"/>
+              </w:pBdr>
+              <w:spacing w:after="100" w:before="100" w:line="240"/>
+              <w:ind w:left="100" w:right="100" w:firstLine="0" w:firstLineChars="0"/>
+              <w:rPr>
+                <w:rFonts w:ascii="Arial" w:hAnsi="Arial" w:eastAsia="Arial" w:cs="Arial"/>
+                <w:i w:val="false"/>
+                <w:b w:val="false"/>
+                <w:u w:val="none"/>
+                <w:sz w:val="18"/>
+                <w:szCs w:val="18"/>
+                <w:color w:val="000000"/>
+              </w:rPr>
+            </w:pPr>
+            <w:r>
+              <w:rPr>
+                <w:rFonts w:ascii="Arial" w:hAnsi="Arial" w:eastAsia="Arial" w:cs="Arial"/>
+                <w:i w:val="false"/>
+                <w:b w:val="false"/>
+                <w:u w:val="none"/>
+                <w:sz w:val="18"/>
+                <w:szCs w:val="18"/>
+                <w:color w:val="000000"/>
+              </w:rPr>
+              <w:t xml:space="preserve">100 (78.1)</w:t>
+            </w:r>
+          </w:p>
+        </w:tc>
+        <w:tc>
+          <w:tcPr>
+            <w:tcBorders>
+              <w:bottom w:val="single" w:sz="6" w:space="0" w:color="666666"/>
+              <w:top w:val="single" w:sz="6" w:space="0" w:color="666666"/>
+              <w:left w:val="none" w:sz="0" w:space="0" w:color="000000"/>
+              <w:right w:val="none" w:sz="0" w:space="0" w:color="000000"/>
+            </w:tcBorders>
+            <w:shd w:val="clear" w:color="auto" w:fill="FFFFFF"/>
+            <w:tcMar>
+              <w:top w:w="0" w:type="dxa"/>
+              <w:bottom w:w="0" w:type="dxa"/>
+              <w:left w:w="0" w:type="dxa"/>
+              <w:right w:w="0" w:type="dxa"/>
+            </w:tcMar>
+            <w:vAlign w:val="center"/>
+          </w:tcPr>
+          <w:p>
+            <w:pPr>
+              <w:pStyle w:val="Normal"/>
+              <w:jc w:val="left"/>
+              <w:pBdr>
+                <w:bottom w:val="none" w:sz="0" w:space="0" w:color="000000"/>
+                <w:top w:val="none" w:sz="0" w:space="0" w:color="000000"/>
+                <w:left w:val="none" w:sz="0" w:space="0" w:color="000000"/>
+                <w:right w:val="none" w:sz="0" w:space="0" w:color="000000"/>
+              </w:pBdr>
+              <w:spacing w:after="100" w:before="100" w:line="240"/>
+              <w:ind w:left="100" w:right="100" w:firstLine="0" w:firstLineChars="0"/>
+              <w:rPr>
+                <w:rFonts w:ascii="Arial" w:hAnsi="Arial" w:eastAsia="Arial" w:cs="Arial"/>
+                <w:i w:val="false"/>
+                <w:b w:val="false"/>
+                <w:u w:val="none"/>
+                <w:sz w:val="18"/>
+                <w:szCs w:val="18"/>
+                <w:color w:val="000000"/>
+              </w:rPr>
+            </w:pPr>
+            <w:r>
+              <w:rPr>
+                <w:rFonts w:ascii="Arial" w:hAnsi="Arial" w:eastAsia="Arial" w:cs="Arial"/>
+                <w:i w:val="false"/>
+                <w:b w:val="false"/>
+                <w:u w:val="none"/>
+                <w:sz w:val="18"/>
+                <w:szCs w:val="18"/>
+                <w:color w:val="000000"/>
+              </w:rPr>
+              <w:t xml:space="preserve">51 (81.0)</w:t>
+            </w:r>
+          </w:p>
+        </w:tc>
+        <w:tc>
+          <w:tcPr>
+            <w:tcBorders>
+              <w:bottom w:val="single" w:sz="6" w:space="0" w:color="666666"/>
+              <w:top w:val="single" w:sz="6" w:space="0" w:color="666666"/>
+              <w:left w:val="none" w:sz="0" w:space="0" w:color="000000"/>
+              <w:right w:val="none" w:sz="0" w:space="0" w:color="000000"/>
+            </w:tcBorders>
+            <w:shd w:val="clear" w:color="auto" w:fill="FFFFFF"/>
+            <w:tcMar>
+              <w:top w:w="0" w:type="dxa"/>
+              <w:bottom w:w="0" w:type="dxa"/>
+              <w:left w:w="0" w:type="dxa"/>
+              <w:right w:w="0" w:type="dxa"/>
+            </w:tcMar>
+            <w:vAlign w:val="center"/>
+          </w:tcPr>
+          <w:p>
+            <w:pPr>
+              <w:pStyle w:val="Normal"/>
+              <w:jc w:val="left"/>
+              <w:pBdr>
+                <w:bottom w:val="none" w:sz="0" w:space="0" w:color="000000"/>
+                <w:top w:val="none" w:sz="0" w:space="0" w:color="000000"/>
+                <w:left w:val="none" w:sz="0" w:space="0" w:color="000000"/>
+                <w:right w:val="none" w:sz="0" w:space="0" w:color="000000"/>
+              </w:pBdr>
+              <w:spacing w:after="100" w:before="100" w:line="240"/>
+              <w:ind w:left="100" w:right="100" w:firstLine="0" w:firstLineChars="0"/>
+              <w:rPr>
+                <w:rFonts w:ascii="Arial" w:hAnsi="Arial" w:eastAsia="Arial" w:cs="Arial"/>
+                <w:i w:val="false"/>
+                <w:b w:val="false"/>
+                <w:u w:val="none"/>
+                <w:sz w:val="18"/>
+                <w:szCs w:val="18"/>
+                <w:color w:val="000000"/>
+              </w:rPr>
+            </w:pPr>
+            <w:r>
+              <w:rPr>
+                <w:rFonts w:ascii="Arial" w:hAnsi="Arial" w:eastAsia="Arial" w:cs="Arial"/>
+                <w:i w:val="false"/>
+                <w:b w:val="false"/>
+                <w:u w:val="none"/>
+                <w:sz w:val="18"/>
+                <w:szCs w:val="18"/>
+                <w:color w:val="000000"/>
+              </w:rPr>
+              <w:t xml:space="preserve">0.350</w:t>
             </w:r>
           </w:p>
         </w:tc>
@@ -6894,7 +6894,7 @@
                 <w:szCs w:val="18"/>
                 <w:color w:val="000000"/>
               </w:rPr>
-              <w:t xml:space="preserve">0.664</w:t>
+              <w:t xml:space="preserve">0.379</w:t>
             </w:r>
           </w:p>
         </w:tc>
@@ -7059,113 +7059,113 @@
                 <w:szCs w:val="18"/>
                 <w:color w:val="000000"/>
               </w:rPr>
-              <w:t xml:space="preserve">69 (25.7)</w:t>
-            </w:r>
-          </w:p>
-        </w:tc>
-        <w:tc>
-          <w:tcPr>
-            <w:tcBorders>
-              <w:bottom w:val="single" w:sz="6" w:space="0" w:color="666666"/>
-              <w:top w:val="single" w:sz="6" w:space="0" w:color="666666"/>
-              <w:left w:val="none" w:sz="0" w:space="0" w:color="000000"/>
-              <w:right w:val="none" w:sz="0" w:space="0" w:color="000000"/>
-            </w:tcBorders>
-            <w:shd w:val="clear" w:color="auto" w:fill="FFFFFF"/>
-            <w:tcMar>
-              <w:top w:w="0" w:type="dxa"/>
-              <w:bottom w:w="0" w:type="dxa"/>
-              <w:left w:w="0" w:type="dxa"/>
-              <w:right w:w="0" w:type="dxa"/>
-            </w:tcMar>
-            <w:vAlign w:val="center"/>
-          </w:tcPr>
-          <w:p>
-            <w:pPr>
-              <w:pStyle w:val="Normal"/>
-              <w:jc w:val="left"/>
-              <w:pBdr>
-                <w:bottom w:val="none" w:sz="0" w:space="0" w:color="000000"/>
-                <w:top w:val="none" w:sz="0" w:space="0" w:color="000000"/>
-                <w:left w:val="none" w:sz="0" w:space="0" w:color="000000"/>
-                <w:right w:val="none" w:sz="0" w:space="0" w:color="000000"/>
-              </w:pBdr>
-              <w:spacing w:after="100" w:before="100" w:line="240"/>
-              <w:ind w:left="100" w:right="100" w:firstLine="0" w:firstLineChars="0"/>
-              <w:rPr>
-                <w:rFonts w:ascii="Arial" w:hAnsi="Arial" w:eastAsia="Arial" w:cs="Arial"/>
-                <w:i w:val="false"/>
-                <w:b w:val="false"/>
-                <w:u w:val="none"/>
-                <w:sz w:val="18"/>
-                <w:szCs w:val="18"/>
-                <w:color w:val="000000"/>
-              </w:rPr>
-            </w:pPr>
-            <w:r>
-              <w:rPr>
-                <w:rFonts w:ascii="Arial" w:hAnsi="Arial" w:eastAsia="Arial" w:cs="Arial"/>
-                <w:i w:val="false"/>
-                <w:b w:val="false"/>
-                <w:u w:val="none"/>
-                <w:sz w:val="18"/>
-                <w:szCs w:val="18"/>
-                <w:color w:val="000000"/>
-              </w:rPr>
-              <w:t xml:space="preserve">30 (23.1)</w:t>
-            </w:r>
-          </w:p>
-        </w:tc>
-        <w:tc>
-          <w:tcPr>
-            <w:tcBorders>
-              <w:bottom w:val="single" w:sz="6" w:space="0" w:color="666666"/>
-              <w:top w:val="single" w:sz="6" w:space="0" w:color="666666"/>
-              <w:left w:val="none" w:sz="0" w:space="0" w:color="000000"/>
-              <w:right w:val="none" w:sz="0" w:space="0" w:color="000000"/>
-            </w:tcBorders>
-            <w:shd w:val="clear" w:color="auto" w:fill="FFFFFF"/>
-            <w:tcMar>
-              <w:top w:w="0" w:type="dxa"/>
-              <w:bottom w:w="0" w:type="dxa"/>
-              <w:left w:w="0" w:type="dxa"/>
-              <w:right w:w="0" w:type="dxa"/>
-            </w:tcMar>
-            <w:vAlign w:val="center"/>
-          </w:tcPr>
-          <w:p>
-            <w:pPr>
-              <w:pStyle w:val="Normal"/>
-              <w:jc w:val="left"/>
-              <w:pBdr>
-                <w:bottom w:val="none" w:sz="0" w:space="0" w:color="000000"/>
-                <w:top w:val="none" w:sz="0" w:space="0" w:color="000000"/>
-                <w:left w:val="none" w:sz="0" w:space="0" w:color="000000"/>
-                <w:right w:val="none" w:sz="0" w:space="0" w:color="000000"/>
-              </w:pBdr>
-              <w:spacing w:after="100" w:before="100" w:line="240"/>
-              <w:ind w:left="100" w:right="100" w:firstLine="0" w:firstLineChars="0"/>
-              <w:rPr>
-                <w:rFonts w:ascii="Arial" w:hAnsi="Arial" w:eastAsia="Arial" w:cs="Arial"/>
-                <w:i w:val="false"/>
-                <w:b w:val="false"/>
-                <w:u w:val="none"/>
-                <w:sz w:val="18"/>
-                <w:szCs w:val="18"/>
-                <w:color w:val="000000"/>
-              </w:rPr>
-            </w:pPr>
-            <w:r>
-              <w:rPr>
-                <w:rFonts w:ascii="Arial" w:hAnsi="Arial" w:eastAsia="Arial" w:cs="Arial"/>
-                <w:i w:val="false"/>
-                <w:b w:val="false"/>
-                <w:u w:val="none"/>
-                <w:sz w:val="18"/>
-                <w:szCs w:val="18"/>
-                <w:color w:val="000000"/>
-              </w:rPr>
-              <w:t xml:space="preserve">12 (19.7)</w:t>
+              <w:t xml:space="preserve">75 (26.5)</w:t>
+            </w:r>
+          </w:p>
+        </w:tc>
+        <w:tc>
+          <w:tcPr>
+            <w:tcBorders>
+              <w:bottom w:val="single" w:sz="6" w:space="0" w:color="666666"/>
+              <w:top w:val="single" w:sz="6" w:space="0" w:color="666666"/>
+              <w:left w:val="none" w:sz="0" w:space="0" w:color="000000"/>
+              <w:right w:val="none" w:sz="0" w:space="0" w:color="000000"/>
+            </w:tcBorders>
+            <w:shd w:val="clear" w:color="auto" w:fill="FFFFFF"/>
+            <w:tcMar>
+              <w:top w:w="0" w:type="dxa"/>
+              <w:bottom w:w="0" w:type="dxa"/>
+              <w:left w:w="0" w:type="dxa"/>
+              <w:right w:w="0" w:type="dxa"/>
+            </w:tcMar>
+            <w:vAlign w:val="center"/>
+          </w:tcPr>
+          <w:p>
+            <w:pPr>
+              <w:pStyle w:val="Normal"/>
+              <w:jc w:val="left"/>
+              <w:pBdr>
+                <w:bottom w:val="none" w:sz="0" w:space="0" w:color="000000"/>
+                <w:top w:val="none" w:sz="0" w:space="0" w:color="000000"/>
+                <w:left w:val="none" w:sz="0" w:space="0" w:color="000000"/>
+                <w:right w:val="none" w:sz="0" w:space="0" w:color="000000"/>
+              </w:pBdr>
+              <w:spacing w:after="100" w:before="100" w:line="240"/>
+              <w:ind w:left="100" w:right="100" w:firstLine="0" w:firstLineChars="0"/>
+              <w:rPr>
+                <w:rFonts w:ascii="Arial" w:hAnsi="Arial" w:eastAsia="Arial" w:cs="Arial"/>
+                <w:i w:val="false"/>
+                <w:b w:val="false"/>
+                <w:u w:val="none"/>
+                <w:sz w:val="18"/>
+                <w:szCs w:val="18"/>
+                <w:color w:val="000000"/>
+              </w:rPr>
+            </w:pPr>
+            <w:r>
+              <w:rPr>
+                <w:rFonts w:ascii="Arial" w:hAnsi="Arial" w:eastAsia="Arial" w:cs="Arial"/>
+                <w:i w:val="false"/>
+                <w:b w:val="false"/>
+                <w:u w:val="none"/>
+                <w:sz w:val="18"/>
+                <w:szCs w:val="18"/>
+                <w:color w:val="000000"/>
+              </w:rPr>
+              <w:t xml:space="preserve">28 (21.9)</w:t>
+            </w:r>
+          </w:p>
+        </w:tc>
+        <w:tc>
+          <w:tcPr>
+            <w:tcBorders>
+              <w:bottom w:val="single" w:sz="6" w:space="0" w:color="666666"/>
+              <w:top w:val="single" w:sz="6" w:space="0" w:color="666666"/>
+              <w:left w:val="none" w:sz="0" w:space="0" w:color="000000"/>
+              <w:right w:val="none" w:sz="0" w:space="0" w:color="000000"/>
+            </w:tcBorders>
+            <w:shd w:val="clear" w:color="auto" w:fill="FFFFFF"/>
+            <w:tcMar>
+              <w:top w:w="0" w:type="dxa"/>
+              <w:bottom w:w="0" w:type="dxa"/>
+              <w:left w:w="0" w:type="dxa"/>
+              <w:right w:w="0" w:type="dxa"/>
+            </w:tcMar>
+            <w:vAlign w:val="center"/>
+          </w:tcPr>
+          <w:p>
+            <w:pPr>
+              <w:pStyle w:val="Normal"/>
+              <w:jc w:val="left"/>
+              <w:pBdr>
+                <w:bottom w:val="none" w:sz="0" w:space="0" w:color="000000"/>
+                <w:top w:val="none" w:sz="0" w:space="0" w:color="000000"/>
+                <w:left w:val="none" w:sz="0" w:space="0" w:color="000000"/>
+                <w:right w:val="none" w:sz="0" w:space="0" w:color="000000"/>
+              </w:pBdr>
+              <w:spacing w:after="100" w:before="100" w:line="240"/>
+              <w:ind w:left="100" w:right="100" w:firstLine="0" w:firstLineChars="0"/>
+              <w:rPr>
+                <w:rFonts w:ascii="Arial" w:hAnsi="Arial" w:eastAsia="Arial" w:cs="Arial"/>
+                <w:i w:val="false"/>
+                <w:b w:val="false"/>
+                <w:u w:val="none"/>
+                <w:sz w:val="18"/>
+                <w:szCs w:val="18"/>
+                <w:color w:val="000000"/>
+              </w:rPr>
+            </w:pPr>
+            <w:r>
+              <w:rPr>
+                <w:rFonts w:ascii="Arial" w:hAnsi="Arial" w:eastAsia="Arial" w:cs="Arial"/>
+                <w:i w:val="false"/>
+                <w:b w:val="false"/>
+                <w:u w:val="none"/>
+                <w:sz w:val="18"/>
+                <w:szCs w:val="18"/>
+                <w:color w:val="000000"/>
+              </w:rPr>
+              <w:t xml:space="preserve">12 (19.0)</w:t>
             </w:r>
           </w:p>
         </w:tc>
@@ -7489,166 +7489,166 @@
                 <w:szCs w:val="18"/>
                 <w:color w:val="000000"/>
               </w:rPr>
-              <w:t xml:space="preserve">230 (85.5)</w:t>
-            </w:r>
-          </w:p>
-        </w:tc>
-        <w:tc>
-          <w:tcPr>
-            <w:tcBorders>
-              <w:bottom w:val="single" w:sz="6" w:space="0" w:color="666666"/>
-              <w:top w:val="single" w:sz="6" w:space="0" w:color="666666"/>
-              <w:left w:val="none" w:sz="0" w:space="0" w:color="000000"/>
-              <w:right w:val="none" w:sz="0" w:space="0" w:color="000000"/>
-            </w:tcBorders>
-            <w:shd w:val="clear" w:color="auto" w:fill="FFFFFF"/>
-            <w:tcMar>
-              <w:top w:w="0" w:type="dxa"/>
-              <w:bottom w:w="0" w:type="dxa"/>
-              <w:left w:w="0" w:type="dxa"/>
-              <w:right w:w="0" w:type="dxa"/>
-            </w:tcMar>
-            <w:vAlign w:val="center"/>
-          </w:tcPr>
-          <w:p>
-            <w:pPr>
-              <w:pStyle w:val="Normal"/>
-              <w:jc w:val="left"/>
-              <w:pBdr>
-                <w:bottom w:val="none" w:sz="0" w:space="0" w:color="000000"/>
-                <w:top w:val="none" w:sz="0" w:space="0" w:color="000000"/>
-                <w:left w:val="none" w:sz="0" w:space="0" w:color="000000"/>
-                <w:right w:val="none" w:sz="0" w:space="0" w:color="000000"/>
-              </w:pBdr>
-              <w:spacing w:after="100" w:before="100" w:line="240"/>
-              <w:ind w:left="100" w:right="100" w:firstLine="0" w:firstLineChars="0"/>
-              <w:rPr>
-                <w:rFonts w:ascii="Arial" w:hAnsi="Arial" w:eastAsia="Arial" w:cs="Arial"/>
-                <w:i w:val="false"/>
-                <w:b w:val="false"/>
-                <w:u w:val="none"/>
-                <w:sz w:val="18"/>
-                <w:szCs w:val="18"/>
-                <w:color w:val="000000"/>
-              </w:rPr>
-            </w:pPr>
-            <w:r>
-              <w:rPr>
-                <w:rFonts w:ascii="Arial" w:hAnsi="Arial" w:eastAsia="Arial" w:cs="Arial"/>
-                <w:i w:val="false"/>
-                <w:b w:val="false"/>
-                <w:u w:val="none"/>
-                <w:sz w:val="18"/>
-                <w:szCs w:val="18"/>
-                <w:color w:val="000000"/>
-              </w:rPr>
-              <w:t xml:space="preserve">110 (84.6)</w:t>
-            </w:r>
-          </w:p>
-        </w:tc>
-        <w:tc>
-          <w:tcPr>
-            <w:tcBorders>
-              <w:bottom w:val="single" w:sz="6" w:space="0" w:color="666666"/>
-              <w:top w:val="single" w:sz="6" w:space="0" w:color="666666"/>
-              <w:left w:val="none" w:sz="0" w:space="0" w:color="000000"/>
-              <w:right w:val="none" w:sz="0" w:space="0" w:color="000000"/>
-            </w:tcBorders>
-            <w:shd w:val="clear" w:color="auto" w:fill="FFFFFF"/>
-            <w:tcMar>
-              <w:top w:w="0" w:type="dxa"/>
-              <w:bottom w:w="0" w:type="dxa"/>
-              <w:left w:w="0" w:type="dxa"/>
-              <w:right w:w="0" w:type="dxa"/>
-            </w:tcMar>
-            <w:vAlign w:val="center"/>
-          </w:tcPr>
-          <w:p>
-            <w:pPr>
-              <w:pStyle w:val="Normal"/>
-              <w:jc w:val="left"/>
-              <w:pBdr>
-                <w:bottom w:val="none" w:sz="0" w:space="0" w:color="000000"/>
-                <w:top w:val="none" w:sz="0" w:space="0" w:color="000000"/>
-                <w:left w:val="none" w:sz="0" w:space="0" w:color="000000"/>
-                <w:right w:val="none" w:sz="0" w:space="0" w:color="000000"/>
-              </w:pBdr>
-              <w:spacing w:after="100" w:before="100" w:line="240"/>
-              <w:ind w:left="100" w:right="100" w:firstLine="0" w:firstLineChars="0"/>
-              <w:rPr>
-                <w:rFonts w:ascii="Arial" w:hAnsi="Arial" w:eastAsia="Arial" w:cs="Arial"/>
-                <w:i w:val="false"/>
-                <w:b w:val="false"/>
-                <w:u w:val="none"/>
-                <w:sz w:val="18"/>
-                <w:szCs w:val="18"/>
-                <w:color w:val="000000"/>
-              </w:rPr>
-            </w:pPr>
-            <w:r>
-              <w:rPr>
-                <w:rFonts w:ascii="Arial" w:hAnsi="Arial" w:eastAsia="Arial" w:cs="Arial"/>
-                <w:i w:val="false"/>
-                <w:b w:val="false"/>
-                <w:u w:val="none"/>
-                <w:sz w:val="18"/>
-                <w:szCs w:val="18"/>
-                <w:color w:val="000000"/>
-              </w:rPr>
-              <w:t xml:space="preserve">54 (88.5)</w:t>
-            </w:r>
-          </w:p>
-        </w:tc>
-        <w:tc>
-          <w:tcPr>
-            <w:tcBorders>
-              <w:bottom w:val="single" w:sz="6" w:space="0" w:color="666666"/>
-              <w:top w:val="single" w:sz="6" w:space="0" w:color="666666"/>
-              <w:left w:val="none" w:sz="0" w:space="0" w:color="000000"/>
-              <w:right w:val="none" w:sz="0" w:space="0" w:color="000000"/>
-            </w:tcBorders>
-            <w:shd w:val="clear" w:color="auto" w:fill="FFFFFF"/>
-            <w:tcMar>
-              <w:top w:w="0" w:type="dxa"/>
-              <w:bottom w:w="0" w:type="dxa"/>
-              <w:left w:w="0" w:type="dxa"/>
-              <w:right w:w="0" w:type="dxa"/>
-            </w:tcMar>
-            <w:vAlign w:val="center"/>
-          </w:tcPr>
-          <w:p>
-            <w:pPr>
-              <w:pStyle w:val="Normal"/>
-              <w:jc w:val="left"/>
-              <w:pBdr>
-                <w:bottom w:val="none" w:sz="0" w:space="0" w:color="000000"/>
-                <w:top w:val="none" w:sz="0" w:space="0" w:color="000000"/>
-                <w:left w:val="none" w:sz="0" w:space="0" w:color="000000"/>
-                <w:right w:val="none" w:sz="0" w:space="0" w:color="000000"/>
-              </w:pBdr>
-              <w:spacing w:after="100" w:before="100" w:line="240"/>
-              <w:ind w:left="100" w:right="100" w:firstLine="0" w:firstLineChars="0"/>
-              <w:rPr>
-                <w:rFonts w:ascii="Arial" w:hAnsi="Arial" w:eastAsia="Arial" w:cs="Arial"/>
-                <w:i w:val="false"/>
-                <w:b w:val="false"/>
-                <w:u w:val="none"/>
-                <w:sz w:val="18"/>
-                <w:szCs w:val="18"/>
-                <w:color w:val="000000"/>
-              </w:rPr>
-            </w:pPr>
-            <w:r>
-              <w:rPr>
-                <w:rFonts w:ascii="Arial" w:hAnsi="Arial" w:eastAsia="Arial" w:cs="Arial"/>
-                <w:i w:val="false"/>
-                <w:b w:val="false"/>
-                <w:u w:val="none"/>
-                <w:sz w:val="18"/>
-                <w:szCs w:val="18"/>
-                <w:color w:val="000000"/>
-              </w:rPr>
-              <w:t xml:space="preserve">0.768</w:t>
+              <w:t xml:space="preserve">240 (84.8)</w:t>
+            </w:r>
+          </w:p>
+        </w:tc>
+        <w:tc>
+          <w:tcPr>
+            <w:tcBorders>
+              <w:bottom w:val="single" w:sz="6" w:space="0" w:color="666666"/>
+              <w:top w:val="single" w:sz="6" w:space="0" w:color="666666"/>
+              <w:left w:val="none" w:sz="0" w:space="0" w:color="000000"/>
+              <w:right w:val="none" w:sz="0" w:space="0" w:color="000000"/>
+            </w:tcBorders>
+            <w:shd w:val="clear" w:color="auto" w:fill="FFFFFF"/>
+            <w:tcMar>
+              <w:top w:w="0" w:type="dxa"/>
+              <w:bottom w:w="0" w:type="dxa"/>
+              <w:left w:w="0" w:type="dxa"/>
+              <w:right w:w="0" w:type="dxa"/>
+            </w:tcMar>
+            <w:vAlign w:val="center"/>
+          </w:tcPr>
+          <w:p>
+            <w:pPr>
+              <w:pStyle w:val="Normal"/>
+              <w:jc w:val="left"/>
+              <w:pBdr>
+                <w:bottom w:val="none" w:sz="0" w:space="0" w:color="000000"/>
+                <w:top w:val="none" w:sz="0" w:space="0" w:color="000000"/>
+                <w:left w:val="none" w:sz="0" w:space="0" w:color="000000"/>
+                <w:right w:val="none" w:sz="0" w:space="0" w:color="000000"/>
+              </w:pBdr>
+              <w:spacing w:after="100" w:before="100" w:line="240"/>
+              <w:ind w:left="100" w:right="100" w:firstLine="0" w:firstLineChars="0"/>
+              <w:rPr>
+                <w:rFonts w:ascii="Arial" w:hAnsi="Arial" w:eastAsia="Arial" w:cs="Arial"/>
+                <w:i w:val="false"/>
+                <w:b w:val="false"/>
+                <w:u w:val="none"/>
+                <w:sz w:val="18"/>
+                <w:szCs w:val="18"/>
+                <w:color w:val="000000"/>
+              </w:rPr>
+            </w:pPr>
+            <w:r>
+              <w:rPr>
+                <w:rFonts w:ascii="Arial" w:hAnsi="Arial" w:eastAsia="Arial" w:cs="Arial"/>
+                <w:i w:val="false"/>
+                <w:b w:val="false"/>
+                <w:u w:val="none"/>
+                <w:sz w:val="18"/>
+                <w:szCs w:val="18"/>
+                <w:color w:val="000000"/>
+              </w:rPr>
+              <w:t xml:space="preserve">109 (85.2)</w:t>
+            </w:r>
+          </w:p>
+        </w:tc>
+        <w:tc>
+          <w:tcPr>
+            <w:tcBorders>
+              <w:bottom w:val="single" w:sz="6" w:space="0" w:color="666666"/>
+              <w:top w:val="single" w:sz="6" w:space="0" w:color="666666"/>
+              <w:left w:val="none" w:sz="0" w:space="0" w:color="000000"/>
+              <w:right w:val="none" w:sz="0" w:space="0" w:color="000000"/>
+            </w:tcBorders>
+            <w:shd w:val="clear" w:color="auto" w:fill="FFFFFF"/>
+            <w:tcMar>
+              <w:top w:w="0" w:type="dxa"/>
+              <w:bottom w:w="0" w:type="dxa"/>
+              <w:left w:w="0" w:type="dxa"/>
+              <w:right w:w="0" w:type="dxa"/>
+            </w:tcMar>
+            <w:vAlign w:val="center"/>
+          </w:tcPr>
+          <w:p>
+            <w:pPr>
+              <w:pStyle w:val="Normal"/>
+              <w:jc w:val="left"/>
+              <w:pBdr>
+                <w:bottom w:val="none" w:sz="0" w:space="0" w:color="000000"/>
+                <w:top w:val="none" w:sz="0" w:space="0" w:color="000000"/>
+                <w:left w:val="none" w:sz="0" w:space="0" w:color="000000"/>
+                <w:right w:val="none" w:sz="0" w:space="0" w:color="000000"/>
+              </w:pBdr>
+              <w:spacing w:after="100" w:before="100" w:line="240"/>
+              <w:ind w:left="100" w:right="100" w:firstLine="0" w:firstLineChars="0"/>
+              <w:rPr>
+                <w:rFonts w:ascii="Arial" w:hAnsi="Arial" w:eastAsia="Arial" w:cs="Arial"/>
+                <w:i w:val="false"/>
+                <w:b w:val="false"/>
+                <w:u w:val="none"/>
+                <w:sz w:val="18"/>
+                <w:szCs w:val="18"/>
+                <w:color w:val="000000"/>
+              </w:rPr>
+            </w:pPr>
+            <w:r>
+              <w:rPr>
+                <w:rFonts w:ascii="Arial" w:hAnsi="Arial" w:eastAsia="Arial" w:cs="Arial"/>
+                <w:i w:val="false"/>
+                <w:b w:val="false"/>
+                <w:u w:val="none"/>
+                <w:sz w:val="18"/>
+                <w:szCs w:val="18"/>
+                <w:color w:val="000000"/>
+              </w:rPr>
+              <w:t xml:space="preserve">56 (88.9)</w:t>
+            </w:r>
+          </w:p>
+        </w:tc>
+        <w:tc>
+          <w:tcPr>
+            <w:tcBorders>
+              <w:bottom w:val="single" w:sz="6" w:space="0" w:color="666666"/>
+              <w:top w:val="single" w:sz="6" w:space="0" w:color="666666"/>
+              <w:left w:val="none" w:sz="0" w:space="0" w:color="000000"/>
+              <w:right w:val="none" w:sz="0" w:space="0" w:color="000000"/>
+            </w:tcBorders>
+            <w:shd w:val="clear" w:color="auto" w:fill="FFFFFF"/>
+            <w:tcMar>
+              <w:top w:w="0" w:type="dxa"/>
+              <w:bottom w:w="0" w:type="dxa"/>
+              <w:left w:w="0" w:type="dxa"/>
+              <w:right w:w="0" w:type="dxa"/>
+            </w:tcMar>
+            <w:vAlign w:val="center"/>
+          </w:tcPr>
+          <w:p>
+            <w:pPr>
+              <w:pStyle w:val="Normal"/>
+              <w:jc w:val="left"/>
+              <w:pBdr>
+                <w:bottom w:val="none" w:sz="0" w:space="0" w:color="000000"/>
+                <w:top w:val="none" w:sz="0" w:space="0" w:color="000000"/>
+                <w:left w:val="none" w:sz="0" w:space="0" w:color="000000"/>
+                <w:right w:val="none" w:sz="0" w:space="0" w:color="000000"/>
+              </w:pBdr>
+              <w:spacing w:after="100" w:before="100" w:line="240"/>
+              <w:ind w:left="100" w:right="100" w:firstLine="0" w:firstLineChars="0"/>
+              <w:rPr>
+                <w:rFonts w:ascii="Arial" w:hAnsi="Arial" w:eastAsia="Arial" w:cs="Arial"/>
+                <w:i w:val="false"/>
+                <w:b w:val="false"/>
+                <w:u w:val="none"/>
+                <w:sz w:val="18"/>
+                <w:szCs w:val="18"/>
+                <w:color w:val="000000"/>
+              </w:rPr>
+            </w:pPr>
+            <w:r>
+              <w:rPr>
+                <w:rFonts w:ascii="Arial" w:hAnsi="Arial" w:eastAsia="Arial" w:cs="Arial"/>
+                <w:i w:val="false"/>
+                <w:b w:val="false"/>
+                <w:u w:val="none"/>
+                <w:sz w:val="18"/>
+                <w:szCs w:val="18"/>
+                <w:color w:val="000000"/>
+              </w:rPr>
+              <w:t xml:space="preserve">0.704</w:t>
             </w:r>
           </w:p>
         </w:tc>
@@ -7754,7 +7754,7 @@
                 <w:szCs w:val="18"/>
                 <w:color w:val="000000"/>
               </w:rPr>
-              <w:t xml:space="preserve">0.934</w:t>
+              <w:t xml:space="preserve">1.000</w:t>
             </w:r>
           </w:p>
         </w:tc>
@@ -7919,113 +7919,113 @@
                 <w:szCs w:val="18"/>
                 <w:color w:val="000000"/>
               </w:rPr>
-              <w:t xml:space="preserve">39 (14.5)</w:t>
-            </w:r>
-          </w:p>
-        </w:tc>
-        <w:tc>
-          <w:tcPr>
-            <w:tcBorders>
-              <w:bottom w:val="single" w:sz="6" w:space="0" w:color="666666"/>
-              <w:top w:val="single" w:sz="6" w:space="0" w:color="666666"/>
-              <w:left w:val="none" w:sz="0" w:space="0" w:color="000000"/>
-              <w:right w:val="none" w:sz="0" w:space="0" w:color="000000"/>
-            </w:tcBorders>
-            <w:shd w:val="clear" w:color="auto" w:fill="FFFFFF"/>
-            <w:tcMar>
-              <w:top w:w="0" w:type="dxa"/>
-              <w:bottom w:w="0" w:type="dxa"/>
-              <w:left w:w="0" w:type="dxa"/>
-              <w:right w:w="0" w:type="dxa"/>
-            </w:tcMar>
-            <w:vAlign w:val="center"/>
-          </w:tcPr>
-          <w:p>
-            <w:pPr>
-              <w:pStyle w:val="Normal"/>
-              <w:jc w:val="left"/>
-              <w:pBdr>
-                <w:bottom w:val="none" w:sz="0" w:space="0" w:color="000000"/>
-                <w:top w:val="none" w:sz="0" w:space="0" w:color="000000"/>
-                <w:left w:val="none" w:sz="0" w:space="0" w:color="000000"/>
-                <w:right w:val="none" w:sz="0" w:space="0" w:color="000000"/>
-              </w:pBdr>
-              <w:spacing w:after="100" w:before="100" w:line="240"/>
-              <w:ind w:left="100" w:right="100" w:firstLine="0" w:firstLineChars="0"/>
-              <w:rPr>
-                <w:rFonts w:ascii="Arial" w:hAnsi="Arial" w:eastAsia="Arial" w:cs="Arial"/>
-                <w:i w:val="false"/>
-                <w:b w:val="false"/>
-                <w:u w:val="none"/>
-                <w:sz w:val="18"/>
-                <w:szCs w:val="18"/>
-                <w:color w:val="000000"/>
-              </w:rPr>
-            </w:pPr>
-            <w:r>
-              <w:rPr>
-                <w:rFonts w:ascii="Arial" w:hAnsi="Arial" w:eastAsia="Arial" w:cs="Arial"/>
-                <w:i w:val="false"/>
-                <w:b w:val="false"/>
-                <w:u w:val="none"/>
-                <w:sz w:val="18"/>
-                <w:szCs w:val="18"/>
-                <w:color w:val="000000"/>
-              </w:rPr>
-              <w:t xml:space="preserve">20 (15.4)</w:t>
-            </w:r>
-          </w:p>
-        </w:tc>
-        <w:tc>
-          <w:tcPr>
-            <w:tcBorders>
-              <w:bottom w:val="single" w:sz="6" w:space="0" w:color="666666"/>
-              <w:top w:val="single" w:sz="6" w:space="0" w:color="666666"/>
-              <w:left w:val="none" w:sz="0" w:space="0" w:color="000000"/>
-              <w:right w:val="none" w:sz="0" w:space="0" w:color="000000"/>
-            </w:tcBorders>
-            <w:shd w:val="clear" w:color="auto" w:fill="FFFFFF"/>
-            <w:tcMar>
-              <w:top w:w="0" w:type="dxa"/>
-              <w:bottom w:w="0" w:type="dxa"/>
-              <w:left w:w="0" w:type="dxa"/>
-              <w:right w:w="0" w:type="dxa"/>
-            </w:tcMar>
-            <w:vAlign w:val="center"/>
-          </w:tcPr>
-          <w:p>
-            <w:pPr>
-              <w:pStyle w:val="Normal"/>
-              <w:jc w:val="left"/>
-              <w:pBdr>
-                <w:bottom w:val="none" w:sz="0" w:space="0" w:color="000000"/>
-                <w:top w:val="none" w:sz="0" w:space="0" w:color="000000"/>
-                <w:left w:val="none" w:sz="0" w:space="0" w:color="000000"/>
-                <w:right w:val="none" w:sz="0" w:space="0" w:color="000000"/>
-              </w:pBdr>
-              <w:spacing w:after="100" w:before="100" w:line="240"/>
-              <w:ind w:left="100" w:right="100" w:firstLine="0" w:firstLineChars="0"/>
-              <w:rPr>
-                <w:rFonts w:ascii="Arial" w:hAnsi="Arial" w:eastAsia="Arial" w:cs="Arial"/>
-                <w:i w:val="false"/>
-                <w:b w:val="false"/>
-                <w:u w:val="none"/>
-                <w:sz w:val="18"/>
-                <w:szCs w:val="18"/>
-                <w:color w:val="000000"/>
-              </w:rPr>
-            </w:pPr>
-            <w:r>
-              <w:rPr>
-                <w:rFonts w:ascii="Arial" w:hAnsi="Arial" w:eastAsia="Arial" w:cs="Arial"/>
-                <w:i w:val="false"/>
-                <w:b w:val="false"/>
-                <w:u w:val="none"/>
-                <w:sz w:val="18"/>
-                <w:szCs w:val="18"/>
-                <w:color w:val="000000"/>
-              </w:rPr>
-              <w:t xml:space="preserve">7 (11.5)</w:t>
+              <w:t xml:space="preserve">43 (15.2)</w:t>
+            </w:r>
+          </w:p>
+        </w:tc>
+        <w:tc>
+          <w:tcPr>
+            <w:tcBorders>
+              <w:bottom w:val="single" w:sz="6" w:space="0" w:color="666666"/>
+              <w:top w:val="single" w:sz="6" w:space="0" w:color="666666"/>
+              <w:left w:val="none" w:sz="0" w:space="0" w:color="000000"/>
+              <w:right w:val="none" w:sz="0" w:space="0" w:color="000000"/>
+            </w:tcBorders>
+            <w:shd w:val="clear" w:color="auto" w:fill="FFFFFF"/>
+            <w:tcMar>
+              <w:top w:w="0" w:type="dxa"/>
+              <w:bottom w:w="0" w:type="dxa"/>
+              <w:left w:w="0" w:type="dxa"/>
+              <w:right w:w="0" w:type="dxa"/>
+            </w:tcMar>
+            <w:vAlign w:val="center"/>
+          </w:tcPr>
+          <w:p>
+            <w:pPr>
+              <w:pStyle w:val="Normal"/>
+              <w:jc w:val="left"/>
+              <w:pBdr>
+                <w:bottom w:val="none" w:sz="0" w:space="0" w:color="000000"/>
+                <w:top w:val="none" w:sz="0" w:space="0" w:color="000000"/>
+                <w:left w:val="none" w:sz="0" w:space="0" w:color="000000"/>
+                <w:right w:val="none" w:sz="0" w:space="0" w:color="000000"/>
+              </w:pBdr>
+              <w:spacing w:after="100" w:before="100" w:line="240"/>
+              <w:ind w:left="100" w:right="100" w:firstLine="0" w:firstLineChars="0"/>
+              <w:rPr>
+                <w:rFonts w:ascii="Arial" w:hAnsi="Arial" w:eastAsia="Arial" w:cs="Arial"/>
+                <w:i w:val="false"/>
+                <w:b w:val="false"/>
+                <w:u w:val="none"/>
+                <w:sz w:val="18"/>
+                <w:szCs w:val="18"/>
+                <w:color w:val="000000"/>
+              </w:rPr>
+            </w:pPr>
+            <w:r>
+              <w:rPr>
+                <w:rFonts w:ascii="Arial" w:hAnsi="Arial" w:eastAsia="Arial" w:cs="Arial"/>
+                <w:i w:val="false"/>
+                <w:b w:val="false"/>
+                <w:u w:val="none"/>
+                <w:sz w:val="18"/>
+                <w:szCs w:val="18"/>
+                <w:color w:val="000000"/>
+              </w:rPr>
+              <w:t xml:space="preserve">19 (14.8)</w:t>
+            </w:r>
+          </w:p>
+        </w:tc>
+        <w:tc>
+          <w:tcPr>
+            <w:tcBorders>
+              <w:bottom w:val="single" w:sz="6" w:space="0" w:color="666666"/>
+              <w:top w:val="single" w:sz="6" w:space="0" w:color="666666"/>
+              <w:left w:val="none" w:sz="0" w:space="0" w:color="000000"/>
+              <w:right w:val="none" w:sz="0" w:space="0" w:color="000000"/>
+            </w:tcBorders>
+            <w:shd w:val="clear" w:color="auto" w:fill="FFFFFF"/>
+            <w:tcMar>
+              <w:top w:w="0" w:type="dxa"/>
+              <w:bottom w:w="0" w:type="dxa"/>
+              <w:left w:w="0" w:type="dxa"/>
+              <w:right w:w="0" w:type="dxa"/>
+            </w:tcMar>
+            <w:vAlign w:val="center"/>
+          </w:tcPr>
+          <w:p>
+            <w:pPr>
+              <w:pStyle w:val="Normal"/>
+              <w:jc w:val="left"/>
+              <w:pBdr>
+                <w:bottom w:val="none" w:sz="0" w:space="0" w:color="000000"/>
+                <w:top w:val="none" w:sz="0" w:space="0" w:color="000000"/>
+                <w:left w:val="none" w:sz="0" w:space="0" w:color="000000"/>
+                <w:right w:val="none" w:sz="0" w:space="0" w:color="000000"/>
+              </w:pBdr>
+              <w:spacing w:after="100" w:before="100" w:line="240"/>
+              <w:ind w:left="100" w:right="100" w:firstLine="0" w:firstLineChars="0"/>
+              <w:rPr>
+                <w:rFonts w:ascii="Arial" w:hAnsi="Arial" w:eastAsia="Arial" w:cs="Arial"/>
+                <w:i w:val="false"/>
+                <w:b w:val="false"/>
+                <w:u w:val="none"/>
+                <w:sz w:val="18"/>
+                <w:szCs w:val="18"/>
+                <w:color w:val="000000"/>
+              </w:rPr>
+            </w:pPr>
+            <w:r>
+              <w:rPr>
+                <w:rFonts w:ascii="Arial" w:hAnsi="Arial" w:eastAsia="Arial" w:cs="Arial"/>
+                <w:i w:val="false"/>
+                <w:b w:val="false"/>
+                <w:u w:val="none"/>
+                <w:sz w:val="18"/>
+                <w:szCs w:val="18"/>
+                <w:color w:val="000000"/>
+              </w:rPr>
+              <w:t xml:space="preserve">7 (11.1)</w:t>
             </w:r>
           </w:p>
         </w:tc>
@@ -8349,166 +8349,166 @@
                 <w:szCs w:val="18"/>
                 <w:color w:val="000000"/>
               </w:rPr>
-              <w:t xml:space="preserve">238 (88.5)</w:t>
-            </w:r>
-          </w:p>
-        </w:tc>
-        <w:tc>
-          <w:tcPr>
-            <w:tcBorders>
-              <w:bottom w:val="single" w:sz="6" w:space="0" w:color="666666"/>
-              <w:top w:val="single" w:sz="6" w:space="0" w:color="666666"/>
-              <w:left w:val="none" w:sz="0" w:space="0" w:color="000000"/>
-              <w:right w:val="none" w:sz="0" w:space="0" w:color="000000"/>
-            </w:tcBorders>
-            <w:shd w:val="clear" w:color="auto" w:fill="FFFFFF"/>
-            <w:tcMar>
-              <w:top w:w="0" w:type="dxa"/>
-              <w:bottom w:w="0" w:type="dxa"/>
-              <w:left w:w="0" w:type="dxa"/>
-              <w:right w:w="0" w:type="dxa"/>
-            </w:tcMar>
-            <w:vAlign w:val="center"/>
-          </w:tcPr>
-          <w:p>
-            <w:pPr>
-              <w:pStyle w:val="Normal"/>
-              <w:jc w:val="left"/>
-              <w:pBdr>
-                <w:bottom w:val="none" w:sz="0" w:space="0" w:color="000000"/>
-                <w:top w:val="none" w:sz="0" w:space="0" w:color="000000"/>
-                <w:left w:val="none" w:sz="0" w:space="0" w:color="000000"/>
-                <w:right w:val="none" w:sz="0" w:space="0" w:color="000000"/>
-              </w:pBdr>
-              <w:spacing w:after="100" w:before="100" w:line="240"/>
-              <w:ind w:left="100" w:right="100" w:firstLine="0" w:firstLineChars="0"/>
-              <w:rPr>
-                <w:rFonts w:ascii="Arial" w:hAnsi="Arial" w:eastAsia="Arial" w:cs="Arial"/>
-                <w:i w:val="false"/>
-                <w:b w:val="false"/>
-                <w:u w:val="none"/>
-                <w:sz w:val="18"/>
-                <w:szCs w:val="18"/>
-                <w:color w:val="000000"/>
-              </w:rPr>
-            </w:pPr>
-            <w:r>
-              <w:rPr>
-                <w:rFonts w:ascii="Arial" w:hAnsi="Arial" w:eastAsia="Arial" w:cs="Arial"/>
-                <w:i w:val="false"/>
-                <w:b w:val="false"/>
-                <w:u w:val="none"/>
-                <w:sz w:val="18"/>
-                <w:szCs w:val="18"/>
-                <w:color w:val="000000"/>
-              </w:rPr>
-              <w:t xml:space="preserve">112 (86.2)</w:t>
-            </w:r>
-          </w:p>
-        </w:tc>
-        <w:tc>
-          <w:tcPr>
-            <w:tcBorders>
-              <w:bottom w:val="single" w:sz="6" w:space="0" w:color="666666"/>
-              <w:top w:val="single" w:sz="6" w:space="0" w:color="666666"/>
-              <w:left w:val="none" w:sz="0" w:space="0" w:color="000000"/>
-              <w:right w:val="none" w:sz="0" w:space="0" w:color="000000"/>
-            </w:tcBorders>
-            <w:shd w:val="clear" w:color="auto" w:fill="FFFFFF"/>
-            <w:tcMar>
-              <w:top w:w="0" w:type="dxa"/>
-              <w:bottom w:w="0" w:type="dxa"/>
-              <w:left w:w="0" w:type="dxa"/>
-              <w:right w:w="0" w:type="dxa"/>
-            </w:tcMar>
-            <w:vAlign w:val="center"/>
-          </w:tcPr>
-          <w:p>
-            <w:pPr>
-              <w:pStyle w:val="Normal"/>
-              <w:jc w:val="left"/>
-              <w:pBdr>
-                <w:bottom w:val="none" w:sz="0" w:space="0" w:color="000000"/>
-                <w:top w:val="none" w:sz="0" w:space="0" w:color="000000"/>
-                <w:left w:val="none" w:sz="0" w:space="0" w:color="000000"/>
-                <w:right w:val="none" w:sz="0" w:space="0" w:color="000000"/>
-              </w:pBdr>
-              <w:spacing w:after="100" w:before="100" w:line="240"/>
-              <w:ind w:left="100" w:right="100" w:firstLine="0" w:firstLineChars="0"/>
-              <w:rPr>
-                <w:rFonts w:ascii="Arial" w:hAnsi="Arial" w:eastAsia="Arial" w:cs="Arial"/>
-                <w:i w:val="false"/>
-                <w:b w:val="false"/>
-                <w:u w:val="none"/>
-                <w:sz w:val="18"/>
-                <w:szCs w:val="18"/>
-                <w:color w:val="000000"/>
-              </w:rPr>
-            </w:pPr>
-            <w:r>
-              <w:rPr>
-                <w:rFonts w:ascii="Arial" w:hAnsi="Arial" w:eastAsia="Arial" w:cs="Arial"/>
-                <w:i w:val="false"/>
-                <w:b w:val="false"/>
-                <w:u w:val="none"/>
-                <w:sz w:val="18"/>
-                <w:szCs w:val="18"/>
-                <w:color w:val="000000"/>
-              </w:rPr>
-              <w:t xml:space="preserve">57 (93.4)</w:t>
-            </w:r>
-          </w:p>
-        </w:tc>
-        <w:tc>
-          <w:tcPr>
-            <w:tcBorders>
-              <w:bottom w:val="single" w:sz="6" w:space="0" w:color="666666"/>
-              <w:top w:val="single" w:sz="6" w:space="0" w:color="666666"/>
-              <w:left w:val="none" w:sz="0" w:space="0" w:color="000000"/>
-              <w:right w:val="none" w:sz="0" w:space="0" w:color="000000"/>
-            </w:tcBorders>
-            <w:shd w:val="clear" w:color="auto" w:fill="FFFFFF"/>
-            <w:tcMar>
-              <w:top w:w="0" w:type="dxa"/>
-              <w:bottom w:w="0" w:type="dxa"/>
-              <w:left w:w="0" w:type="dxa"/>
-              <w:right w:w="0" w:type="dxa"/>
-            </w:tcMar>
-            <w:vAlign w:val="center"/>
-          </w:tcPr>
-          <w:p>
-            <w:pPr>
-              <w:pStyle w:val="Normal"/>
-              <w:jc w:val="left"/>
-              <w:pBdr>
-                <w:bottom w:val="none" w:sz="0" w:space="0" w:color="000000"/>
-                <w:top w:val="none" w:sz="0" w:space="0" w:color="000000"/>
-                <w:left w:val="none" w:sz="0" w:space="0" w:color="000000"/>
-                <w:right w:val="none" w:sz="0" w:space="0" w:color="000000"/>
-              </w:pBdr>
-              <w:spacing w:after="100" w:before="100" w:line="240"/>
-              <w:ind w:left="100" w:right="100" w:firstLine="0" w:firstLineChars="0"/>
-              <w:rPr>
-                <w:rFonts w:ascii="Arial" w:hAnsi="Arial" w:eastAsia="Arial" w:cs="Arial"/>
-                <w:i w:val="false"/>
-                <w:b w:val="false"/>
-                <w:u w:val="none"/>
-                <w:sz w:val="18"/>
-                <w:szCs w:val="18"/>
-                <w:color w:val="000000"/>
-              </w:rPr>
-            </w:pPr>
-            <w:r>
-              <w:rPr>
-                <w:rFonts w:ascii="Arial" w:hAnsi="Arial" w:eastAsia="Arial" w:cs="Arial"/>
-                <w:i w:val="false"/>
-                <w:b w:val="false"/>
-                <w:u w:val="none"/>
-                <w:sz w:val="18"/>
-                <w:szCs w:val="18"/>
-                <w:color w:val="000000"/>
-              </w:rPr>
-              <w:t xml:space="preserve">0.339</w:t>
+              <w:t xml:space="preserve">248 (87.6)</w:t>
+            </w:r>
+          </w:p>
+        </w:tc>
+        <w:tc>
+          <w:tcPr>
+            <w:tcBorders>
+              <w:bottom w:val="single" w:sz="6" w:space="0" w:color="666666"/>
+              <w:top w:val="single" w:sz="6" w:space="0" w:color="666666"/>
+              <w:left w:val="none" w:sz="0" w:space="0" w:color="000000"/>
+              <w:right w:val="none" w:sz="0" w:space="0" w:color="000000"/>
+            </w:tcBorders>
+            <w:shd w:val="clear" w:color="auto" w:fill="FFFFFF"/>
+            <w:tcMar>
+              <w:top w:w="0" w:type="dxa"/>
+              <w:bottom w:w="0" w:type="dxa"/>
+              <w:left w:w="0" w:type="dxa"/>
+              <w:right w:w="0" w:type="dxa"/>
+            </w:tcMar>
+            <w:vAlign w:val="center"/>
+          </w:tcPr>
+          <w:p>
+            <w:pPr>
+              <w:pStyle w:val="Normal"/>
+              <w:jc w:val="left"/>
+              <w:pBdr>
+                <w:bottom w:val="none" w:sz="0" w:space="0" w:color="000000"/>
+                <w:top w:val="none" w:sz="0" w:space="0" w:color="000000"/>
+                <w:left w:val="none" w:sz="0" w:space="0" w:color="000000"/>
+                <w:right w:val="none" w:sz="0" w:space="0" w:color="000000"/>
+              </w:pBdr>
+              <w:spacing w:after="100" w:before="100" w:line="240"/>
+              <w:ind w:left="100" w:right="100" w:firstLine="0" w:firstLineChars="0"/>
+              <w:rPr>
+                <w:rFonts w:ascii="Arial" w:hAnsi="Arial" w:eastAsia="Arial" w:cs="Arial"/>
+                <w:i w:val="false"/>
+                <w:b w:val="false"/>
+                <w:u w:val="none"/>
+                <w:sz w:val="18"/>
+                <w:szCs w:val="18"/>
+                <w:color w:val="000000"/>
+              </w:rPr>
+            </w:pPr>
+            <w:r>
+              <w:rPr>
+                <w:rFonts w:ascii="Arial" w:hAnsi="Arial" w:eastAsia="Arial" w:cs="Arial"/>
+                <w:i w:val="false"/>
+                <w:b w:val="false"/>
+                <w:u w:val="none"/>
+                <w:sz w:val="18"/>
+                <w:szCs w:val="18"/>
+                <w:color w:val="000000"/>
+              </w:rPr>
+              <w:t xml:space="preserve">109 (85.2)</w:t>
+            </w:r>
+          </w:p>
+        </w:tc>
+        <w:tc>
+          <w:tcPr>
+            <w:tcBorders>
+              <w:bottom w:val="single" w:sz="6" w:space="0" w:color="666666"/>
+              <w:top w:val="single" w:sz="6" w:space="0" w:color="666666"/>
+              <w:left w:val="none" w:sz="0" w:space="0" w:color="000000"/>
+              <w:right w:val="none" w:sz="0" w:space="0" w:color="000000"/>
+            </w:tcBorders>
+            <w:shd w:val="clear" w:color="auto" w:fill="FFFFFF"/>
+            <w:tcMar>
+              <w:top w:w="0" w:type="dxa"/>
+              <w:bottom w:w="0" w:type="dxa"/>
+              <w:left w:w="0" w:type="dxa"/>
+              <w:right w:w="0" w:type="dxa"/>
+            </w:tcMar>
+            <w:vAlign w:val="center"/>
+          </w:tcPr>
+          <w:p>
+            <w:pPr>
+              <w:pStyle w:val="Normal"/>
+              <w:jc w:val="left"/>
+              <w:pBdr>
+                <w:bottom w:val="none" w:sz="0" w:space="0" w:color="000000"/>
+                <w:top w:val="none" w:sz="0" w:space="0" w:color="000000"/>
+                <w:left w:val="none" w:sz="0" w:space="0" w:color="000000"/>
+                <w:right w:val="none" w:sz="0" w:space="0" w:color="000000"/>
+              </w:pBdr>
+              <w:spacing w:after="100" w:before="100" w:line="240"/>
+              <w:ind w:left="100" w:right="100" w:firstLine="0" w:firstLineChars="0"/>
+              <w:rPr>
+                <w:rFonts w:ascii="Arial" w:hAnsi="Arial" w:eastAsia="Arial" w:cs="Arial"/>
+                <w:i w:val="false"/>
+                <w:b w:val="false"/>
+                <w:u w:val="none"/>
+                <w:sz w:val="18"/>
+                <w:szCs w:val="18"/>
+                <w:color w:val="000000"/>
+              </w:rPr>
+            </w:pPr>
+            <w:r>
+              <w:rPr>
+                <w:rFonts w:ascii="Arial" w:hAnsi="Arial" w:eastAsia="Arial" w:cs="Arial"/>
+                <w:i w:val="false"/>
+                <w:b w:val="false"/>
+                <w:u w:val="none"/>
+                <w:sz w:val="18"/>
+                <w:szCs w:val="18"/>
+                <w:color w:val="000000"/>
+              </w:rPr>
+              <w:t xml:space="preserve">59 (93.7)</w:t>
+            </w:r>
+          </w:p>
+        </w:tc>
+        <w:tc>
+          <w:tcPr>
+            <w:tcBorders>
+              <w:bottom w:val="single" w:sz="6" w:space="0" w:color="666666"/>
+              <w:top w:val="single" w:sz="6" w:space="0" w:color="666666"/>
+              <w:left w:val="none" w:sz="0" w:space="0" w:color="000000"/>
+              <w:right w:val="none" w:sz="0" w:space="0" w:color="000000"/>
+            </w:tcBorders>
+            <w:shd w:val="clear" w:color="auto" w:fill="FFFFFF"/>
+            <w:tcMar>
+              <w:top w:w="0" w:type="dxa"/>
+              <w:bottom w:w="0" w:type="dxa"/>
+              <w:left w:w="0" w:type="dxa"/>
+              <w:right w:w="0" w:type="dxa"/>
+            </w:tcMar>
+            <w:vAlign w:val="center"/>
+          </w:tcPr>
+          <w:p>
+            <w:pPr>
+              <w:pStyle w:val="Normal"/>
+              <w:jc w:val="left"/>
+              <w:pBdr>
+                <w:bottom w:val="none" w:sz="0" w:space="0" w:color="000000"/>
+                <w:top w:val="none" w:sz="0" w:space="0" w:color="000000"/>
+                <w:left w:val="none" w:sz="0" w:space="0" w:color="000000"/>
+                <w:right w:val="none" w:sz="0" w:space="0" w:color="000000"/>
+              </w:pBdr>
+              <w:spacing w:after="100" w:before="100" w:line="240"/>
+              <w:ind w:left="100" w:right="100" w:firstLine="0" w:firstLineChars="0"/>
+              <w:rPr>
+                <w:rFonts w:ascii="Arial" w:hAnsi="Arial" w:eastAsia="Arial" w:cs="Arial"/>
+                <w:i w:val="false"/>
+                <w:b w:val="false"/>
+                <w:u w:val="none"/>
+                <w:sz w:val="18"/>
+                <w:szCs w:val="18"/>
+                <w:color w:val="000000"/>
+              </w:rPr>
+            </w:pPr>
+            <w:r>
+              <w:rPr>
+                <w:rFonts w:ascii="Arial" w:hAnsi="Arial" w:eastAsia="Arial" w:cs="Arial"/>
+                <w:i w:val="false"/>
+                <w:b w:val="false"/>
+                <w:u w:val="none"/>
+                <w:sz w:val="18"/>
+                <w:szCs w:val="18"/>
+                <w:color w:val="000000"/>
+              </w:rPr>
+              <w:t xml:space="preserve">0.241</w:t>
             </w:r>
           </w:p>
         </w:tc>
@@ -8614,7 +8614,7 @@
                 <w:szCs w:val="18"/>
                 <w:color w:val="000000"/>
               </w:rPr>
-              <w:t xml:space="preserve">0.617</w:t>
+              <w:t xml:space="preserve">0.596</w:t>
             </w:r>
           </w:p>
         </w:tc>
@@ -8779,113 +8779,113 @@
                 <w:szCs w:val="18"/>
                 <w:color w:val="000000"/>
               </w:rPr>
-              <w:t xml:space="preserve">31 (11.5)</w:t>
-            </w:r>
-          </w:p>
-        </w:tc>
-        <w:tc>
-          <w:tcPr>
-            <w:tcBorders>
-              <w:bottom w:val="single" w:sz="6" w:space="0" w:color="666666"/>
-              <w:top w:val="single" w:sz="6" w:space="0" w:color="666666"/>
-              <w:left w:val="none" w:sz="0" w:space="0" w:color="000000"/>
-              <w:right w:val="none" w:sz="0" w:space="0" w:color="000000"/>
-            </w:tcBorders>
-            <w:shd w:val="clear" w:color="auto" w:fill="FFFFFF"/>
-            <w:tcMar>
-              <w:top w:w="0" w:type="dxa"/>
-              <w:bottom w:w="0" w:type="dxa"/>
-              <w:left w:w="0" w:type="dxa"/>
-              <w:right w:w="0" w:type="dxa"/>
-            </w:tcMar>
-            <w:vAlign w:val="center"/>
-          </w:tcPr>
-          <w:p>
-            <w:pPr>
-              <w:pStyle w:val="Normal"/>
-              <w:jc w:val="left"/>
-              <w:pBdr>
-                <w:bottom w:val="none" w:sz="0" w:space="0" w:color="000000"/>
-                <w:top w:val="none" w:sz="0" w:space="0" w:color="000000"/>
-                <w:left w:val="none" w:sz="0" w:space="0" w:color="000000"/>
-                <w:right w:val="none" w:sz="0" w:space="0" w:color="000000"/>
-              </w:pBdr>
-              <w:spacing w:after="100" w:before="100" w:line="240"/>
-              <w:ind w:left="100" w:right="100" w:firstLine="0" w:firstLineChars="0"/>
-              <w:rPr>
-                <w:rFonts w:ascii="Arial" w:hAnsi="Arial" w:eastAsia="Arial" w:cs="Arial"/>
-                <w:i w:val="false"/>
-                <w:b w:val="false"/>
-                <w:u w:val="none"/>
-                <w:sz w:val="18"/>
-                <w:szCs w:val="18"/>
-                <w:color w:val="000000"/>
-              </w:rPr>
-            </w:pPr>
-            <w:r>
-              <w:rPr>
-                <w:rFonts w:ascii="Arial" w:hAnsi="Arial" w:eastAsia="Arial" w:cs="Arial"/>
-                <w:i w:val="false"/>
-                <w:b w:val="false"/>
-                <w:u w:val="none"/>
-                <w:sz w:val="18"/>
-                <w:szCs w:val="18"/>
-                <w:color w:val="000000"/>
-              </w:rPr>
-              <w:t xml:space="preserve">18 (13.8)</w:t>
-            </w:r>
-          </w:p>
-        </w:tc>
-        <w:tc>
-          <w:tcPr>
-            <w:tcBorders>
-              <w:bottom w:val="single" w:sz="6" w:space="0" w:color="666666"/>
-              <w:top w:val="single" w:sz="6" w:space="0" w:color="666666"/>
-              <w:left w:val="none" w:sz="0" w:space="0" w:color="000000"/>
-              <w:right w:val="none" w:sz="0" w:space="0" w:color="000000"/>
-            </w:tcBorders>
-            <w:shd w:val="clear" w:color="auto" w:fill="FFFFFF"/>
-            <w:tcMar>
-              <w:top w:w="0" w:type="dxa"/>
-              <w:bottom w:w="0" w:type="dxa"/>
-              <w:left w:w="0" w:type="dxa"/>
-              <w:right w:w="0" w:type="dxa"/>
-            </w:tcMar>
-            <w:vAlign w:val="center"/>
-          </w:tcPr>
-          <w:p>
-            <w:pPr>
-              <w:pStyle w:val="Normal"/>
-              <w:jc w:val="left"/>
-              <w:pBdr>
-                <w:bottom w:val="none" w:sz="0" w:space="0" w:color="000000"/>
-                <w:top w:val="none" w:sz="0" w:space="0" w:color="000000"/>
-                <w:left w:val="none" w:sz="0" w:space="0" w:color="000000"/>
-                <w:right w:val="none" w:sz="0" w:space="0" w:color="000000"/>
-              </w:pBdr>
-              <w:spacing w:after="100" w:before="100" w:line="240"/>
-              <w:ind w:left="100" w:right="100" w:firstLine="0" w:firstLineChars="0"/>
-              <w:rPr>
-                <w:rFonts w:ascii="Arial" w:hAnsi="Arial" w:eastAsia="Arial" w:cs="Arial"/>
-                <w:i w:val="false"/>
-                <w:b w:val="false"/>
-                <w:u w:val="none"/>
-                <w:sz w:val="18"/>
-                <w:szCs w:val="18"/>
-                <w:color w:val="000000"/>
-              </w:rPr>
-            </w:pPr>
-            <w:r>
-              <w:rPr>
-                <w:rFonts w:ascii="Arial" w:hAnsi="Arial" w:eastAsia="Arial" w:cs="Arial"/>
-                <w:i w:val="false"/>
-                <w:b w:val="false"/>
-                <w:u w:val="none"/>
-                <w:sz w:val="18"/>
-                <w:szCs w:val="18"/>
-                <w:color w:val="000000"/>
-              </w:rPr>
-              <w:t xml:space="preserve">4 (6.6)</w:t>
+              <w:t xml:space="preserve">35 (12.4)</w:t>
+            </w:r>
+          </w:p>
+        </w:tc>
+        <w:tc>
+          <w:tcPr>
+            <w:tcBorders>
+              <w:bottom w:val="single" w:sz="6" w:space="0" w:color="666666"/>
+              <w:top w:val="single" w:sz="6" w:space="0" w:color="666666"/>
+              <w:left w:val="none" w:sz="0" w:space="0" w:color="000000"/>
+              <w:right w:val="none" w:sz="0" w:space="0" w:color="000000"/>
+            </w:tcBorders>
+            <w:shd w:val="clear" w:color="auto" w:fill="FFFFFF"/>
+            <w:tcMar>
+              <w:top w:w="0" w:type="dxa"/>
+              <w:bottom w:w="0" w:type="dxa"/>
+              <w:left w:w="0" w:type="dxa"/>
+              <w:right w:w="0" w:type="dxa"/>
+            </w:tcMar>
+            <w:vAlign w:val="center"/>
+          </w:tcPr>
+          <w:p>
+            <w:pPr>
+              <w:pStyle w:val="Normal"/>
+              <w:jc w:val="left"/>
+              <w:pBdr>
+                <w:bottom w:val="none" w:sz="0" w:space="0" w:color="000000"/>
+                <w:top w:val="none" w:sz="0" w:space="0" w:color="000000"/>
+                <w:left w:val="none" w:sz="0" w:space="0" w:color="000000"/>
+                <w:right w:val="none" w:sz="0" w:space="0" w:color="000000"/>
+              </w:pBdr>
+              <w:spacing w:after="100" w:before="100" w:line="240"/>
+              <w:ind w:left="100" w:right="100" w:firstLine="0" w:firstLineChars="0"/>
+              <w:rPr>
+                <w:rFonts w:ascii="Arial" w:hAnsi="Arial" w:eastAsia="Arial" w:cs="Arial"/>
+                <w:i w:val="false"/>
+                <w:b w:val="false"/>
+                <w:u w:val="none"/>
+                <w:sz w:val="18"/>
+                <w:szCs w:val="18"/>
+                <w:color w:val="000000"/>
+              </w:rPr>
+            </w:pPr>
+            <w:r>
+              <w:rPr>
+                <w:rFonts w:ascii="Arial" w:hAnsi="Arial" w:eastAsia="Arial" w:cs="Arial"/>
+                <w:i w:val="false"/>
+                <w:b w:val="false"/>
+                <w:u w:val="none"/>
+                <w:sz w:val="18"/>
+                <w:szCs w:val="18"/>
+                <w:color w:val="000000"/>
+              </w:rPr>
+              <w:t xml:space="preserve">19 (14.8)</w:t>
+            </w:r>
+          </w:p>
+        </w:tc>
+        <w:tc>
+          <w:tcPr>
+            <w:tcBorders>
+              <w:bottom w:val="single" w:sz="6" w:space="0" w:color="666666"/>
+              <w:top w:val="single" w:sz="6" w:space="0" w:color="666666"/>
+              <w:left w:val="none" w:sz="0" w:space="0" w:color="000000"/>
+              <w:right w:val="none" w:sz="0" w:space="0" w:color="000000"/>
+            </w:tcBorders>
+            <w:shd w:val="clear" w:color="auto" w:fill="FFFFFF"/>
+            <w:tcMar>
+              <w:top w:w="0" w:type="dxa"/>
+              <w:bottom w:w="0" w:type="dxa"/>
+              <w:left w:w="0" w:type="dxa"/>
+              <w:right w:w="0" w:type="dxa"/>
+            </w:tcMar>
+            <w:vAlign w:val="center"/>
+          </w:tcPr>
+          <w:p>
+            <w:pPr>
+              <w:pStyle w:val="Normal"/>
+              <w:jc w:val="left"/>
+              <w:pBdr>
+                <w:bottom w:val="none" w:sz="0" w:space="0" w:color="000000"/>
+                <w:top w:val="none" w:sz="0" w:space="0" w:color="000000"/>
+                <w:left w:val="none" w:sz="0" w:space="0" w:color="000000"/>
+                <w:right w:val="none" w:sz="0" w:space="0" w:color="000000"/>
+              </w:pBdr>
+              <w:spacing w:after="100" w:before="100" w:line="240"/>
+              <w:ind w:left="100" w:right="100" w:firstLine="0" w:firstLineChars="0"/>
+              <w:rPr>
+                <w:rFonts w:ascii="Arial" w:hAnsi="Arial" w:eastAsia="Arial" w:cs="Arial"/>
+                <w:i w:val="false"/>
+                <w:b w:val="false"/>
+                <w:u w:val="none"/>
+                <w:sz w:val="18"/>
+                <w:szCs w:val="18"/>
+                <w:color w:val="000000"/>
+              </w:rPr>
+            </w:pPr>
+            <w:r>
+              <w:rPr>
+                <w:rFonts w:ascii="Arial" w:hAnsi="Arial" w:eastAsia="Arial" w:cs="Arial"/>
+                <w:i w:val="false"/>
+                <w:b w:val="false"/>
+                <w:u w:val="none"/>
+                <w:sz w:val="18"/>
+                <w:szCs w:val="18"/>
+                <w:color w:val="000000"/>
+              </w:rPr>
+              <w:t xml:space="preserve">4 (6.3)</w:t>
             </w:r>
           </w:p>
         </w:tc>
@@ -9209,166 +9209,166 @@
                 <w:szCs w:val="18"/>
                 <w:color w:val="000000"/>
               </w:rPr>
-              <w:t xml:space="preserve">41 (15.2)</w:t>
-            </w:r>
-          </w:p>
-        </w:tc>
-        <w:tc>
-          <w:tcPr>
-            <w:tcBorders>
-              <w:bottom w:val="single" w:sz="6" w:space="0" w:color="666666"/>
-              <w:top w:val="single" w:sz="6" w:space="0" w:color="666666"/>
-              <w:left w:val="none" w:sz="0" w:space="0" w:color="000000"/>
-              <w:right w:val="none" w:sz="0" w:space="0" w:color="000000"/>
-            </w:tcBorders>
-            <w:shd w:val="clear" w:color="auto" w:fill="FFFFFF"/>
-            <w:tcMar>
-              <w:top w:w="0" w:type="dxa"/>
-              <w:bottom w:w="0" w:type="dxa"/>
-              <w:left w:w="0" w:type="dxa"/>
-              <w:right w:w="0" w:type="dxa"/>
-            </w:tcMar>
-            <w:vAlign w:val="center"/>
-          </w:tcPr>
-          <w:p>
-            <w:pPr>
-              <w:pStyle w:val="Normal"/>
-              <w:jc w:val="left"/>
-              <w:pBdr>
-                <w:bottom w:val="none" w:sz="0" w:space="0" w:color="000000"/>
-                <w:top w:val="none" w:sz="0" w:space="0" w:color="000000"/>
-                <w:left w:val="none" w:sz="0" w:space="0" w:color="000000"/>
-                <w:right w:val="none" w:sz="0" w:space="0" w:color="000000"/>
-              </w:pBdr>
-              <w:spacing w:after="100" w:before="100" w:line="240"/>
-              <w:ind w:left="100" w:right="100" w:firstLine="0" w:firstLineChars="0"/>
-              <w:rPr>
-                <w:rFonts w:ascii="Arial" w:hAnsi="Arial" w:eastAsia="Arial" w:cs="Arial"/>
-                <w:i w:val="false"/>
-                <w:b w:val="false"/>
-                <w:u w:val="none"/>
-                <w:sz w:val="18"/>
-                <w:szCs w:val="18"/>
-                <w:color w:val="000000"/>
-              </w:rPr>
-            </w:pPr>
-            <w:r>
-              <w:rPr>
-                <w:rFonts w:ascii="Arial" w:hAnsi="Arial" w:eastAsia="Arial" w:cs="Arial"/>
-                <w:i w:val="false"/>
-                <w:b w:val="false"/>
-                <w:u w:val="none"/>
-                <w:sz w:val="18"/>
-                <w:szCs w:val="18"/>
-                <w:color w:val="000000"/>
-              </w:rPr>
-              <w:t xml:space="preserve">26 (20.0)</w:t>
-            </w:r>
-          </w:p>
-        </w:tc>
-        <w:tc>
-          <w:tcPr>
-            <w:tcBorders>
-              <w:bottom w:val="single" w:sz="6" w:space="0" w:color="666666"/>
-              <w:top w:val="single" w:sz="6" w:space="0" w:color="666666"/>
-              <w:left w:val="none" w:sz="0" w:space="0" w:color="000000"/>
-              <w:right w:val="none" w:sz="0" w:space="0" w:color="000000"/>
-            </w:tcBorders>
-            <w:shd w:val="clear" w:color="auto" w:fill="FFFFFF"/>
-            <w:tcMar>
-              <w:top w:w="0" w:type="dxa"/>
-              <w:bottom w:w="0" w:type="dxa"/>
-              <w:left w:w="0" w:type="dxa"/>
-              <w:right w:w="0" w:type="dxa"/>
-            </w:tcMar>
-            <w:vAlign w:val="center"/>
-          </w:tcPr>
-          <w:p>
-            <w:pPr>
-              <w:pStyle w:val="Normal"/>
-              <w:jc w:val="left"/>
-              <w:pBdr>
-                <w:bottom w:val="none" w:sz="0" w:space="0" w:color="000000"/>
-                <w:top w:val="none" w:sz="0" w:space="0" w:color="000000"/>
-                <w:left w:val="none" w:sz="0" w:space="0" w:color="000000"/>
-                <w:right w:val="none" w:sz="0" w:space="0" w:color="000000"/>
-              </w:pBdr>
-              <w:spacing w:after="100" w:before="100" w:line="240"/>
-              <w:ind w:left="100" w:right="100" w:firstLine="0" w:firstLineChars="0"/>
-              <w:rPr>
-                <w:rFonts w:ascii="Arial" w:hAnsi="Arial" w:eastAsia="Arial" w:cs="Arial"/>
-                <w:i w:val="false"/>
-                <w:b w:val="false"/>
-                <w:u w:val="none"/>
-                <w:sz w:val="18"/>
-                <w:szCs w:val="18"/>
-                <w:color w:val="000000"/>
-              </w:rPr>
-            </w:pPr>
-            <w:r>
-              <w:rPr>
-                <w:rFonts w:ascii="Arial" w:hAnsi="Arial" w:eastAsia="Arial" w:cs="Arial"/>
-                <w:i w:val="false"/>
-                <w:b w:val="false"/>
-                <w:u w:val="none"/>
-                <w:sz w:val="18"/>
-                <w:szCs w:val="18"/>
-                <w:color w:val="000000"/>
-              </w:rPr>
-              <w:t xml:space="preserve">10 (16.4)</w:t>
-            </w:r>
-          </w:p>
-        </w:tc>
-        <w:tc>
-          <w:tcPr>
-            <w:tcBorders>
-              <w:bottom w:val="single" w:sz="6" w:space="0" w:color="666666"/>
-              <w:top w:val="single" w:sz="6" w:space="0" w:color="666666"/>
-              <w:left w:val="none" w:sz="0" w:space="0" w:color="000000"/>
-              <w:right w:val="none" w:sz="0" w:space="0" w:color="000000"/>
-            </w:tcBorders>
-            <w:shd w:val="clear" w:color="auto" w:fill="FFFFFF"/>
-            <w:tcMar>
-              <w:top w:w="0" w:type="dxa"/>
-              <w:bottom w:w="0" w:type="dxa"/>
-              <w:left w:w="0" w:type="dxa"/>
-              <w:right w:w="0" w:type="dxa"/>
-            </w:tcMar>
-            <w:vAlign w:val="center"/>
-          </w:tcPr>
-          <w:p>
-            <w:pPr>
-              <w:pStyle w:val="Normal"/>
-              <w:jc w:val="left"/>
-              <w:pBdr>
-                <w:bottom w:val="none" w:sz="0" w:space="0" w:color="000000"/>
-                <w:top w:val="none" w:sz="0" w:space="0" w:color="000000"/>
-                <w:left w:val="none" w:sz="0" w:space="0" w:color="000000"/>
-                <w:right w:val="none" w:sz="0" w:space="0" w:color="000000"/>
-              </w:pBdr>
-              <w:spacing w:after="100" w:before="100" w:line="240"/>
-              <w:ind w:left="100" w:right="100" w:firstLine="0" w:firstLineChars="0"/>
-              <w:rPr>
-                <w:rFonts w:ascii="Arial" w:hAnsi="Arial" w:eastAsia="Arial" w:cs="Arial"/>
-                <w:i w:val="false"/>
-                <w:b w:val="false"/>
-                <w:u w:val="none"/>
-                <w:sz w:val="18"/>
-                <w:szCs w:val="18"/>
-                <w:color w:val="000000"/>
-              </w:rPr>
-            </w:pPr>
-            <w:r>
-              <w:rPr>
-                <w:rFonts w:ascii="Arial" w:hAnsi="Arial" w:eastAsia="Arial" w:cs="Arial"/>
-                <w:i w:val="false"/>
-                <w:b w:val="false"/>
-                <w:u w:val="none"/>
-                <w:sz w:val="18"/>
-                <w:szCs w:val="18"/>
-                <w:color w:val="000000"/>
-              </w:rPr>
-              <w:t xml:space="preserve">0.489</w:t>
+              <w:t xml:space="preserve">42 (14.8)</w:t>
+            </w:r>
+          </w:p>
+        </w:tc>
+        <w:tc>
+          <w:tcPr>
+            <w:tcBorders>
+              <w:bottom w:val="single" w:sz="6" w:space="0" w:color="666666"/>
+              <w:top w:val="single" w:sz="6" w:space="0" w:color="666666"/>
+              <w:left w:val="none" w:sz="0" w:space="0" w:color="000000"/>
+              <w:right w:val="none" w:sz="0" w:space="0" w:color="000000"/>
+            </w:tcBorders>
+            <w:shd w:val="clear" w:color="auto" w:fill="FFFFFF"/>
+            <w:tcMar>
+              <w:top w:w="0" w:type="dxa"/>
+              <w:bottom w:w="0" w:type="dxa"/>
+              <w:left w:w="0" w:type="dxa"/>
+              <w:right w:w="0" w:type="dxa"/>
+            </w:tcMar>
+            <w:vAlign w:val="center"/>
+          </w:tcPr>
+          <w:p>
+            <w:pPr>
+              <w:pStyle w:val="Normal"/>
+              <w:jc w:val="left"/>
+              <w:pBdr>
+                <w:bottom w:val="none" w:sz="0" w:space="0" w:color="000000"/>
+                <w:top w:val="none" w:sz="0" w:space="0" w:color="000000"/>
+                <w:left w:val="none" w:sz="0" w:space="0" w:color="000000"/>
+                <w:right w:val="none" w:sz="0" w:space="0" w:color="000000"/>
+              </w:pBdr>
+              <w:spacing w:after="100" w:before="100" w:line="240"/>
+              <w:ind w:left="100" w:right="100" w:firstLine="0" w:firstLineChars="0"/>
+              <w:rPr>
+                <w:rFonts w:ascii="Arial" w:hAnsi="Arial" w:eastAsia="Arial" w:cs="Arial"/>
+                <w:i w:val="false"/>
+                <w:b w:val="false"/>
+                <w:u w:val="none"/>
+                <w:sz w:val="18"/>
+                <w:szCs w:val="18"/>
+                <w:color w:val="000000"/>
+              </w:rPr>
+            </w:pPr>
+            <w:r>
+              <w:rPr>
+                <w:rFonts w:ascii="Arial" w:hAnsi="Arial" w:eastAsia="Arial" w:cs="Arial"/>
+                <w:i w:val="false"/>
+                <w:b w:val="false"/>
+                <w:u w:val="none"/>
+                <w:sz w:val="18"/>
+                <w:szCs w:val="18"/>
+                <w:color w:val="000000"/>
+              </w:rPr>
+              <w:t xml:space="preserve">26 (20.3)</w:t>
+            </w:r>
+          </w:p>
+        </w:tc>
+        <w:tc>
+          <w:tcPr>
+            <w:tcBorders>
+              <w:bottom w:val="single" w:sz="6" w:space="0" w:color="666666"/>
+              <w:top w:val="single" w:sz="6" w:space="0" w:color="666666"/>
+              <w:left w:val="none" w:sz="0" w:space="0" w:color="000000"/>
+              <w:right w:val="none" w:sz="0" w:space="0" w:color="000000"/>
+            </w:tcBorders>
+            <w:shd w:val="clear" w:color="auto" w:fill="FFFFFF"/>
+            <w:tcMar>
+              <w:top w:w="0" w:type="dxa"/>
+              <w:bottom w:w="0" w:type="dxa"/>
+              <w:left w:w="0" w:type="dxa"/>
+              <w:right w:w="0" w:type="dxa"/>
+            </w:tcMar>
+            <w:vAlign w:val="center"/>
+          </w:tcPr>
+          <w:p>
+            <w:pPr>
+              <w:pStyle w:val="Normal"/>
+              <w:jc w:val="left"/>
+              <w:pBdr>
+                <w:bottom w:val="none" w:sz="0" w:space="0" w:color="000000"/>
+                <w:top w:val="none" w:sz="0" w:space="0" w:color="000000"/>
+                <w:left w:val="none" w:sz="0" w:space="0" w:color="000000"/>
+                <w:right w:val="none" w:sz="0" w:space="0" w:color="000000"/>
+              </w:pBdr>
+              <w:spacing w:after="100" w:before="100" w:line="240"/>
+              <w:ind w:left="100" w:right="100" w:firstLine="0" w:firstLineChars="0"/>
+              <w:rPr>
+                <w:rFonts w:ascii="Arial" w:hAnsi="Arial" w:eastAsia="Arial" w:cs="Arial"/>
+                <w:i w:val="false"/>
+                <w:b w:val="false"/>
+                <w:u w:val="none"/>
+                <w:sz w:val="18"/>
+                <w:szCs w:val="18"/>
+                <w:color w:val="000000"/>
+              </w:rPr>
+            </w:pPr>
+            <w:r>
+              <w:rPr>
+                <w:rFonts w:ascii="Arial" w:hAnsi="Arial" w:eastAsia="Arial" w:cs="Arial"/>
+                <w:i w:val="false"/>
+                <w:b w:val="false"/>
+                <w:u w:val="none"/>
+                <w:sz w:val="18"/>
+                <w:szCs w:val="18"/>
+                <w:color w:val="000000"/>
+              </w:rPr>
+              <w:t xml:space="preserve">11 (17.5)</w:t>
+            </w:r>
+          </w:p>
+        </w:tc>
+        <w:tc>
+          <w:tcPr>
+            <w:tcBorders>
+              <w:bottom w:val="single" w:sz="6" w:space="0" w:color="666666"/>
+              <w:top w:val="single" w:sz="6" w:space="0" w:color="666666"/>
+              <w:left w:val="none" w:sz="0" w:space="0" w:color="000000"/>
+              <w:right w:val="none" w:sz="0" w:space="0" w:color="000000"/>
+            </w:tcBorders>
+            <w:shd w:val="clear" w:color="auto" w:fill="FFFFFF"/>
+            <w:tcMar>
+              <w:top w:w="0" w:type="dxa"/>
+              <w:bottom w:w="0" w:type="dxa"/>
+              <w:left w:w="0" w:type="dxa"/>
+              <w:right w:w="0" w:type="dxa"/>
+            </w:tcMar>
+            <w:vAlign w:val="center"/>
+          </w:tcPr>
+          <w:p>
+            <w:pPr>
+              <w:pStyle w:val="Normal"/>
+              <w:jc w:val="left"/>
+              <w:pBdr>
+                <w:bottom w:val="none" w:sz="0" w:space="0" w:color="000000"/>
+                <w:top w:val="none" w:sz="0" w:space="0" w:color="000000"/>
+                <w:left w:val="none" w:sz="0" w:space="0" w:color="000000"/>
+                <w:right w:val="none" w:sz="0" w:space="0" w:color="000000"/>
+              </w:pBdr>
+              <w:spacing w:after="100" w:before="100" w:line="240"/>
+              <w:ind w:left="100" w:right="100" w:firstLine="0" w:firstLineChars="0"/>
+              <w:rPr>
+                <w:rFonts w:ascii="Arial" w:hAnsi="Arial" w:eastAsia="Arial" w:cs="Arial"/>
+                <w:i w:val="false"/>
+                <w:b w:val="false"/>
+                <w:u w:val="none"/>
+                <w:sz w:val="18"/>
+                <w:szCs w:val="18"/>
+                <w:color w:val="000000"/>
+              </w:rPr>
+            </w:pPr>
+            <w:r>
+              <w:rPr>
+                <w:rFonts w:ascii="Arial" w:hAnsi="Arial" w:eastAsia="Arial" w:cs="Arial"/>
+                <w:i w:val="false"/>
+                <w:b w:val="false"/>
+                <w:u w:val="none"/>
+                <w:sz w:val="18"/>
+                <w:szCs w:val="18"/>
+                <w:color w:val="000000"/>
+              </w:rPr>
+              <w:t xml:space="preserve">0.380</w:t>
             </w:r>
           </w:p>
         </w:tc>
@@ -9474,7 +9474,7 @@
                 <w:szCs w:val="18"/>
                 <w:color w:val="000000"/>
               </w:rPr>
-              <w:t xml:space="preserve">0.294</w:t>
+              <w:t xml:space="preserve">0.215</w:t>
             </w:r>
           </w:p>
         </w:tc>
@@ -9639,113 +9639,113 @@
                 <w:szCs w:val="18"/>
                 <w:color w:val="000000"/>
               </w:rPr>
-              <w:t xml:space="preserve">228 (84.8)</w:t>
-            </w:r>
-          </w:p>
-        </w:tc>
-        <w:tc>
-          <w:tcPr>
-            <w:tcBorders>
-              <w:bottom w:val="single" w:sz="6" w:space="0" w:color="666666"/>
-              <w:top w:val="single" w:sz="6" w:space="0" w:color="666666"/>
-              <w:left w:val="none" w:sz="0" w:space="0" w:color="000000"/>
-              <w:right w:val="none" w:sz="0" w:space="0" w:color="000000"/>
-            </w:tcBorders>
-            <w:shd w:val="clear" w:color="auto" w:fill="FFFFFF"/>
-            <w:tcMar>
-              <w:top w:w="0" w:type="dxa"/>
-              <w:bottom w:w="0" w:type="dxa"/>
-              <w:left w:w="0" w:type="dxa"/>
-              <w:right w:w="0" w:type="dxa"/>
-            </w:tcMar>
-            <w:vAlign w:val="center"/>
-          </w:tcPr>
-          <w:p>
-            <w:pPr>
-              <w:pStyle w:val="Normal"/>
-              <w:jc w:val="left"/>
-              <w:pBdr>
-                <w:bottom w:val="none" w:sz="0" w:space="0" w:color="000000"/>
-                <w:top w:val="none" w:sz="0" w:space="0" w:color="000000"/>
-                <w:left w:val="none" w:sz="0" w:space="0" w:color="000000"/>
-                <w:right w:val="none" w:sz="0" w:space="0" w:color="000000"/>
-              </w:pBdr>
-              <w:spacing w:after="100" w:before="100" w:line="240"/>
-              <w:ind w:left="100" w:right="100" w:firstLine="0" w:firstLineChars="0"/>
-              <w:rPr>
-                <w:rFonts w:ascii="Arial" w:hAnsi="Arial" w:eastAsia="Arial" w:cs="Arial"/>
-                <w:i w:val="false"/>
-                <w:b w:val="false"/>
-                <w:u w:val="none"/>
-                <w:sz w:val="18"/>
-                <w:szCs w:val="18"/>
-                <w:color w:val="000000"/>
-              </w:rPr>
-            </w:pPr>
-            <w:r>
-              <w:rPr>
-                <w:rFonts w:ascii="Arial" w:hAnsi="Arial" w:eastAsia="Arial" w:cs="Arial"/>
-                <w:i w:val="false"/>
-                <w:b w:val="false"/>
-                <w:u w:val="none"/>
-                <w:sz w:val="18"/>
-                <w:szCs w:val="18"/>
-                <w:color w:val="000000"/>
-              </w:rPr>
-              <w:t xml:space="preserve">104 (80.0)</w:t>
-            </w:r>
-          </w:p>
-        </w:tc>
-        <w:tc>
-          <w:tcPr>
-            <w:tcBorders>
-              <w:bottom w:val="single" w:sz="6" w:space="0" w:color="666666"/>
-              <w:top w:val="single" w:sz="6" w:space="0" w:color="666666"/>
-              <w:left w:val="none" w:sz="0" w:space="0" w:color="000000"/>
-              <w:right w:val="none" w:sz="0" w:space="0" w:color="000000"/>
-            </w:tcBorders>
-            <w:shd w:val="clear" w:color="auto" w:fill="FFFFFF"/>
-            <w:tcMar>
-              <w:top w:w="0" w:type="dxa"/>
-              <w:bottom w:w="0" w:type="dxa"/>
-              <w:left w:w="0" w:type="dxa"/>
-              <w:right w:w="0" w:type="dxa"/>
-            </w:tcMar>
-            <w:vAlign w:val="center"/>
-          </w:tcPr>
-          <w:p>
-            <w:pPr>
-              <w:pStyle w:val="Normal"/>
-              <w:jc w:val="left"/>
-              <w:pBdr>
-                <w:bottom w:val="none" w:sz="0" w:space="0" w:color="000000"/>
-                <w:top w:val="none" w:sz="0" w:space="0" w:color="000000"/>
-                <w:left w:val="none" w:sz="0" w:space="0" w:color="000000"/>
-                <w:right w:val="none" w:sz="0" w:space="0" w:color="000000"/>
-              </w:pBdr>
-              <w:spacing w:after="100" w:before="100" w:line="240"/>
-              <w:ind w:left="100" w:right="100" w:firstLine="0" w:firstLineChars="0"/>
-              <w:rPr>
-                <w:rFonts w:ascii="Arial" w:hAnsi="Arial" w:eastAsia="Arial" w:cs="Arial"/>
-                <w:i w:val="false"/>
-                <w:b w:val="false"/>
-                <w:u w:val="none"/>
-                <w:sz w:val="18"/>
-                <w:szCs w:val="18"/>
-                <w:color w:val="000000"/>
-              </w:rPr>
-            </w:pPr>
-            <w:r>
-              <w:rPr>
-                <w:rFonts w:ascii="Arial" w:hAnsi="Arial" w:eastAsia="Arial" w:cs="Arial"/>
-                <w:i w:val="false"/>
-                <w:b w:val="false"/>
-                <w:u w:val="none"/>
-                <w:sz w:val="18"/>
-                <w:szCs w:val="18"/>
-                <w:color w:val="000000"/>
-              </w:rPr>
-              <w:t xml:space="preserve">51 (83.6)</w:t>
+              <w:t xml:space="preserve">241 (85.2)</w:t>
+            </w:r>
+          </w:p>
+        </w:tc>
+        <w:tc>
+          <w:tcPr>
+            <w:tcBorders>
+              <w:bottom w:val="single" w:sz="6" w:space="0" w:color="666666"/>
+              <w:top w:val="single" w:sz="6" w:space="0" w:color="666666"/>
+              <w:left w:val="none" w:sz="0" w:space="0" w:color="000000"/>
+              <w:right w:val="none" w:sz="0" w:space="0" w:color="000000"/>
+            </w:tcBorders>
+            <w:shd w:val="clear" w:color="auto" w:fill="FFFFFF"/>
+            <w:tcMar>
+              <w:top w:w="0" w:type="dxa"/>
+              <w:bottom w:w="0" w:type="dxa"/>
+              <w:left w:w="0" w:type="dxa"/>
+              <w:right w:w="0" w:type="dxa"/>
+            </w:tcMar>
+            <w:vAlign w:val="center"/>
+          </w:tcPr>
+          <w:p>
+            <w:pPr>
+              <w:pStyle w:val="Normal"/>
+              <w:jc w:val="left"/>
+              <w:pBdr>
+                <w:bottom w:val="none" w:sz="0" w:space="0" w:color="000000"/>
+                <w:top w:val="none" w:sz="0" w:space="0" w:color="000000"/>
+                <w:left w:val="none" w:sz="0" w:space="0" w:color="000000"/>
+                <w:right w:val="none" w:sz="0" w:space="0" w:color="000000"/>
+              </w:pBdr>
+              <w:spacing w:after="100" w:before="100" w:line="240"/>
+              <w:ind w:left="100" w:right="100" w:firstLine="0" w:firstLineChars="0"/>
+              <w:rPr>
+                <w:rFonts w:ascii="Arial" w:hAnsi="Arial" w:eastAsia="Arial" w:cs="Arial"/>
+                <w:i w:val="false"/>
+                <w:b w:val="false"/>
+                <w:u w:val="none"/>
+                <w:sz w:val="18"/>
+                <w:szCs w:val="18"/>
+                <w:color w:val="000000"/>
+              </w:rPr>
+            </w:pPr>
+            <w:r>
+              <w:rPr>
+                <w:rFonts w:ascii="Arial" w:hAnsi="Arial" w:eastAsia="Arial" w:cs="Arial"/>
+                <w:i w:val="false"/>
+                <w:b w:val="false"/>
+                <w:u w:val="none"/>
+                <w:sz w:val="18"/>
+                <w:szCs w:val="18"/>
+                <w:color w:val="000000"/>
+              </w:rPr>
+              <w:t xml:space="preserve">102 (79.7)</w:t>
+            </w:r>
+          </w:p>
+        </w:tc>
+        <w:tc>
+          <w:tcPr>
+            <w:tcBorders>
+              <w:bottom w:val="single" w:sz="6" w:space="0" w:color="666666"/>
+              <w:top w:val="single" w:sz="6" w:space="0" w:color="666666"/>
+              <w:left w:val="none" w:sz="0" w:space="0" w:color="000000"/>
+              <w:right w:val="none" w:sz="0" w:space="0" w:color="000000"/>
+            </w:tcBorders>
+            <w:shd w:val="clear" w:color="auto" w:fill="FFFFFF"/>
+            <w:tcMar>
+              <w:top w:w="0" w:type="dxa"/>
+              <w:bottom w:w="0" w:type="dxa"/>
+              <w:left w:w="0" w:type="dxa"/>
+              <w:right w:w="0" w:type="dxa"/>
+            </w:tcMar>
+            <w:vAlign w:val="center"/>
+          </w:tcPr>
+          <w:p>
+            <w:pPr>
+              <w:pStyle w:val="Normal"/>
+              <w:jc w:val="left"/>
+              <w:pBdr>
+                <w:bottom w:val="none" w:sz="0" w:space="0" w:color="000000"/>
+                <w:top w:val="none" w:sz="0" w:space="0" w:color="000000"/>
+                <w:left w:val="none" w:sz="0" w:space="0" w:color="000000"/>
+                <w:right w:val="none" w:sz="0" w:space="0" w:color="000000"/>
+              </w:pBdr>
+              <w:spacing w:after="100" w:before="100" w:line="240"/>
+              <w:ind w:left="100" w:right="100" w:firstLine="0" w:firstLineChars="0"/>
+              <w:rPr>
+                <w:rFonts w:ascii="Arial" w:hAnsi="Arial" w:eastAsia="Arial" w:cs="Arial"/>
+                <w:i w:val="false"/>
+                <w:b w:val="false"/>
+                <w:u w:val="none"/>
+                <w:sz w:val="18"/>
+                <w:szCs w:val="18"/>
+                <w:color w:val="000000"/>
+              </w:rPr>
+            </w:pPr>
+            <w:r>
+              <w:rPr>
+                <w:rFonts w:ascii="Arial" w:hAnsi="Arial" w:eastAsia="Arial" w:cs="Arial"/>
+                <w:i w:val="false"/>
+                <w:b w:val="false"/>
+                <w:u w:val="none"/>
+                <w:sz w:val="18"/>
+                <w:szCs w:val="18"/>
+                <w:color w:val="000000"/>
+              </w:rPr>
+              <w:t xml:space="preserve">52 (82.5)</w:t>
             </w:r>
           </w:p>
         </w:tc>
@@ -10069,166 +10069,166 @@
                 <w:szCs w:val="18"/>
                 <w:color w:val="000000"/>
               </w:rPr>
-              <w:t xml:space="preserve">100 (43.9)</w:t>
-            </w:r>
-          </w:p>
-        </w:tc>
-        <w:tc>
-          <w:tcPr>
-            <w:tcBorders>
-              <w:bottom w:val="single" w:sz="6" w:space="0" w:color="666666"/>
-              <w:top w:val="single" w:sz="6" w:space="0" w:color="666666"/>
-              <w:left w:val="none" w:sz="0" w:space="0" w:color="000000"/>
-              <w:right w:val="none" w:sz="0" w:space="0" w:color="000000"/>
-            </w:tcBorders>
-            <w:shd w:val="clear" w:color="auto" w:fill="FFFFFF"/>
-            <w:tcMar>
-              <w:top w:w="0" w:type="dxa"/>
-              <w:bottom w:w="0" w:type="dxa"/>
-              <w:left w:w="0" w:type="dxa"/>
-              <w:right w:w="0" w:type="dxa"/>
-            </w:tcMar>
-            <w:vAlign w:val="center"/>
-          </w:tcPr>
-          <w:p>
-            <w:pPr>
-              <w:pStyle w:val="Normal"/>
-              <w:jc w:val="left"/>
-              <w:pBdr>
-                <w:bottom w:val="none" w:sz="0" w:space="0" w:color="000000"/>
-                <w:top w:val="none" w:sz="0" w:space="0" w:color="000000"/>
-                <w:left w:val="none" w:sz="0" w:space="0" w:color="000000"/>
-                <w:right w:val="none" w:sz="0" w:space="0" w:color="000000"/>
-              </w:pBdr>
-              <w:spacing w:after="100" w:before="100" w:line="240"/>
-              <w:ind w:left="100" w:right="100" w:firstLine="0" w:firstLineChars="0"/>
-              <w:rPr>
-                <w:rFonts w:ascii="Arial" w:hAnsi="Arial" w:eastAsia="Arial" w:cs="Arial"/>
-                <w:i w:val="false"/>
-                <w:b w:val="false"/>
-                <w:u w:val="none"/>
-                <w:sz w:val="18"/>
-                <w:szCs w:val="18"/>
-                <w:color w:val="000000"/>
-              </w:rPr>
-            </w:pPr>
-            <w:r>
-              <w:rPr>
-                <w:rFonts w:ascii="Arial" w:hAnsi="Arial" w:eastAsia="Arial" w:cs="Arial"/>
-                <w:i w:val="false"/>
-                <w:b w:val="false"/>
-                <w:u w:val="none"/>
-                <w:sz w:val="18"/>
-                <w:szCs w:val="18"/>
-                <w:color w:val="000000"/>
-              </w:rPr>
-              <w:t xml:space="preserve">36 (34.6)</w:t>
-            </w:r>
-          </w:p>
-        </w:tc>
-        <w:tc>
-          <w:tcPr>
-            <w:tcBorders>
-              <w:bottom w:val="single" w:sz="6" w:space="0" w:color="666666"/>
-              <w:top w:val="single" w:sz="6" w:space="0" w:color="666666"/>
-              <w:left w:val="none" w:sz="0" w:space="0" w:color="000000"/>
-              <w:right w:val="none" w:sz="0" w:space="0" w:color="000000"/>
-            </w:tcBorders>
-            <w:shd w:val="clear" w:color="auto" w:fill="FFFFFF"/>
-            <w:tcMar>
-              <w:top w:w="0" w:type="dxa"/>
-              <w:bottom w:w="0" w:type="dxa"/>
-              <w:left w:w="0" w:type="dxa"/>
-              <w:right w:w="0" w:type="dxa"/>
-            </w:tcMar>
-            <w:vAlign w:val="center"/>
-          </w:tcPr>
-          <w:p>
-            <w:pPr>
-              <w:pStyle w:val="Normal"/>
-              <w:jc w:val="left"/>
-              <w:pBdr>
-                <w:bottom w:val="none" w:sz="0" w:space="0" w:color="000000"/>
-                <w:top w:val="none" w:sz="0" w:space="0" w:color="000000"/>
-                <w:left w:val="none" w:sz="0" w:space="0" w:color="000000"/>
-                <w:right w:val="none" w:sz="0" w:space="0" w:color="000000"/>
-              </w:pBdr>
-              <w:spacing w:after="100" w:before="100" w:line="240"/>
-              <w:ind w:left="100" w:right="100" w:firstLine="0" w:firstLineChars="0"/>
-              <w:rPr>
-                <w:rFonts w:ascii="Arial" w:hAnsi="Arial" w:eastAsia="Arial" w:cs="Arial"/>
-                <w:i w:val="false"/>
-                <w:b w:val="false"/>
-                <w:u w:val="none"/>
-                <w:sz w:val="18"/>
-                <w:szCs w:val="18"/>
-                <w:color w:val="000000"/>
-              </w:rPr>
-            </w:pPr>
-            <w:r>
-              <w:rPr>
-                <w:rFonts w:ascii="Arial" w:hAnsi="Arial" w:eastAsia="Arial" w:cs="Arial"/>
-                <w:i w:val="false"/>
-                <w:b w:val="false"/>
-                <w:u w:val="none"/>
-                <w:sz w:val="18"/>
-                <w:szCs w:val="18"/>
-                <w:color w:val="000000"/>
-              </w:rPr>
-              <w:t xml:space="preserve">31 (62.0)</w:t>
-            </w:r>
-          </w:p>
-        </w:tc>
-        <w:tc>
-          <w:tcPr>
-            <w:tcBorders>
-              <w:bottom w:val="single" w:sz="6" w:space="0" w:color="666666"/>
-              <w:top w:val="single" w:sz="6" w:space="0" w:color="666666"/>
-              <w:left w:val="none" w:sz="0" w:space="0" w:color="000000"/>
-              <w:right w:val="none" w:sz="0" w:space="0" w:color="000000"/>
-            </w:tcBorders>
-            <w:shd w:val="clear" w:color="auto" w:fill="FFFFFF"/>
-            <w:tcMar>
-              <w:top w:w="0" w:type="dxa"/>
-              <w:bottom w:w="0" w:type="dxa"/>
-              <w:left w:w="0" w:type="dxa"/>
-              <w:right w:w="0" w:type="dxa"/>
-            </w:tcMar>
-            <w:vAlign w:val="center"/>
-          </w:tcPr>
-          <w:p>
-            <w:pPr>
-              <w:pStyle w:val="Normal"/>
-              <w:jc w:val="left"/>
-              <w:pBdr>
-                <w:bottom w:val="none" w:sz="0" w:space="0" w:color="000000"/>
-                <w:top w:val="none" w:sz="0" w:space="0" w:color="000000"/>
-                <w:left w:val="none" w:sz="0" w:space="0" w:color="000000"/>
-                <w:right w:val="none" w:sz="0" w:space="0" w:color="000000"/>
-              </w:pBdr>
-              <w:spacing w:after="100" w:before="100" w:line="240"/>
-              <w:ind w:left="100" w:right="100" w:firstLine="0" w:firstLineChars="0"/>
-              <w:rPr>
-                <w:rFonts w:ascii="Arial" w:hAnsi="Arial" w:eastAsia="Arial" w:cs="Arial"/>
-                <w:i w:val="false"/>
-                <w:b w:val="false"/>
-                <w:u w:val="none"/>
-                <w:sz w:val="18"/>
-                <w:szCs w:val="18"/>
-                <w:color w:val="000000"/>
-              </w:rPr>
-            </w:pPr>
-            <w:r>
-              <w:rPr>
-                <w:rFonts w:ascii="Arial" w:hAnsi="Arial" w:eastAsia="Arial" w:cs="Arial"/>
-                <w:i w:val="false"/>
-                <w:b w:val="false"/>
-                <w:u w:val="none"/>
-                <w:sz w:val="18"/>
-                <w:szCs w:val="18"/>
-                <w:color w:val="000000"/>
-              </w:rPr>
-              <w:t xml:space="preserve">0.006</w:t>
+              <w:t xml:space="preserve">105 (43.6)</w:t>
+            </w:r>
+          </w:p>
+        </w:tc>
+        <w:tc>
+          <w:tcPr>
+            <w:tcBorders>
+              <w:bottom w:val="single" w:sz="6" w:space="0" w:color="666666"/>
+              <w:top w:val="single" w:sz="6" w:space="0" w:color="666666"/>
+              <w:left w:val="none" w:sz="0" w:space="0" w:color="000000"/>
+              <w:right w:val="none" w:sz="0" w:space="0" w:color="000000"/>
+            </w:tcBorders>
+            <w:shd w:val="clear" w:color="auto" w:fill="FFFFFF"/>
+            <w:tcMar>
+              <w:top w:w="0" w:type="dxa"/>
+              <w:bottom w:w="0" w:type="dxa"/>
+              <w:left w:w="0" w:type="dxa"/>
+              <w:right w:w="0" w:type="dxa"/>
+            </w:tcMar>
+            <w:vAlign w:val="center"/>
+          </w:tcPr>
+          <w:p>
+            <w:pPr>
+              <w:pStyle w:val="Normal"/>
+              <w:jc w:val="left"/>
+              <w:pBdr>
+                <w:bottom w:val="none" w:sz="0" w:space="0" w:color="000000"/>
+                <w:top w:val="none" w:sz="0" w:space="0" w:color="000000"/>
+                <w:left w:val="none" w:sz="0" w:space="0" w:color="000000"/>
+                <w:right w:val="none" w:sz="0" w:space="0" w:color="000000"/>
+              </w:pBdr>
+              <w:spacing w:after="100" w:before="100" w:line="240"/>
+              <w:ind w:left="100" w:right="100" w:firstLine="0" w:firstLineChars="0"/>
+              <w:rPr>
+                <w:rFonts w:ascii="Arial" w:hAnsi="Arial" w:eastAsia="Arial" w:cs="Arial"/>
+                <w:i w:val="false"/>
+                <w:b w:val="false"/>
+                <w:u w:val="none"/>
+                <w:sz w:val="18"/>
+                <w:szCs w:val="18"/>
+                <w:color w:val="000000"/>
+              </w:rPr>
+            </w:pPr>
+            <w:r>
+              <w:rPr>
+                <w:rFonts w:ascii="Arial" w:hAnsi="Arial" w:eastAsia="Arial" w:cs="Arial"/>
+                <w:i w:val="false"/>
+                <w:b w:val="false"/>
+                <w:u w:val="none"/>
+                <w:sz w:val="18"/>
+                <w:szCs w:val="18"/>
+                <w:color w:val="000000"/>
+              </w:rPr>
+              <w:t xml:space="preserve">36 (35.3)</w:t>
+            </w:r>
+          </w:p>
+        </w:tc>
+        <w:tc>
+          <w:tcPr>
+            <w:tcBorders>
+              <w:bottom w:val="single" w:sz="6" w:space="0" w:color="666666"/>
+              <w:top w:val="single" w:sz="6" w:space="0" w:color="666666"/>
+              <w:left w:val="none" w:sz="0" w:space="0" w:color="000000"/>
+              <w:right w:val="none" w:sz="0" w:space="0" w:color="000000"/>
+            </w:tcBorders>
+            <w:shd w:val="clear" w:color="auto" w:fill="FFFFFF"/>
+            <w:tcMar>
+              <w:top w:w="0" w:type="dxa"/>
+              <w:bottom w:w="0" w:type="dxa"/>
+              <w:left w:w="0" w:type="dxa"/>
+              <w:right w:w="0" w:type="dxa"/>
+            </w:tcMar>
+            <w:vAlign w:val="center"/>
+          </w:tcPr>
+          <w:p>
+            <w:pPr>
+              <w:pStyle w:val="Normal"/>
+              <w:jc w:val="left"/>
+              <w:pBdr>
+                <w:bottom w:val="none" w:sz="0" w:space="0" w:color="000000"/>
+                <w:top w:val="none" w:sz="0" w:space="0" w:color="000000"/>
+                <w:left w:val="none" w:sz="0" w:space="0" w:color="000000"/>
+                <w:right w:val="none" w:sz="0" w:space="0" w:color="000000"/>
+              </w:pBdr>
+              <w:spacing w:after="100" w:before="100" w:line="240"/>
+              <w:ind w:left="100" w:right="100" w:firstLine="0" w:firstLineChars="0"/>
+              <w:rPr>
+                <w:rFonts w:ascii="Arial" w:hAnsi="Arial" w:eastAsia="Arial" w:cs="Arial"/>
+                <w:i w:val="false"/>
+                <w:b w:val="false"/>
+                <w:u w:val="none"/>
+                <w:sz w:val="18"/>
+                <w:szCs w:val="18"/>
+                <w:color w:val="000000"/>
+              </w:rPr>
+            </w:pPr>
+            <w:r>
+              <w:rPr>
+                <w:rFonts w:ascii="Arial" w:hAnsi="Arial" w:eastAsia="Arial" w:cs="Arial"/>
+                <w:i w:val="false"/>
+                <w:b w:val="false"/>
+                <w:u w:val="none"/>
+                <w:sz w:val="18"/>
+                <w:szCs w:val="18"/>
+                <w:color w:val="000000"/>
+              </w:rPr>
+              <w:t xml:space="preserve">32 (62.7)</w:t>
+            </w:r>
+          </w:p>
+        </w:tc>
+        <w:tc>
+          <w:tcPr>
+            <w:tcBorders>
+              <w:bottom w:val="single" w:sz="6" w:space="0" w:color="666666"/>
+              <w:top w:val="single" w:sz="6" w:space="0" w:color="666666"/>
+              <w:left w:val="none" w:sz="0" w:space="0" w:color="000000"/>
+              <w:right w:val="none" w:sz="0" w:space="0" w:color="000000"/>
+            </w:tcBorders>
+            <w:shd w:val="clear" w:color="auto" w:fill="FFFFFF"/>
+            <w:tcMar>
+              <w:top w:w="0" w:type="dxa"/>
+              <w:bottom w:w="0" w:type="dxa"/>
+              <w:left w:w="0" w:type="dxa"/>
+              <w:right w:w="0" w:type="dxa"/>
+            </w:tcMar>
+            <w:vAlign w:val="center"/>
+          </w:tcPr>
+          <w:p>
+            <w:pPr>
+              <w:pStyle w:val="Normal"/>
+              <w:jc w:val="left"/>
+              <w:pBdr>
+                <w:bottom w:val="none" w:sz="0" w:space="0" w:color="000000"/>
+                <w:top w:val="none" w:sz="0" w:space="0" w:color="000000"/>
+                <w:left w:val="none" w:sz="0" w:space="0" w:color="000000"/>
+                <w:right w:val="none" w:sz="0" w:space="0" w:color="000000"/>
+              </w:pBdr>
+              <w:spacing w:after="100" w:before="100" w:line="240"/>
+              <w:ind w:left="100" w:right="100" w:firstLine="0" w:firstLineChars="0"/>
+              <w:rPr>
+                <w:rFonts w:ascii="Arial" w:hAnsi="Arial" w:eastAsia="Arial" w:cs="Arial"/>
+                <w:i w:val="false"/>
+                <w:b w:val="false"/>
+                <w:u w:val="none"/>
+                <w:sz w:val="18"/>
+                <w:szCs w:val="18"/>
+                <w:color w:val="000000"/>
+              </w:rPr>
+            </w:pPr>
+            <w:r>
+              <w:rPr>
+                <w:rFonts w:ascii="Arial" w:hAnsi="Arial" w:eastAsia="Arial" w:cs="Arial"/>
+                <w:i w:val="false"/>
+                <w:b w:val="false"/>
+                <w:u w:val="none"/>
+                <w:sz w:val="18"/>
+                <w:szCs w:val="18"/>
+                <w:color w:val="000000"/>
+              </w:rPr>
+              <w:t xml:space="preserve">0.005</w:t>
             </w:r>
           </w:p>
         </w:tc>
@@ -10334,7 +10334,7 @@
                 <w:szCs w:val="18"/>
                 <w:color w:val="000000"/>
               </w:rPr>
-              <w:t xml:space="preserve">0.142</w:t>
+              <w:t xml:space="preserve">0.192</w:t>
             </w:r>
           </w:p>
         </w:tc>
@@ -10499,113 +10499,113 @@
                 <w:szCs w:val="18"/>
                 <w:color w:val="000000"/>
               </w:rPr>
-              <w:t xml:space="preserve">128 (56.1)</w:t>
-            </w:r>
-          </w:p>
-        </w:tc>
-        <w:tc>
-          <w:tcPr>
-            <w:tcBorders>
-              <w:bottom w:val="single" w:sz="6" w:space="0" w:color="666666"/>
-              <w:top w:val="single" w:sz="6" w:space="0" w:color="666666"/>
-              <w:left w:val="none" w:sz="0" w:space="0" w:color="000000"/>
-              <w:right w:val="none" w:sz="0" w:space="0" w:color="000000"/>
-            </w:tcBorders>
-            <w:shd w:val="clear" w:color="auto" w:fill="FFFFFF"/>
-            <w:tcMar>
-              <w:top w:w="0" w:type="dxa"/>
-              <w:bottom w:w="0" w:type="dxa"/>
-              <w:left w:w="0" w:type="dxa"/>
-              <w:right w:w="0" w:type="dxa"/>
-            </w:tcMar>
-            <w:vAlign w:val="center"/>
-          </w:tcPr>
-          <w:p>
-            <w:pPr>
-              <w:pStyle w:val="Normal"/>
-              <w:jc w:val="left"/>
-              <w:pBdr>
-                <w:bottom w:val="none" w:sz="0" w:space="0" w:color="000000"/>
-                <w:top w:val="none" w:sz="0" w:space="0" w:color="000000"/>
-                <w:left w:val="none" w:sz="0" w:space="0" w:color="000000"/>
-                <w:right w:val="none" w:sz="0" w:space="0" w:color="000000"/>
-              </w:pBdr>
-              <w:spacing w:after="100" w:before="100" w:line="240"/>
-              <w:ind w:left="100" w:right="100" w:firstLine="0" w:firstLineChars="0"/>
-              <w:rPr>
-                <w:rFonts w:ascii="Arial" w:hAnsi="Arial" w:eastAsia="Arial" w:cs="Arial"/>
-                <w:i w:val="false"/>
-                <w:b w:val="false"/>
-                <w:u w:val="none"/>
-                <w:sz w:val="18"/>
-                <w:szCs w:val="18"/>
-                <w:color w:val="000000"/>
-              </w:rPr>
-            </w:pPr>
-            <w:r>
-              <w:rPr>
-                <w:rFonts w:ascii="Arial" w:hAnsi="Arial" w:eastAsia="Arial" w:cs="Arial"/>
-                <w:i w:val="false"/>
-                <w:b w:val="false"/>
-                <w:u w:val="none"/>
-                <w:sz w:val="18"/>
-                <w:szCs w:val="18"/>
-                <w:color w:val="000000"/>
-              </w:rPr>
-              <w:t xml:space="preserve">68 (65.4)</w:t>
-            </w:r>
-          </w:p>
-        </w:tc>
-        <w:tc>
-          <w:tcPr>
-            <w:tcBorders>
-              <w:bottom w:val="single" w:sz="6" w:space="0" w:color="666666"/>
-              <w:top w:val="single" w:sz="6" w:space="0" w:color="666666"/>
-              <w:left w:val="none" w:sz="0" w:space="0" w:color="000000"/>
-              <w:right w:val="none" w:sz="0" w:space="0" w:color="000000"/>
-            </w:tcBorders>
-            <w:shd w:val="clear" w:color="auto" w:fill="FFFFFF"/>
-            <w:tcMar>
-              <w:top w:w="0" w:type="dxa"/>
-              <w:bottom w:w="0" w:type="dxa"/>
-              <w:left w:w="0" w:type="dxa"/>
-              <w:right w:w="0" w:type="dxa"/>
-            </w:tcMar>
-            <w:vAlign w:val="center"/>
-          </w:tcPr>
-          <w:p>
-            <w:pPr>
-              <w:pStyle w:val="Normal"/>
-              <w:jc w:val="left"/>
-              <w:pBdr>
-                <w:bottom w:val="none" w:sz="0" w:space="0" w:color="000000"/>
-                <w:top w:val="none" w:sz="0" w:space="0" w:color="000000"/>
-                <w:left w:val="none" w:sz="0" w:space="0" w:color="000000"/>
-                <w:right w:val="none" w:sz="0" w:space="0" w:color="000000"/>
-              </w:pBdr>
-              <w:spacing w:after="100" w:before="100" w:line="240"/>
-              <w:ind w:left="100" w:right="100" w:firstLine="0" w:firstLineChars="0"/>
-              <w:rPr>
-                <w:rFonts w:ascii="Arial" w:hAnsi="Arial" w:eastAsia="Arial" w:cs="Arial"/>
-                <w:i w:val="false"/>
-                <w:b w:val="false"/>
-                <w:u w:val="none"/>
-                <w:sz w:val="18"/>
-                <w:szCs w:val="18"/>
-                <w:color w:val="000000"/>
-              </w:rPr>
-            </w:pPr>
-            <w:r>
-              <w:rPr>
-                <w:rFonts w:ascii="Arial" w:hAnsi="Arial" w:eastAsia="Arial" w:cs="Arial"/>
-                <w:i w:val="false"/>
-                <w:b w:val="false"/>
-                <w:u w:val="none"/>
-                <w:sz w:val="18"/>
-                <w:szCs w:val="18"/>
-                <w:color w:val="000000"/>
-              </w:rPr>
-              <w:t xml:space="preserve">19 (38.0)</w:t>
+              <w:t xml:space="preserve">136 (56.4)</w:t>
+            </w:r>
+          </w:p>
+        </w:tc>
+        <w:tc>
+          <w:tcPr>
+            <w:tcBorders>
+              <w:bottom w:val="single" w:sz="6" w:space="0" w:color="666666"/>
+              <w:top w:val="single" w:sz="6" w:space="0" w:color="666666"/>
+              <w:left w:val="none" w:sz="0" w:space="0" w:color="000000"/>
+              <w:right w:val="none" w:sz="0" w:space="0" w:color="000000"/>
+            </w:tcBorders>
+            <w:shd w:val="clear" w:color="auto" w:fill="FFFFFF"/>
+            <w:tcMar>
+              <w:top w:w="0" w:type="dxa"/>
+              <w:bottom w:w="0" w:type="dxa"/>
+              <w:left w:w="0" w:type="dxa"/>
+              <w:right w:w="0" w:type="dxa"/>
+            </w:tcMar>
+            <w:vAlign w:val="center"/>
+          </w:tcPr>
+          <w:p>
+            <w:pPr>
+              <w:pStyle w:val="Normal"/>
+              <w:jc w:val="left"/>
+              <w:pBdr>
+                <w:bottom w:val="none" w:sz="0" w:space="0" w:color="000000"/>
+                <w:top w:val="none" w:sz="0" w:space="0" w:color="000000"/>
+                <w:left w:val="none" w:sz="0" w:space="0" w:color="000000"/>
+                <w:right w:val="none" w:sz="0" w:space="0" w:color="000000"/>
+              </w:pBdr>
+              <w:spacing w:after="100" w:before="100" w:line="240"/>
+              <w:ind w:left="100" w:right="100" w:firstLine="0" w:firstLineChars="0"/>
+              <w:rPr>
+                <w:rFonts w:ascii="Arial" w:hAnsi="Arial" w:eastAsia="Arial" w:cs="Arial"/>
+                <w:i w:val="false"/>
+                <w:b w:val="false"/>
+                <w:u w:val="none"/>
+                <w:sz w:val="18"/>
+                <w:szCs w:val="18"/>
+                <w:color w:val="000000"/>
+              </w:rPr>
+            </w:pPr>
+            <w:r>
+              <w:rPr>
+                <w:rFonts w:ascii="Arial" w:hAnsi="Arial" w:eastAsia="Arial" w:cs="Arial"/>
+                <w:i w:val="false"/>
+                <w:b w:val="false"/>
+                <w:u w:val="none"/>
+                <w:sz w:val="18"/>
+                <w:szCs w:val="18"/>
+                <w:color w:val="000000"/>
+              </w:rPr>
+              <w:t xml:space="preserve">66 (64.7)</w:t>
+            </w:r>
+          </w:p>
+        </w:tc>
+        <w:tc>
+          <w:tcPr>
+            <w:tcBorders>
+              <w:bottom w:val="single" w:sz="6" w:space="0" w:color="666666"/>
+              <w:top w:val="single" w:sz="6" w:space="0" w:color="666666"/>
+              <w:left w:val="none" w:sz="0" w:space="0" w:color="000000"/>
+              <w:right w:val="none" w:sz="0" w:space="0" w:color="000000"/>
+            </w:tcBorders>
+            <w:shd w:val="clear" w:color="auto" w:fill="FFFFFF"/>
+            <w:tcMar>
+              <w:top w:w="0" w:type="dxa"/>
+              <w:bottom w:w="0" w:type="dxa"/>
+              <w:left w:w="0" w:type="dxa"/>
+              <w:right w:w="0" w:type="dxa"/>
+            </w:tcMar>
+            <w:vAlign w:val="center"/>
+          </w:tcPr>
+          <w:p>
+            <w:pPr>
+              <w:pStyle w:val="Normal"/>
+              <w:jc w:val="left"/>
+              <w:pBdr>
+                <w:bottom w:val="none" w:sz="0" w:space="0" w:color="000000"/>
+                <w:top w:val="none" w:sz="0" w:space="0" w:color="000000"/>
+                <w:left w:val="none" w:sz="0" w:space="0" w:color="000000"/>
+                <w:right w:val="none" w:sz="0" w:space="0" w:color="000000"/>
+              </w:pBdr>
+              <w:spacing w:after="100" w:before="100" w:line="240"/>
+              <w:ind w:left="100" w:right="100" w:firstLine="0" w:firstLineChars="0"/>
+              <w:rPr>
+                <w:rFonts w:ascii="Arial" w:hAnsi="Arial" w:eastAsia="Arial" w:cs="Arial"/>
+                <w:i w:val="false"/>
+                <w:b w:val="false"/>
+                <w:u w:val="none"/>
+                <w:sz w:val="18"/>
+                <w:szCs w:val="18"/>
+                <w:color w:val="000000"/>
+              </w:rPr>
+            </w:pPr>
+            <w:r>
+              <w:rPr>
+                <w:rFonts w:ascii="Arial" w:hAnsi="Arial" w:eastAsia="Arial" w:cs="Arial"/>
+                <w:i w:val="false"/>
+                <w:b w:val="false"/>
+                <w:u w:val="none"/>
+                <w:sz w:val="18"/>
+                <w:szCs w:val="18"/>
+                <w:color w:val="000000"/>
+              </w:rPr>
+              <w:t xml:space="preserve">19 (37.3)</w:t>
             </w:r>
           </w:p>
         </w:tc>
@@ -10982,7 +10982,7 @@
                 <w:szCs w:val="18"/>
                 <w:color w:val="000000"/>
               </w:rPr>
-              <w:t xml:space="preserve">21.00 [19.00, 23.25]</w:t>
+              <w:t xml:space="preserve">21.00 [19.00, 23.00]</w:t>
             </w:r>
           </w:p>
         </w:tc>
@@ -11088,7 +11088,7 @@
                 <w:szCs w:val="18"/>
                 <w:color w:val="000000"/>
               </w:rPr>
-              <w:t xml:space="preserve">0.461</w:t>
+              <w:t xml:space="preserve">0.521</w:t>
             </w:r>
           </w:p>
         </w:tc>
@@ -11194,7 +11194,7 @@
                 <w:szCs w:val="18"/>
                 <w:color w:val="000000"/>
               </w:rPr>
-              <w:t xml:space="preserve">0.679</w:t>
+              <w:t xml:space="preserve">0.680</w:t>
             </w:r>
           </w:p>
         </w:tc>
@@ -11359,166 +11359,166 @@
                 <w:szCs w:val="18"/>
                 <w:color w:val="000000"/>
               </w:rPr>
-              <w:t xml:space="preserve">186 (69.7)</w:t>
-            </w:r>
-          </w:p>
-        </w:tc>
-        <w:tc>
-          <w:tcPr>
-            <w:tcBorders>
-              <w:bottom w:val="single" w:sz="6" w:space="0" w:color="666666"/>
-              <w:top w:val="single" w:sz="6" w:space="0" w:color="666666"/>
-              <w:left w:val="none" w:sz="0" w:space="0" w:color="000000"/>
-              <w:right w:val="none" w:sz="0" w:space="0" w:color="000000"/>
-            </w:tcBorders>
-            <w:shd w:val="clear" w:color="auto" w:fill="FFFFFF"/>
-            <w:tcMar>
-              <w:top w:w="0" w:type="dxa"/>
-              <w:bottom w:w="0" w:type="dxa"/>
-              <w:left w:w="0" w:type="dxa"/>
-              <w:right w:w="0" w:type="dxa"/>
-            </w:tcMar>
-            <w:vAlign w:val="center"/>
-          </w:tcPr>
-          <w:p>
-            <w:pPr>
-              <w:pStyle w:val="Normal"/>
-              <w:jc w:val="left"/>
-              <w:pBdr>
-                <w:bottom w:val="none" w:sz="0" w:space="0" w:color="000000"/>
-                <w:top w:val="none" w:sz="0" w:space="0" w:color="000000"/>
-                <w:left w:val="none" w:sz="0" w:space="0" w:color="000000"/>
-                <w:right w:val="none" w:sz="0" w:space="0" w:color="000000"/>
-              </w:pBdr>
-              <w:spacing w:after="100" w:before="100" w:line="240"/>
-              <w:ind w:left="100" w:right="100" w:firstLine="0" w:firstLineChars="0"/>
-              <w:rPr>
-                <w:rFonts w:ascii="Arial" w:hAnsi="Arial" w:eastAsia="Arial" w:cs="Arial"/>
-                <w:i w:val="false"/>
-                <w:b w:val="false"/>
-                <w:u w:val="none"/>
-                <w:sz w:val="18"/>
-                <w:szCs w:val="18"/>
-                <w:color w:val="000000"/>
-              </w:rPr>
-            </w:pPr>
-            <w:r>
-              <w:rPr>
-                <w:rFonts w:ascii="Arial" w:hAnsi="Arial" w:eastAsia="Arial" w:cs="Arial"/>
-                <w:i w:val="false"/>
-                <w:b w:val="false"/>
-                <w:u w:val="none"/>
-                <w:sz w:val="18"/>
-                <w:szCs w:val="18"/>
-                <w:color w:val="000000"/>
-              </w:rPr>
-              <w:t xml:space="preserve">81 (62.3)</w:t>
-            </w:r>
-          </w:p>
-        </w:tc>
-        <w:tc>
-          <w:tcPr>
-            <w:tcBorders>
-              <w:bottom w:val="single" w:sz="6" w:space="0" w:color="666666"/>
-              <w:top w:val="single" w:sz="6" w:space="0" w:color="666666"/>
-              <w:left w:val="none" w:sz="0" w:space="0" w:color="000000"/>
-              <w:right w:val="none" w:sz="0" w:space="0" w:color="000000"/>
-            </w:tcBorders>
-            <w:shd w:val="clear" w:color="auto" w:fill="FFFFFF"/>
-            <w:tcMar>
-              <w:top w:w="0" w:type="dxa"/>
-              <w:bottom w:w="0" w:type="dxa"/>
-              <w:left w:w="0" w:type="dxa"/>
-              <w:right w:w="0" w:type="dxa"/>
-            </w:tcMar>
-            <w:vAlign w:val="center"/>
-          </w:tcPr>
-          <w:p>
-            <w:pPr>
-              <w:pStyle w:val="Normal"/>
-              <w:jc w:val="left"/>
-              <w:pBdr>
-                <w:bottom w:val="none" w:sz="0" w:space="0" w:color="000000"/>
-                <w:top w:val="none" w:sz="0" w:space="0" w:color="000000"/>
-                <w:left w:val="none" w:sz="0" w:space="0" w:color="000000"/>
-                <w:right w:val="none" w:sz="0" w:space="0" w:color="000000"/>
-              </w:pBdr>
-              <w:spacing w:after="100" w:before="100" w:line="240"/>
-              <w:ind w:left="100" w:right="100" w:firstLine="0" w:firstLineChars="0"/>
-              <w:rPr>
-                <w:rFonts w:ascii="Arial" w:hAnsi="Arial" w:eastAsia="Arial" w:cs="Arial"/>
-                <w:i w:val="false"/>
-                <w:b w:val="false"/>
-                <w:u w:val="none"/>
-                <w:sz w:val="18"/>
-                <w:szCs w:val="18"/>
-                <w:color w:val="000000"/>
-              </w:rPr>
-            </w:pPr>
-            <w:r>
-              <w:rPr>
-                <w:rFonts w:ascii="Arial" w:hAnsi="Arial" w:eastAsia="Arial" w:cs="Arial"/>
-                <w:i w:val="false"/>
-                <w:b w:val="false"/>
-                <w:u w:val="none"/>
-                <w:sz w:val="18"/>
-                <w:szCs w:val="18"/>
-                <w:color w:val="000000"/>
-              </w:rPr>
-              <w:t xml:space="preserve">54 (88.5)</w:t>
-            </w:r>
-          </w:p>
-        </w:tc>
-        <w:tc>
-          <w:tcPr>
-            <w:tcBorders>
-              <w:bottom w:val="single" w:sz="6" w:space="0" w:color="666666"/>
-              <w:top w:val="single" w:sz="6" w:space="0" w:color="666666"/>
-              <w:left w:val="none" w:sz="0" w:space="0" w:color="000000"/>
-              <w:right w:val="none" w:sz="0" w:space="0" w:color="000000"/>
-            </w:tcBorders>
-            <w:shd w:val="clear" w:color="auto" w:fill="FFFFFF"/>
-            <w:tcMar>
-              <w:top w:w="0" w:type="dxa"/>
-              <w:bottom w:w="0" w:type="dxa"/>
-              <w:left w:w="0" w:type="dxa"/>
-              <w:right w:w="0" w:type="dxa"/>
-            </w:tcMar>
-            <w:vAlign w:val="center"/>
-          </w:tcPr>
-          <w:p>
-            <w:pPr>
-              <w:pStyle w:val="Normal"/>
-              <w:jc w:val="left"/>
-              <w:pBdr>
-                <w:bottom w:val="none" w:sz="0" w:space="0" w:color="000000"/>
-                <w:top w:val="none" w:sz="0" w:space="0" w:color="000000"/>
-                <w:left w:val="none" w:sz="0" w:space="0" w:color="000000"/>
-                <w:right w:val="none" w:sz="0" w:space="0" w:color="000000"/>
-              </w:pBdr>
-              <w:spacing w:after="100" w:before="100" w:line="240"/>
-              <w:ind w:left="100" w:right="100" w:firstLine="0" w:firstLineChars="0"/>
-              <w:rPr>
-                <w:rFonts w:ascii="Arial" w:hAnsi="Arial" w:eastAsia="Arial" w:cs="Arial"/>
-                <w:i w:val="false"/>
-                <w:b w:val="false"/>
-                <w:u w:val="none"/>
-                <w:sz w:val="18"/>
-                <w:szCs w:val="18"/>
-                <w:color w:val="000000"/>
-              </w:rPr>
-            </w:pPr>
-            <w:r>
-              <w:rPr>
-                <w:rFonts w:ascii="Arial" w:hAnsi="Arial" w:eastAsia="Arial" w:cs="Arial"/>
-                <w:i w:val="false"/>
-                <w:b w:val="false"/>
-                <w:u w:val="none"/>
-                <w:sz w:val="18"/>
-                <w:szCs w:val="18"/>
-                <w:color w:val="000000"/>
-              </w:rPr>
-              <w:t xml:space="preserve">0.024</w:t>
+              <w:t xml:space="preserve">197 (70.1)</w:t>
+            </w:r>
+          </w:p>
+        </w:tc>
+        <w:tc>
+          <w:tcPr>
+            <w:tcBorders>
+              <w:bottom w:val="single" w:sz="6" w:space="0" w:color="666666"/>
+              <w:top w:val="single" w:sz="6" w:space="0" w:color="666666"/>
+              <w:left w:val="none" w:sz="0" w:space="0" w:color="000000"/>
+              <w:right w:val="none" w:sz="0" w:space="0" w:color="000000"/>
+            </w:tcBorders>
+            <w:shd w:val="clear" w:color="auto" w:fill="FFFFFF"/>
+            <w:tcMar>
+              <w:top w:w="0" w:type="dxa"/>
+              <w:bottom w:w="0" w:type="dxa"/>
+              <w:left w:w="0" w:type="dxa"/>
+              <w:right w:w="0" w:type="dxa"/>
+            </w:tcMar>
+            <w:vAlign w:val="center"/>
+          </w:tcPr>
+          <w:p>
+            <w:pPr>
+              <w:pStyle w:val="Normal"/>
+              <w:jc w:val="left"/>
+              <w:pBdr>
+                <w:bottom w:val="none" w:sz="0" w:space="0" w:color="000000"/>
+                <w:top w:val="none" w:sz="0" w:space="0" w:color="000000"/>
+                <w:left w:val="none" w:sz="0" w:space="0" w:color="000000"/>
+                <w:right w:val="none" w:sz="0" w:space="0" w:color="000000"/>
+              </w:pBdr>
+              <w:spacing w:after="100" w:before="100" w:line="240"/>
+              <w:ind w:left="100" w:right="100" w:firstLine="0" w:firstLineChars="0"/>
+              <w:rPr>
+                <w:rFonts w:ascii="Arial" w:hAnsi="Arial" w:eastAsia="Arial" w:cs="Arial"/>
+                <w:i w:val="false"/>
+                <w:b w:val="false"/>
+                <w:u w:val="none"/>
+                <w:sz w:val="18"/>
+                <w:szCs w:val="18"/>
+                <w:color w:val="000000"/>
+              </w:rPr>
+            </w:pPr>
+            <w:r>
+              <w:rPr>
+                <w:rFonts w:ascii="Arial" w:hAnsi="Arial" w:eastAsia="Arial" w:cs="Arial"/>
+                <w:i w:val="false"/>
+                <w:b w:val="false"/>
+                <w:u w:val="none"/>
+                <w:sz w:val="18"/>
+                <w:szCs w:val="18"/>
+                <w:color w:val="000000"/>
+              </w:rPr>
+              <w:t xml:space="preserve">79 (61.7)</w:t>
+            </w:r>
+          </w:p>
+        </w:tc>
+        <w:tc>
+          <w:tcPr>
+            <w:tcBorders>
+              <w:bottom w:val="single" w:sz="6" w:space="0" w:color="666666"/>
+              <w:top w:val="single" w:sz="6" w:space="0" w:color="666666"/>
+              <w:left w:val="none" w:sz="0" w:space="0" w:color="000000"/>
+              <w:right w:val="none" w:sz="0" w:space="0" w:color="000000"/>
+            </w:tcBorders>
+            <w:shd w:val="clear" w:color="auto" w:fill="FFFFFF"/>
+            <w:tcMar>
+              <w:top w:w="0" w:type="dxa"/>
+              <w:bottom w:w="0" w:type="dxa"/>
+              <w:left w:w="0" w:type="dxa"/>
+              <w:right w:w="0" w:type="dxa"/>
+            </w:tcMar>
+            <w:vAlign w:val="center"/>
+          </w:tcPr>
+          <w:p>
+            <w:pPr>
+              <w:pStyle w:val="Normal"/>
+              <w:jc w:val="left"/>
+              <w:pBdr>
+                <w:bottom w:val="none" w:sz="0" w:space="0" w:color="000000"/>
+                <w:top w:val="none" w:sz="0" w:space="0" w:color="000000"/>
+                <w:left w:val="none" w:sz="0" w:space="0" w:color="000000"/>
+                <w:right w:val="none" w:sz="0" w:space="0" w:color="000000"/>
+              </w:pBdr>
+              <w:spacing w:after="100" w:before="100" w:line="240"/>
+              <w:ind w:left="100" w:right="100" w:firstLine="0" w:firstLineChars="0"/>
+              <w:rPr>
+                <w:rFonts w:ascii="Arial" w:hAnsi="Arial" w:eastAsia="Arial" w:cs="Arial"/>
+                <w:i w:val="false"/>
+                <w:b w:val="false"/>
+                <w:u w:val="none"/>
+                <w:sz w:val="18"/>
+                <w:szCs w:val="18"/>
+                <w:color w:val="000000"/>
+              </w:rPr>
+            </w:pPr>
+            <w:r>
+              <w:rPr>
+                <w:rFonts w:ascii="Arial" w:hAnsi="Arial" w:eastAsia="Arial" w:cs="Arial"/>
+                <w:i w:val="false"/>
+                <w:b w:val="false"/>
+                <w:u w:val="none"/>
+                <w:sz w:val="18"/>
+                <w:szCs w:val="18"/>
+                <w:color w:val="000000"/>
+              </w:rPr>
+              <w:t xml:space="preserve">56 (88.9)</w:t>
+            </w:r>
+          </w:p>
+        </w:tc>
+        <w:tc>
+          <w:tcPr>
+            <w:tcBorders>
+              <w:bottom w:val="single" w:sz="6" w:space="0" w:color="666666"/>
+              <w:top w:val="single" w:sz="6" w:space="0" w:color="666666"/>
+              <w:left w:val="none" w:sz="0" w:space="0" w:color="000000"/>
+              <w:right w:val="none" w:sz="0" w:space="0" w:color="000000"/>
+            </w:tcBorders>
+            <w:shd w:val="clear" w:color="auto" w:fill="FFFFFF"/>
+            <w:tcMar>
+              <w:top w:w="0" w:type="dxa"/>
+              <w:bottom w:w="0" w:type="dxa"/>
+              <w:left w:w="0" w:type="dxa"/>
+              <w:right w:w="0" w:type="dxa"/>
+            </w:tcMar>
+            <w:vAlign w:val="center"/>
+          </w:tcPr>
+          <w:p>
+            <w:pPr>
+              <w:pStyle w:val="Normal"/>
+              <w:jc w:val="left"/>
+              <w:pBdr>
+                <w:bottom w:val="none" w:sz="0" w:space="0" w:color="000000"/>
+                <w:top w:val="none" w:sz="0" w:space="0" w:color="000000"/>
+                <w:left w:val="none" w:sz="0" w:space="0" w:color="000000"/>
+                <w:right w:val="none" w:sz="0" w:space="0" w:color="000000"/>
+              </w:pBdr>
+              <w:spacing w:after="100" w:before="100" w:line="240"/>
+              <w:ind w:left="100" w:right="100" w:firstLine="0" w:firstLineChars="0"/>
+              <w:rPr>
+                <w:rFonts w:ascii="Arial" w:hAnsi="Arial" w:eastAsia="Arial" w:cs="Arial"/>
+                <w:i w:val="false"/>
+                <w:b w:val="false"/>
+                <w:u w:val="none"/>
+                <w:sz w:val="18"/>
+                <w:szCs w:val="18"/>
+                <w:color w:val="000000"/>
+              </w:rPr>
+            </w:pPr>
+            <w:r>
+              <w:rPr>
+                <w:rFonts w:ascii="Arial" w:hAnsi="Arial" w:eastAsia="Arial" w:cs="Arial"/>
+                <w:i w:val="false"/>
+                <w:b w:val="false"/>
+                <w:u w:val="none"/>
+                <w:sz w:val="18"/>
+                <w:szCs w:val="18"/>
+                <w:color w:val="000000"/>
+              </w:rPr>
+              <w:t xml:space="preserve">0.015</w:t>
             </w:r>
           </w:p>
         </w:tc>
@@ -11624,7 +11624,7 @@
                 <w:szCs w:val="18"/>
                 <w:color w:val="000000"/>
               </w:rPr>
-              <w:t xml:space="preserve">0.493</w:t>
+              <w:t xml:space="preserve">0.385</w:t>
             </w:r>
           </w:p>
         </w:tc>
@@ -11789,113 +11789,113 @@
                 <w:szCs w:val="18"/>
                 <w:color w:val="000000"/>
               </w:rPr>
-              <w:t xml:space="preserve">19 (7.1)</w:t>
-            </w:r>
-          </w:p>
-        </w:tc>
-        <w:tc>
-          <w:tcPr>
-            <w:tcBorders>
-              <w:bottom w:val="single" w:sz="6" w:space="0" w:color="666666"/>
-              <w:top w:val="single" w:sz="6" w:space="0" w:color="666666"/>
-              <w:left w:val="none" w:sz="0" w:space="0" w:color="000000"/>
-              <w:right w:val="none" w:sz="0" w:space="0" w:color="000000"/>
-            </w:tcBorders>
-            <w:shd w:val="clear" w:color="auto" w:fill="FFFFFF"/>
-            <w:tcMar>
-              <w:top w:w="0" w:type="dxa"/>
-              <w:bottom w:w="0" w:type="dxa"/>
-              <w:left w:w="0" w:type="dxa"/>
-              <w:right w:w="0" w:type="dxa"/>
-            </w:tcMar>
-            <w:vAlign w:val="center"/>
-          </w:tcPr>
-          <w:p>
-            <w:pPr>
-              <w:pStyle w:val="Normal"/>
-              <w:jc w:val="left"/>
-              <w:pBdr>
-                <w:bottom w:val="none" w:sz="0" w:space="0" w:color="000000"/>
-                <w:top w:val="none" w:sz="0" w:space="0" w:color="000000"/>
-                <w:left w:val="none" w:sz="0" w:space="0" w:color="000000"/>
-                <w:right w:val="none" w:sz="0" w:space="0" w:color="000000"/>
-              </w:pBdr>
-              <w:spacing w:after="100" w:before="100" w:line="240"/>
-              <w:ind w:left="100" w:right="100" w:firstLine="0" w:firstLineChars="0"/>
-              <w:rPr>
-                <w:rFonts w:ascii="Arial" w:hAnsi="Arial" w:eastAsia="Arial" w:cs="Arial"/>
-                <w:i w:val="false"/>
-                <w:b w:val="false"/>
-                <w:u w:val="none"/>
-                <w:sz w:val="18"/>
-                <w:szCs w:val="18"/>
-                <w:color w:val="000000"/>
-              </w:rPr>
-            </w:pPr>
-            <w:r>
-              <w:rPr>
-                <w:rFonts w:ascii="Arial" w:hAnsi="Arial" w:eastAsia="Arial" w:cs="Arial"/>
-                <w:i w:val="false"/>
-                <w:b w:val="false"/>
-                <w:u w:val="none"/>
-                <w:sz w:val="18"/>
-                <w:szCs w:val="18"/>
-                <w:color w:val="000000"/>
-              </w:rPr>
-              <w:t xml:space="preserve">11 (8.5)</w:t>
-            </w:r>
-          </w:p>
-        </w:tc>
-        <w:tc>
-          <w:tcPr>
-            <w:tcBorders>
-              <w:bottom w:val="single" w:sz="6" w:space="0" w:color="666666"/>
-              <w:top w:val="single" w:sz="6" w:space="0" w:color="666666"/>
-              <w:left w:val="none" w:sz="0" w:space="0" w:color="000000"/>
-              <w:right w:val="none" w:sz="0" w:space="0" w:color="000000"/>
-            </w:tcBorders>
-            <w:shd w:val="clear" w:color="auto" w:fill="FFFFFF"/>
-            <w:tcMar>
-              <w:top w:w="0" w:type="dxa"/>
-              <w:bottom w:w="0" w:type="dxa"/>
-              <w:left w:w="0" w:type="dxa"/>
-              <w:right w:w="0" w:type="dxa"/>
-            </w:tcMar>
-            <w:vAlign w:val="center"/>
-          </w:tcPr>
-          <w:p>
-            <w:pPr>
-              <w:pStyle w:val="Normal"/>
-              <w:jc w:val="left"/>
-              <w:pBdr>
-                <w:bottom w:val="none" w:sz="0" w:space="0" w:color="000000"/>
-                <w:top w:val="none" w:sz="0" w:space="0" w:color="000000"/>
-                <w:left w:val="none" w:sz="0" w:space="0" w:color="000000"/>
-                <w:right w:val="none" w:sz="0" w:space="0" w:color="000000"/>
-              </w:pBdr>
-              <w:spacing w:after="100" w:before="100" w:line="240"/>
-              <w:ind w:left="100" w:right="100" w:firstLine="0" w:firstLineChars="0"/>
-              <w:rPr>
-                <w:rFonts w:ascii="Arial" w:hAnsi="Arial" w:eastAsia="Arial" w:cs="Arial"/>
-                <w:i w:val="false"/>
-                <w:b w:val="false"/>
-                <w:u w:val="none"/>
-                <w:sz w:val="18"/>
-                <w:szCs w:val="18"/>
-                <w:color w:val="000000"/>
-              </w:rPr>
-            </w:pPr>
-            <w:r>
-              <w:rPr>
-                <w:rFonts w:ascii="Arial" w:hAnsi="Arial" w:eastAsia="Arial" w:cs="Arial"/>
-                <w:i w:val="false"/>
-                <w:b w:val="false"/>
-                <w:u w:val="none"/>
-                <w:sz w:val="18"/>
-                <w:szCs w:val="18"/>
-                <w:color w:val="000000"/>
-              </w:rPr>
-              <w:t xml:space="preserve">3 (4.9)</w:t>
+              <w:t xml:space="preserve">20 (7.1)</w:t>
+            </w:r>
+          </w:p>
+        </w:tc>
+        <w:tc>
+          <w:tcPr>
+            <w:tcBorders>
+              <w:bottom w:val="single" w:sz="6" w:space="0" w:color="666666"/>
+              <w:top w:val="single" w:sz="6" w:space="0" w:color="666666"/>
+              <w:left w:val="none" w:sz="0" w:space="0" w:color="000000"/>
+              <w:right w:val="none" w:sz="0" w:space="0" w:color="000000"/>
+            </w:tcBorders>
+            <w:shd w:val="clear" w:color="auto" w:fill="FFFFFF"/>
+            <w:tcMar>
+              <w:top w:w="0" w:type="dxa"/>
+              <w:bottom w:w="0" w:type="dxa"/>
+              <w:left w:w="0" w:type="dxa"/>
+              <w:right w:w="0" w:type="dxa"/>
+            </w:tcMar>
+            <w:vAlign w:val="center"/>
+          </w:tcPr>
+          <w:p>
+            <w:pPr>
+              <w:pStyle w:val="Normal"/>
+              <w:jc w:val="left"/>
+              <w:pBdr>
+                <w:bottom w:val="none" w:sz="0" w:space="0" w:color="000000"/>
+                <w:top w:val="none" w:sz="0" w:space="0" w:color="000000"/>
+                <w:left w:val="none" w:sz="0" w:space="0" w:color="000000"/>
+                <w:right w:val="none" w:sz="0" w:space="0" w:color="000000"/>
+              </w:pBdr>
+              <w:spacing w:after="100" w:before="100" w:line="240"/>
+              <w:ind w:left="100" w:right="100" w:firstLine="0" w:firstLineChars="0"/>
+              <w:rPr>
+                <w:rFonts w:ascii="Arial" w:hAnsi="Arial" w:eastAsia="Arial" w:cs="Arial"/>
+                <w:i w:val="false"/>
+                <w:b w:val="false"/>
+                <w:u w:val="none"/>
+                <w:sz w:val="18"/>
+                <w:szCs w:val="18"/>
+                <w:color w:val="000000"/>
+              </w:rPr>
+            </w:pPr>
+            <w:r>
+              <w:rPr>
+                <w:rFonts w:ascii="Arial" w:hAnsi="Arial" w:eastAsia="Arial" w:cs="Arial"/>
+                <w:i w:val="false"/>
+                <w:b w:val="false"/>
+                <w:u w:val="none"/>
+                <w:sz w:val="18"/>
+                <w:szCs w:val="18"/>
+                <w:color w:val="000000"/>
+              </w:rPr>
+              <w:t xml:space="preserve">11 (8.6)</w:t>
+            </w:r>
+          </w:p>
+        </w:tc>
+        <w:tc>
+          <w:tcPr>
+            <w:tcBorders>
+              <w:bottom w:val="single" w:sz="6" w:space="0" w:color="666666"/>
+              <w:top w:val="single" w:sz="6" w:space="0" w:color="666666"/>
+              <w:left w:val="none" w:sz="0" w:space="0" w:color="000000"/>
+              <w:right w:val="none" w:sz="0" w:space="0" w:color="000000"/>
+            </w:tcBorders>
+            <w:shd w:val="clear" w:color="auto" w:fill="FFFFFF"/>
+            <w:tcMar>
+              <w:top w:w="0" w:type="dxa"/>
+              <w:bottom w:w="0" w:type="dxa"/>
+              <w:left w:w="0" w:type="dxa"/>
+              <w:right w:w="0" w:type="dxa"/>
+            </w:tcMar>
+            <w:vAlign w:val="center"/>
+          </w:tcPr>
+          <w:p>
+            <w:pPr>
+              <w:pStyle w:val="Normal"/>
+              <w:jc w:val="left"/>
+              <w:pBdr>
+                <w:bottom w:val="none" w:sz="0" w:space="0" w:color="000000"/>
+                <w:top w:val="none" w:sz="0" w:space="0" w:color="000000"/>
+                <w:left w:val="none" w:sz="0" w:space="0" w:color="000000"/>
+                <w:right w:val="none" w:sz="0" w:space="0" w:color="000000"/>
+              </w:pBdr>
+              <w:spacing w:after="100" w:before="100" w:line="240"/>
+              <w:ind w:left="100" w:right="100" w:firstLine="0" w:firstLineChars="0"/>
+              <w:rPr>
+                <w:rFonts w:ascii="Arial" w:hAnsi="Arial" w:eastAsia="Arial" w:cs="Arial"/>
+                <w:i w:val="false"/>
+                <w:b w:val="false"/>
+                <w:u w:val="none"/>
+                <w:sz w:val="18"/>
+                <w:szCs w:val="18"/>
+                <w:color w:val="000000"/>
+              </w:rPr>
+            </w:pPr>
+            <w:r>
+              <w:rPr>
+                <w:rFonts w:ascii="Arial" w:hAnsi="Arial" w:eastAsia="Arial" w:cs="Arial"/>
+                <w:i w:val="false"/>
+                <w:b w:val="false"/>
+                <w:u w:val="none"/>
+                <w:sz w:val="18"/>
+                <w:szCs w:val="18"/>
+                <w:color w:val="000000"/>
+              </w:rPr>
+              <w:t xml:space="preserve">3 (4.8)</w:t>
             </w:r>
           </w:p>
         </w:tc>
@@ -12219,113 +12219,113 @@
                 <w:szCs w:val="18"/>
                 <w:color w:val="000000"/>
               </w:rPr>
-              <w:t xml:space="preserve">42 (15.7)</w:t>
-            </w:r>
-          </w:p>
-        </w:tc>
-        <w:tc>
-          <w:tcPr>
-            <w:tcBorders>
-              <w:bottom w:val="single" w:sz="6" w:space="0" w:color="666666"/>
-              <w:top w:val="single" w:sz="6" w:space="0" w:color="666666"/>
-              <w:left w:val="none" w:sz="0" w:space="0" w:color="000000"/>
-              <w:right w:val="none" w:sz="0" w:space="0" w:color="000000"/>
-            </w:tcBorders>
-            <w:shd w:val="clear" w:color="auto" w:fill="FFFFFF"/>
-            <w:tcMar>
-              <w:top w:w="0" w:type="dxa"/>
-              <w:bottom w:w="0" w:type="dxa"/>
-              <w:left w:w="0" w:type="dxa"/>
-              <w:right w:w="0" w:type="dxa"/>
-            </w:tcMar>
-            <w:vAlign w:val="center"/>
-          </w:tcPr>
-          <w:p>
-            <w:pPr>
-              <w:pStyle w:val="Normal"/>
-              <w:jc w:val="left"/>
-              <w:pBdr>
-                <w:bottom w:val="none" w:sz="0" w:space="0" w:color="000000"/>
-                <w:top w:val="none" w:sz="0" w:space="0" w:color="000000"/>
-                <w:left w:val="none" w:sz="0" w:space="0" w:color="000000"/>
-                <w:right w:val="none" w:sz="0" w:space="0" w:color="000000"/>
-              </w:pBdr>
-              <w:spacing w:after="100" w:before="100" w:line="240"/>
-              <w:ind w:left="100" w:right="100" w:firstLine="0" w:firstLineChars="0"/>
-              <w:rPr>
-                <w:rFonts w:ascii="Arial" w:hAnsi="Arial" w:eastAsia="Arial" w:cs="Arial"/>
-                <w:i w:val="false"/>
-                <w:b w:val="false"/>
-                <w:u w:val="none"/>
-                <w:sz w:val="18"/>
-                <w:szCs w:val="18"/>
-                <w:color w:val="000000"/>
-              </w:rPr>
-            </w:pPr>
-            <w:r>
-              <w:rPr>
-                <w:rFonts w:ascii="Arial" w:hAnsi="Arial" w:eastAsia="Arial" w:cs="Arial"/>
-                <w:i w:val="false"/>
-                <w:b w:val="false"/>
-                <w:u w:val="none"/>
-                <w:sz w:val="18"/>
-                <w:szCs w:val="18"/>
-                <w:color w:val="000000"/>
-              </w:rPr>
-              <w:t xml:space="preserve">24 (18.5)</w:t>
-            </w:r>
-          </w:p>
-        </w:tc>
-        <w:tc>
-          <w:tcPr>
-            <w:tcBorders>
-              <w:bottom w:val="single" w:sz="6" w:space="0" w:color="666666"/>
-              <w:top w:val="single" w:sz="6" w:space="0" w:color="666666"/>
-              <w:left w:val="none" w:sz="0" w:space="0" w:color="000000"/>
-              <w:right w:val="none" w:sz="0" w:space="0" w:color="000000"/>
-            </w:tcBorders>
-            <w:shd w:val="clear" w:color="auto" w:fill="FFFFFF"/>
-            <w:tcMar>
-              <w:top w:w="0" w:type="dxa"/>
-              <w:bottom w:w="0" w:type="dxa"/>
-              <w:left w:w="0" w:type="dxa"/>
-              <w:right w:w="0" w:type="dxa"/>
-            </w:tcMar>
-            <w:vAlign w:val="center"/>
-          </w:tcPr>
-          <w:p>
-            <w:pPr>
-              <w:pStyle w:val="Normal"/>
-              <w:jc w:val="left"/>
-              <w:pBdr>
-                <w:bottom w:val="none" w:sz="0" w:space="0" w:color="000000"/>
-                <w:top w:val="none" w:sz="0" w:space="0" w:color="000000"/>
-                <w:left w:val="none" w:sz="0" w:space="0" w:color="000000"/>
-                <w:right w:val="none" w:sz="0" w:space="0" w:color="000000"/>
-              </w:pBdr>
-              <w:spacing w:after="100" w:before="100" w:line="240"/>
-              <w:ind w:left="100" w:right="100" w:firstLine="0" w:firstLineChars="0"/>
-              <w:rPr>
-                <w:rFonts w:ascii="Arial" w:hAnsi="Arial" w:eastAsia="Arial" w:cs="Arial"/>
-                <w:i w:val="false"/>
-                <w:b w:val="false"/>
-                <w:u w:val="none"/>
-                <w:sz w:val="18"/>
-                <w:szCs w:val="18"/>
-                <w:color w:val="000000"/>
-              </w:rPr>
-            </w:pPr>
-            <w:r>
-              <w:rPr>
-                <w:rFonts w:ascii="Arial" w:hAnsi="Arial" w:eastAsia="Arial" w:cs="Arial"/>
-                <w:i w:val="false"/>
-                <w:b w:val="false"/>
-                <w:u w:val="none"/>
-                <w:sz w:val="18"/>
-                <w:szCs w:val="18"/>
-                <w:color w:val="000000"/>
-              </w:rPr>
-              <w:t xml:space="preserve">3 (4.9)</w:t>
+              <w:t xml:space="preserve">43 (15.3)</w:t>
+            </w:r>
+          </w:p>
+        </w:tc>
+        <w:tc>
+          <w:tcPr>
+            <w:tcBorders>
+              <w:bottom w:val="single" w:sz="6" w:space="0" w:color="666666"/>
+              <w:top w:val="single" w:sz="6" w:space="0" w:color="666666"/>
+              <w:left w:val="none" w:sz="0" w:space="0" w:color="000000"/>
+              <w:right w:val="none" w:sz="0" w:space="0" w:color="000000"/>
+            </w:tcBorders>
+            <w:shd w:val="clear" w:color="auto" w:fill="FFFFFF"/>
+            <w:tcMar>
+              <w:top w:w="0" w:type="dxa"/>
+              <w:bottom w:w="0" w:type="dxa"/>
+              <w:left w:w="0" w:type="dxa"/>
+              <w:right w:w="0" w:type="dxa"/>
+            </w:tcMar>
+            <w:vAlign w:val="center"/>
+          </w:tcPr>
+          <w:p>
+            <w:pPr>
+              <w:pStyle w:val="Normal"/>
+              <w:jc w:val="left"/>
+              <w:pBdr>
+                <w:bottom w:val="none" w:sz="0" w:space="0" w:color="000000"/>
+                <w:top w:val="none" w:sz="0" w:space="0" w:color="000000"/>
+                <w:left w:val="none" w:sz="0" w:space="0" w:color="000000"/>
+                <w:right w:val="none" w:sz="0" w:space="0" w:color="000000"/>
+              </w:pBdr>
+              <w:spacing w:after="100" w:before="100" w:line="240"/>
+              <w:ind w:left="100" w:right="100" w:firstLine="0" w:firstLineChars="0"/>
+              <w:rPr>
+                <w:rFonts w:ascii="Arial" w:hAnsi="Arial" w:eastAsia="Arial" w:cs="Arial"/>
+                <w:i w:val="false"/>
+                <w:b w:val="false"/>
+                <w:u w:val="none"/>
+                <w:sz w:val="18"/>
+                <w:szCs w:val="18"/>
+                <w:color w:val="000000"/>
+              </w:rPr>
+            </w:pPr>
+            <w:r>
+              <w:rPr>
+                <w:rFonts w:ascii="Arial" w:hAnsi="Arial" w:eastAsia="Arial" w:cs="Arial"/>
+                <w:i w:val="false"/>
+                <w:b w:val="false"/>
+                <w:u w:val="none"/>
+                <w:sz w:val="18"/>
+                <w:szCs w:val="18"/>
+                <w:color w:val="000000"/>
+              </w:rPr>
+              <w:t xml:space="preserve">24 (18.8)</w:t>
+            </w:r>
+          </w:p>
+        </w:tc>
+        <w:tc>
+          <w:tcPr>
+            <w:tcBorders>
+              <w:bottom w:val="single" w:sz="6" w:space="0" w:color="666666"/>
+              <w:top w:val="single" w:sz="6" w:space="0" w:color="666666"/>
+              <w:left w:val="none" w:sz="0" w:space="0" w:color="000000"/>
+              <w:right w:val="none" w:sz="0" w:space="0" w:color="000000"/>
+            </w:tcBorders>
+            <w:shd w:val="clear" w:color="auto" w:fill="FFFFFF"/>
+            <w:tcMar>
+              <w:top w:w="0" w:type="dxa"/>
+              <w:bottom w:w="0" w:type="dxa"/>
+              <w:left w:w="0" w:type="dxa"/>
+              <w:right w:w="0" w:type="dxa"/>
+            </w:tcMar>
+            <w:vAlign w:val="center"/>
+          </w:tcPr>
+          <w:p>
+            <w:pPr>
+              <w:pStyle w:val="Normal"/>
+              <w:jc w:val="left"/>
+              <w:pBdr>
+                <w:bottom w:val="none" w:sz="0" w:space="0" w:color="000000"/>
+                <w:top w:val="none" w:sz="0" w:space="0" w:color="000000"/>
+                <w:left w:val="none" w:sz="0" w:space="0" w:color="000000"/>
+                <w:right w:val="none" w:sz="0" w:space="0" w:color="000000"/>
+              </w:pBdr>
+              <w:spacing w:after="100" w:before="100" w:line="240"/>
+              <w:ind w:left="100" w:right="100" w:firstLine="0" w:firstLineChars="0"/>
+              <w:rPr>
+                <w:rFonts w:ascii="Arial" w:hAnsi="Arial" w:eastAsia="Arial" w:cs="Arial"/>
+                <w:i w:val="false"/>
+                <w:b w:val="false"/>
+                <w:u w:val="none"/>
+                <w:sz w:val="18"/>
+                <w:szCs w:val="18"/>
+                <w:color w:val="000000"/>
+              </w:rPr>
+            </w:pPr>
+            <w:r>
+              <w:rPr>
+                <w:rFonts w:ascii="Arial" w:hAnsi="Arial" w:eastAsia="Arial" w:cs="Arial"/>
+                <w:i w:val="false"/>
+                <w:b w:val="false"/>
+                <w:u w:val="none"/>
+                <w:sz w:val="18"/>
+                <w:szCs w:val="18"/>
+                <w:color w:val="000000"/>
+              </w:rPr>
+              <w:t xml:space="preserve">3 (4.8)</w:t>
             </w:r>
           </w:p>
         </w:tc>
@@ -12649,60 +12649,60 @@
                 <w:szCs w:val="18"/>
                 <w:color w:val="000000"/>
               </w:rPr>
-              <w:t xml:space="preserve">20 (7.5)</w:t>
-            </w:r>
-          </w:p>
-        </w:tc>
-        <w:tc>
-          <w:tcPr>
-            <w:tcBorders>
-              <w:bottom w:val="single" w:sz="6" w:space="0" w:color="666666"/>
-              <w:top w:val="single" w:sz="6" w:space="0" w:color="666666"/>
-              <w:left w:val="none" w:sz="0" w:space="0" w:color="000000"/>
-              <w:right w:val="none" w:sz="0" w:space="0" w:color="000000"/>
-            </w:tcBorders>
-            <w:shd w:val="clear" w:color="auto" w:fill="FFFFFF"/>
-            <w:tcMar>
-              <w:top w:w="0" w:type="dxa"/>
-              <w:bottom w:w="0" w:type="dxa"/>
-              <w:left w:w="0" w:type="dxa"/>
-              <w:right w:w="0" w:type="dxa"/>
-            </w:tcMar>
-            <w:vAlign w:val="center"/>
-          </w:tcPr>
-          <w:p>
-            <w:pPr>
-              <w:pStyle w:val="Normal"/>
-              <w:jc w:val="left"/>
-              <w:pBdr>
-                <w:bottom w:val="none" w:sz="0" w:space="0" w:color="000000"/>
-                <w:top w:val="none" w:sz="0" w:space="0" w:color="000000"/>
-                <w:left w:val="none" w:sz="0" w:space="0" w:color="000000"/>
-                <w:right w:val="none" w:sz="0" w:space="0" w:color="000000"/>
-              </w:pBdr>
-              <w:spacing w:after="100" w:before="100" w:line="240"/>
-              <w:ind w:left="100" w:right="100" w:firstLine="0" w:firstLineChars="0"/>
-              <w:rPr>
-                <w:rFonts w:ascii="Arial" w:hAnsi="Arial" w:eastAsia="Arial" w:cs="Arial"/>
-                <w:i w:val="false"/>
-                <w:b w:val="false"/>
-                <w:u w:val="none"/>
-                <w:sz w:val="18"/>
-                <w:szCs w:val="18"/>
-                <w:color w:val="000000"/>
-              </w:rPr>
-            </w:pPr>
-            <w:r>
-              <w:rPr>
-                <w:rFonts w:ascii="Arial" w:hAnsi="Arial" w:eastAsia="Arial" w:cs="Arial"/>
-                <w:i w:val="false"/>
-                <w:b w:val="false"/>
-                <w:u w:val="none"/>
-                <w:sz w:val="18"/>
-                <w:szCs w:val="18"/>
-                <w:color w:val="000000"/>
-              </w:rPr>
-              <w:t xml:space="preserve">14 (10.8)</w:t>
+              <w:t xml:space="preserve">21 (7.5)</w:t>
+            </w:r>
+          </w:p>
+        </w:tc>
+        <w:tc>
+          <w:tcPr>
+            <w:tcBorders>
+              <w:bottom w:val="single" w:sz="6" w:space="0" w:color="666666"/>
+              <w:top w:val="single" w:sz="6" w:space="0" w:color="666666"/>
+              <w:left w:val="none" w:sz="0" w:space="0" w:color="000000"/>
+              <w:right w:val="none" w:sz="0" w:space="0" w:color="000000"/>
+            </w:tcBorders>
+            <w:shd w:val="clear" w:color="auto" w:fill="FFFFFF"/>
+            <w:tcMar>
+              <w:top w:w="0" w:type="dxa"/>
+              <w:bottom w:w="0" w:type="dxa"/>
+              <w:left w:w="0" w:type="dxa"/>
+              <w:right w:w="0" w:type="dxa"/>
+            </w:tcMar>
+            <w:vAlign w:val="center"/>
+          </w:tcPr>
+          <w:p>
+            <w:pPr>
+              <w:pStyle w:val="Normal"/>
+              <w:jc w:val="left"/>
+              <w:pBdr>
+                <w:bottom w:val="none" w:sz="0" w:space="0" w:color="000000"/>
+                <w:top w:val="none" w:sz="0" w:space="0" w:color="000000"/>
+                <w:left w:val="none" w:sz="0" w:space="0" w:color="000000"/>
+                <w:right w:val="none" w:sz="0" w:space="0" w:color="000000"/>
+              </w:pBdr>
+              <w:spacing w:after="100" w:before="100" w:line="240"/>
+              <w:ind w:left="100" w:right="100" w:firstLine="0" w:firstLineChars="0"/>
+              <w:rPr>
+                <w:rFonts w:ascii="Arial" w:hAnsi="Arial" w:eastAsia="Arial" w:cs="Arial"/>
+                <w:i w:val="false"/>
+                <w:b w:val="false"/>
+                <w:u w:val="none"/>
+                <w:sz w:val="18"/>
+                <w:szCs w:val="18"/>
+                <w:color w:val="000000"/>
+              </w:rPr>
+            </w:pPr>
+            <w:r>
+              <w:rPr>
+                <w:rFonts w:ascii="Arial" w:hAnsi="Arial" w:eastAsia="Arial" w:cs="Arial"/>
+                <w:i w:val="false"/>
+                <w:b w:val="false"/>
+                <w:u w:val="none"/>
+                <w:sz w:val="18"/>
+                <w:szCs w:val="18"/>
+                <w:color w:val="000000"/>
+              </w:rPr>
+              <w:t xml:space="preserve">14 (10.9)</w:t>
             </w:r>
           </w:p>
         </w:tc>
@@ -13344,7 +13344,7 @@
                 <w:szCs w:val="18"/>
                 <w:color w:val="000000"/>
               </w:rPr>
-              <w:t xml:space="preserve">0.087</w:t>
+              <w:t xml:space="preserve">0.050</w:t>
             </w:r>
           </w:p>
         </w:tc>
@@ -13509,7 +13509,7 @@
                 <w:szCs w:val="18"/>
                 <w:color w:val="000000"/>
               </w:rPr>
-              <w:t xml:space="preserve">7 (2.6)</w:t>
+              <w:t xml:space="preserve">7 (2.5)</w:t>
             </w:r>
           </w:p>
         </w:tc>
@@ -13668,7 +13668,7 @@
                 <w:szCs w:val="18"/>
                 <w:color w:val="000000"/>
               </w:rPr>
-              <w:t xml:space="preserve">0.866</w:t>
+              <w:t xml:space="preserve">0.839</w:t>
             </w:r>
           </w:p>
         </w:tc>
@@ -13774,7 +13774,7 @@
                 <w:szCs w:val="18"/>
                 <w:color w:val="000000"/>
               </w:rPr>
-              <w:t xml:space="preserve">0.970</w:t>
+              <w:t xml:space="preserve">0.939</w:t>
             </w:r>
           </w:p>
         </w:tc>
@@ -13939,113 +13939,113 @@
                 <w:szCs w:val="18"/>
                 <w:color w:val="000000"/>
               </w:rPr>
-              <w:t xml:space="preserve">65 (24.2)</w:t>
-            </w:r>
-          </w:p>
-        </w:tc>
-        <w:tc>
-          <w:tcPr>
-            <w:tcBorders>
-              <w:bottom w:val="single" w:sz="6" w:space="0" w:color="666666"/>
-              <w:top w:val="single" w:sz="6" w:space="0" w:color="666666"/>
-              <w:left w:val="none" w:sz="0" w:space="0" w:color="000000"/>
-              <w:right w:val="none" w:sz="0" w:space="0" w:color="000000"/>
-            </w:tcBorders>
-            <w:shd w:val="clear" w:color="auto" w:fill="FFFFFF"/>
-            <w:tcMar>
-              <w:top w:w="0" w:type="dxa"/>
-              <w:bottom w:w="0" w:type="dxa"/>
-              <w:left w:w="0" w:type="dxa"/>
-              <w:right w:w="0" w:type="dxa"/>
-            </w:tcMar>
-            <w:vAlign w:val="center"/>
-          </w:tcPr>
-          <w:p>
-            <w:pPr>
-              <w:pStyle w:val="Normal"/>
-              <w:jc w:val="left"/>
-              <w:pBdr>
-                <w:bottom w:val="none" w:sz="0" w:space="0" w:color="000000"/>
-                <w:top w:val="none" w:sz="0" w:space="0" w:color="000000"/>
-                <w:left w:val="none" w:sz="0" w:space="0" w:color="000000"/>
-                <w:right w:val="none" w:sz="0" w:space="0" w:color="000000"/>
-              </w:pBdr>
-              <w:spacing w:after="100" w:before="100" w:line="240"/>
-              <w:ind w:left="100" w:right="100" w:firstLine="0" w:firstLineChars="0"/>
-              <w:rPr>
-                <w:rFonts w:ascii="Arial" w:hAnsi="Arial" w:eastAsia="Arial" w:cs="Arial"/>
-                <w:i w:val="false"/>
-                <w:b w:val="false"/>
-                <w:u w:val="none"/>
-                <w:sz w:val="18"/>
-                <w:szCs w:val="18"/>
-                <w:color w:val="000000"/>
-              </w:rPr>
-            </w:pPr>
-            <w:r>
-              <w:rPr>
-                <w:rFonts w:ascii="Arial" w:hAnsi="Arial" w:eastAsia="Arial" w:cs="Arial"/>
-                <w:i w:val="false"/>
-                <w:b w:val="false"/>
-                <w:u w:val="none"/>
-                <w:sz w:val="18"/>
-                <w:szCs w:val="18"/>
-                <w:color w:val="000000"/>
-              </w:rPr>
-              <w:t xml:space="preserve">31 (23.8)</w:t>
-            </w:r>
-          </w:p>
-        </w:tc>
-        <w:tc>
-          <w:tcPr>
-            <w:tcBorders>
-              <w:bottom w:val="single" w:sz="6" w:space="0" w:color="666666"/>
-              <w:top w:val="single" w:sz="6" w:space="0" w:color="666666"/>
-              <w:left w:val="none" w:sz="0" w:space="0" w:color="000000"/>
-              <w:right w:val="none" w:sz="0" w:space="0" w:color="000000"/>
-            </w:tcBorders>
-            <w:shd w:val="clear" w:color="auto" w:fill="FFFFFF"/>
-            <w:tcMar>
-              <w:top w:w="0" w:type="dxa"/>
-              <w:bottom w:w="0" w:type="dxa"/>
-              <w:left w:w="0" w:type="dxa"/>
-              <w:right w:w="0" w:type="dxa"/>
-            </w:tcMar>
-            <w:vAlign w:val="center"/>
-          </w:tcPr>
-          <w:p>
-            <w:pPr>
-              <w:pStyle w:val="Normal"/>
-              <w:jc w:val="left"/>
-              <w:pBdr>
-                <w:bottom w:val="none" w:sz="0" w:space="0" w:color="000000"/>
-                <w:top w:val="none" w:sz="0" w:space="0" w:color="000000"/>
-                <w:left w:val="none" w:sz="0" w:space="0" w:color="000000"/>
-                <w:right w:val="none" w:sz="0" w:space="0" w:color="000000"/>
-              </w:pBdr>
-              <w:spacing w:after="100" w:before="100" w:line="240"/>
-              <w:ind w:left="100" w:right="100" w:firstLine="0" w:firstLineChars="0"/>
-              <w:rPr>
-                <w:rFonts w:ascii="Arial" w:hAnsi="Arial" w:eastAsia="Arial" w:cs="Arial"/>
-                <w:i w:val="false"/>
-                <w:b w:val="false"/>
-                <w:u w:val="none"/>
-                <w:sz w:val="18"/>
-                <w:szCs w:val="18"/>
-                <w:color w:val="000000"/>
-              </w:rPr>
-            </w:pPr>
-            <w:r>
-              <w:rPr>
-                <w:rFonts w:ascii="Arial" w:hAnsi="Arial" w:eastAsia="Arial" w:cs="Arial"/>
-                <w:i w:val="false"/>
-                <w:b w:val="false"/>
-                <w:u w:val="none"/>
-                <w:sz w:val="18"/>
-                <w:szCs w:val="18"/>
-                <w:color w:val="000000"/>
-              </w:rPr>
-              <w:t xml:space="preserve">17 (27.9)</w:t>
+              <w:t xml:space="preserve">68 (24.0)</w:t>
+            </w:r>
+          </w:p>
+        </w:tc>
+        <w:tc>
+          <w:tcPr>
+            <w:tcBorders>
+              <w:bottom w:val="single" w:sz="6" w:space="0" w:color="666666"/>
+              <w:top w:val="single" w:sz="6" w:space="0" w:color="666666"/>
+              <w:left w:val="none" w:sz="0" w:space="0" w:color="000000"/>
+              <w:right w:val="none" w:sz="0" w:space="0" w:color="000000"/>
+            </w:tcBorders>
+            <w:shd w:val="clear" w:color="auto" w:fill="FFFFFF"/>
+            <w:tcMar>
+              <w:top w:w="0" w:type="dxa"/>
+              <w:bottom w:w="0" w:type="dxa"/>
+              <w:left w:w="0" w:type="dxa"/>
+              <w:right w:w="0" w:type="dxa"/>
+            </w:tcMar>
+            <w:vAlign w:val="center"/>
+          </w:tcPr>
+          <w:p>
+            <w:pPr>
+              <w:pStyle w:val="Normal"/>
+              <w:jc w:val="left"/>
+              <w:pBdr>
+                <w:bottom w:val="none" w:sz="0" w:space="0" w:color="000000"/>
+                <w:top w:val="none" w:sz="0" w:space="0" w:color="000000"/>
+                <w:left w:val="none" w:sz="0" w:space="0" w:color="000000"/>
+                <w:right w:val="none" w:sz="0" w:space="0" w:color="000000"/>
+              </w:pBdr>
+              <w:spacing w:after="100" w:before="100" w:line="240"/>
+              <w:ind w:left="100" w:right="100" w:firstLine="0" w:firstLineChars="0"/>
+              <w:rPr>
+                <w:rFonts w:ascii="Arial" w:hAnsi="Arial" w:eastAsia="Arial" w:cs="Arial"/>
+                <w:i w:val="false"/>
+                <w:b w:val="false"/>
+                <w:u w:val="none"/>
+                <w:sz w:val="18"/>
+                <w:szCs w:val="18"/>
+                <w:color w:val="000000"/>
+              </w:rPr>
+            </w:pPr>
+            <w:r>
+              <w:rPr>
+                <w:rFonts w:ascii="Arial" w:hAnsi="Arial" w:eastAsia="Arial" w:cs="Arial"/>
+                <w:i w:val="false"/>
+                <w:b w:val="false"/>
+                <w:u w:val="none"/>
+                <w:sz w:val="18"/>
+                <w:szCs w:val="18"/>
+                <w:color w:val="000000"/>
+              </w:rPr>
+              <w:t xml:space="preserve">32 (25.0)</w:t>
+            </w:r>
+          </w:p>
+        </w:tc>
+        <w:tc>
+          <w:tcPr>
+            <w:tcBorders>
+              <w:bottom w:val="single" w:sz="6" w:space="0" w:color="666666"/>
+              <w:top w:val="single" w:sz="6" w:space="0" w:color="666666"/>
+              <w:left w:val="none" w:sz="0" w:space="0" w:color="000000"/>
+              <w:right w:val="none" w:sz="0" w:space="0" w:color="000000"/>
+            </w:tcBorders>
+            <w:shd w:val="clear" w:color="auto" w:fill="FFFFFF"/>
+            <w:tcMar>
+              <w:top w:w="0" w:type="dxa"/>
+              <w:bottom w:w="0" w:type="dxa"/>
+              <w:left w:w="0" w:type="dxa"/>
+              <w:right w:w="0" w:type="dxa"/>
+            </w:tcMar>
+            <w:vAlign w:val="center"/>
+          </w:tcPr>
+          <w:p>
+            <w:pPr>
+              <w:pStyle w:val="Normal"/>
+              <w:jc w:val="left"/>
+              <w:pBdr>
+                <w:bottom w:val="none" w:sz="0" w:space="0" w:color="000000"/>
+                <w:top w:val="none" w:sz="0" w:space="0" w:color="000000"/>
+                <w:left w:val="none" w:sz="0" w:space="0" w:color="000000"/>
+                <w:right w:val="none" w:sz="0" w:space="0" w:color="000000"/>
+              </w:pBdr>
+              <w:spacing w:after="100" w:before="100" w:line="240"/>
+              <w:ind w:left="100" w:right="100" w:firstLine="0" w:firstLineChars="0"/>
+              <w:rPr>
+                <w:rFonts w:ascii="Arial" w:hAnsi="Arial" w:eastAsia="Arial" w:cs="Arial"/>
+                <w:i w:val="false"/>
+                <w:b w:val="false"/>
+                <w:u w:val="none"/>
+                <w:sz w:val="18"/>
+                <w:szCs w:val="18"/>
+                <w:color w:val="000000"/>
+              </w:rPr>
+            </w:pPr>
+            <w:r>
+              <w:rPr>
+                <w:rFonts w:ascii="Arial" w:hAnsi="Arial" w:eastAsia="Arial" w:cs="Arial"/>
+                <w:i w:val="false"/>
+                <w:b w:val="false"/>
+                <w:u w:val="none"/>
+                <w:sz w:val="18"/>
+                <w:szCs w:val="18"/>
+                <w:color w:val="000000"/>
+              </w:rPr>
+              <w:t xml:space="preserve">18 (28.6)</w:t>
             </w:r>
           </w:p>
         </w:tc>
@@ -14369,113 +14369,113 @@
                 <w:szCs w:val="18"/>
                 <w:color w:val="000000"/>
               </w:rPr>
-              <w:t xml:space="preserve">151 (56.1)</w:t>
-            </w:r>
-          </w:p>
-        </w:tc>
-        <w:tc>
-          <w:tcPr>
-            <w:tcBorders>
-              <w:bottom w:val="single" w:sz="6" w:space="0" w:color="666666"/>
-              <w:top w:val="single" w:sz="6" w:space="0" w:color="666666"/>
-              <w:left w:val="none" w:sz="0" w:space="0" w:color="000000"/>
-              <w:right w:val="none" w:sz="0" w:space="0" w:color="000000"/>
-            </w:tcBorders>
-            <w:shd w:val="clear" w:color="auto" w:fill="FFFFFF"/>
-            <w:tcMar>
-              <w:top w:w="0" w:type="dxa"/>
-              <w:bottom w:w="0" w:type="dxa"/>
-              <w:left w:w="0" w:type="dxa"/>
-              <w:right w:w="0" w:type="dxa"/>
-            </w:tcMar>
-            <w:vAlign w:val="center"/>
-          </w:tcPr>
-          <w:p>
-            <w:pPr>
-              <w:pStyle w:val="Normal"/>
-              <w:jc w:val="left"/>
-              <w:pBdr>
-                <w:bottom w:val="none" w:sz="0" w:space="0" w:color="000000"/>
-                <w:top w:val="none" w:sz="0" w:space="0" w:color="000000"/>
-                <w:left w:val="none" w:sz="0" w:space="0" w:color="000000"/>
-                <w:right w:val="none" w:sz="0" w:space="0" w:color="000000"/>
-              </w:pBdr>
-              <w:spacing w:after="100" w:before="100" w:line="240"/>
-              <w:ind w:left="100" w:right="100" w:firstLine="0" w:firstLineChars="0"/>
-              <w:rPr>
-                <w:rFonts w:ascii="Arial" w:hAnsi="Arial" w:eastAsia="Arial" w:cs="Arial"/>
-                <w:i w:val="false"/>
-                <w:b w:val="false"/>
-                <w:u w:val="none"/>
-                <w:sz w:val="18"/>
-                <w:szCs w:val="18"/>
-                <w:color w:val="000000"/>
-              </w:rPr>
-            </w:pPr>
-            <w:r>
-              <w:rPr>
-                <w:rFonts w:ascii="Arial" w:hAnsi="Arial" w:eastAsia="Arial" w:cs="Arial"/>
-                <w:i w:val="false"/>
-                <w:b w:val="false"/>
-                <w:u w:val="none"/>
-                <w:sz w:val="18"/>
-                <w:szCs w:val="18"/>
-                <w:color w:val="000000"/>
-              </w:rPr>
-              <w:t xml:space="preserve">73 (56.2)</w:t>
-            </w:r>
-          </w:p>
-        </w:tc>
-        <w:tc>
-          <w:tcPr>
-            <w:tcBorders>
-              <w:bottom w:val="single" w:sz="6" w:space="0" w:color="666666"/>
-              <w:top w:val="single" w:sz="6" w:space="0" w:color="666666"/>
-              <w:left w:val="none" w:sz="0" w:space="0" w:color="000000"/>
-              <w:right w:val="none" w:sz="0" w:space="0" w:color="000000"/>
-            </w:tcBorders>
-            <w:shd w:val="clear" w:color="auto" w:fill="FFFFFF"/>
-            <w:tcMar>
-              <w:top w:w="0" w:type="dxa"/>
-              <w:bottom w:w="0" w:type="dxa"/>
-              <w:left w:w="0" w:type="dxa"/>
-              <w:right w:w="0" w:type="dxa"/>
-            </w:tcMar>
-            <w:vAlign w:val="center"/>
-          </w:tcPr>
-          <w:p>
-            <w:pPr>
-              <w:pStyle w:val="Normal"/>
-              <w:jc w:val="left"/>
-              <w:pBdr>
-                <w:bottom w:val="none" w:sz="0" w:space="0" w:color="000000"/>
-                <w:top w:val="none" w:sz="0" w:space="0" w:color="000000"/>
-                <w:left w:val="none" w:sz="0" w:space="0" w:color="000000"/>
-                <w:right w:val="none" w:sz="0" w:space="0" w:color="000000"/>
-              </w:pBdr>
-              <w:spacing w:after="100" w:before="100" w:line="240"/>
-              <w:ind w:left="100" w:right="100" w:firstLine="0" w:firstLineChars="0"/>
-              <w:rPr>
-                <w:rFonts w:ascii="Arial" w:hAnsi="Arial" w:eastAsia="Arial" w:cs="Arial"/>
-                <w:i w:val="false"/>
-                <w:b w:val="false"/>
-                <w:u w:val="none"/>
-                <w:sz w:val="18"/>
-                <w:szCs w:val="18"/>
-                <w:color w:val="000000"/>
-              </w:rPr>
-            </w:pPr>
-            <w:r>
-              <w:rPr>
-                <w:rFonts w:ascii="Arial" w:hAnsi="Arial" w:eastAsia="Arial" w:cs="Arial"/>
-                <w:i w:val="false"/>
-                <w:b w:val="false"/>
-                <w:u w:val="none"/>
-                <w:sz w:val="18"/>
-                <w:szCs w:val="18"/>
-                <w:color w:val="000000"/>
-              </w:rPr>
-              <w:t xml:space="preserve">37 (60.7)</w:t>
+              <w:t xml:space="preserve">162 (57.2)</w:t>
+            </w:r>
+          </w:p>
+        </w:tc>
+        <w:tc>
+          <w:tcPr>
+            <w:tcBorders>
+              <w:bottom w:val="single" w:sz="6" w:space="0" w:color="666666"/>
+              <w:top w:val="single" w:sz="6" w:space="0" w:color="666666"/>
+              <w:left w:val="none" w:sz="0" w:space="0" w:color="000000"/>
+              <w:right w:val="none" w:sz="0" w:space="0" w:color="000000"/>
+            </w:tcBorders>
+            <w:shd w:val="clear" w:color="auto" w:fill="FFFFFF"/>
+            <w:tcMar>
+              <w:top w:w="0" w:type="dxa"/>
+              <w:bottom w:w="0" w:type="dxa"/>
+              <w:left w:w="0" w:type="dxa"/>
+              <w:right w:w="0" w:type="dxa"/>
+            </w:tcMar>
+            <w:vAlign w:val="center"/>
+          </w:tcPr>
+          <w:p>
+            <w:pPr>
+              <w:pStyle w:val="Normal"/>
+              <w:jc w:val="left"/>
+              <w:pBdr>
+                <w:bottom w:val="none" w:sz="0" w:space="0" w:color="000000"/>
+                <w:top w:val="none" w:sz="0" w:space="0" w:color="000000"/>
+                <w:left w:val="none" w:sz="0" w:space="0" w:color="000000"/>
+                <w:right w:val="none" w:sz="0" w:space="0" w:color="000000"/>
+              </w:pBdr>
+              <w:spacing w:after="100" w:before="100" w:line="240"/>
+              <w:ind w:left="100" w:right="100" w:firstLine="0" w:firstLineChars="0"/>
+              <w:rPr>
+                <w:rFonts w:ascii="Arial" w:hAnsi="Arial" w:eastAsia="Arial" w:cs="Arial"/>
+                <w:i w:val="false"/>
+                <w:b w:val="false"/>
+                <w:u w:val="none"/>
+                <w:sz w:val="18"/>
+                <w:szCs w:val="18"/>
+                <w:color w:val="000000"/>
+              </w:rPr>
+            </w:pPr>
+            <w:r>
+              <w:rPr>
+                <w:rFonts w:ascii="Arial" w:hAnsi="Arial" w:eastAsia="Arial" w:cs="Arial"/>
+                <w:i w:val="false"/>
+                <w:b w:val="false"/>
+                <w:u w:val="none"/>
+                <w:sz w:val="18"/>
+                <w:szCs w:val="18"/>
+                <w:color w:val="000000"/>
+              </w:rPr>
+              <w:t xml:space="preserve">70 (54.7)</w:t>
+            </w:r>
+          </w:p>
+        </w:tc>
+        <w:tc>
+          <w:tcPr>
+            <w:tcBorders>
+              <w:bottom w:val="single" w:sz="6" w:space="0" w:color="666666"/>
+              <w:top w:val="single" w:sz="6" w:space="0" w:color="666666"/>
+              <w:left w:val="none" w:sz="0" w:space="0" w:color="000000"/>
+              <w:right w:val="none" w:sz="0" w:space="0" w:color="000000"/>
+            </w:tcBorders>
+            <w:shd w:val="clear" w:color="auto" w:fill="FFFFFF"/>
+            <w:tcMar>
+              <w:top w:w="0" w:type="dxa"/>
+              <w:bottom w:w="0" w:type="dxa"/>
+              <w:left w:w="0" w:type="dxa"/>
+              <w:right w:w="0" w:type="dxa"/>
+            </w:tcMar>
+            <w:vAlign w:val="center"/>
+          </w:tcPr>
+          <w:p>
+            <w:pPr>
+              <w:pStyle w:val="Normal"/>
+              <w:jc w:val="left"/>
+              <w:pBdr>
+                <w:bottom w:val="none" w:sz="0" w:space="0" w:color="000000"/>
+                <w:top w:val="none" w:sz="0" w:space="0" w:color="000000"/>
+                <w:left w:val="none" w:sz="0" w:space="0" w:color="000000"/>
+                <w:right w:val="none" w:sz="0" w:space="0" w:color="000000"/>
+              </w:pBdr>
+              <w:spacing w:after="100" w:before="100" w:line="240"/>
+              <w:ind w:left="100" w:right="100" w:firstLine="0" w:firstLineChars="0"/>
+              <w:rPr>
+                <w:rFonts w:ascii="Arial" w:hAnsi="Arial" w:eastAsia="Arial" w:cs="Arial"/>
+                <w:i w:val="false"/>
+                <w:b w:val="false"/>
+                <w:u w:val="none"/>
+                <w:sz w:val="18"/>
+                <w:szCs w:val="18"/>
+                <w:color w:val="000000"/>
+              </w:rPr>
+            </w:pPr>
+            <w:r>
+              <w:rPr>
+                <w:rFonts w:ascii="Arial" w:hAnsi="Arial" w:eastAsia="Arial" w:cs="Arial"/>
+                <w:i w:val="false"/>
+                <w:b w:val="false"/>
+                <w:u w:val="none"/>
+                <w:sz w:val="18"/>
+                <w:szCs w:val="18"/>
+                <w:color w:val="000000"/>
+              </w:rPr>
+              <w:t xml:space="preserve">38 (60.3)</w:t>
             </w:r>
           </w:p>
         </w:tc>
@@ -14799,113 +14799,113 @@
                 <w:szCs w:val="18"/>
                 <w:color w:val="000000"/>
               </w:rPr>
-              <w:t xml:space="preserve">26 (9.7)</w:t>
-            </w:r>
-          </w:p>
-        </w:tc>
-        <w:tc>
-          <w:tcPr>
-            <w:tcBorders>
-              <w:bottom w:val="single" w:sz="6" w:space="0" w:color="666666"/>
-              <w:top w:val="single" w:sz="6" w:space="0" w:color="666666"/>
-              <w:left w:val="none" w:sz="0" w:space="0" w:color="000000"/>
-              <w:right w:val="none" w:sz="0" w:space="0" w:color="000000"/>
-            </w:tcBorders>
-            <w:shd w:val="clear" w:color="auto" w:fill="FFFFFF"/>
-            <w:tcMar>
-              <w:top w:w="0" w:type="dxa"/>
-              <w:bottom w:w="0" w:type="dxa"/>
-              <w:left w:w="0" w:type="dxa"/>
-              <w:right w:w="0" w:type="dxa"/>
-            </w:tcMar>
-            <w:vAlign w:val="center"/>
-          </w:tcPr>
-          <w:p>
-            <w:pPr>
-              <w:pStyle w:val="Normal"/>
-              <w:jc w:val="left"/>
-              <w:pBdr>
-                <w:bottom w:val="none" w:sz="0" w:space="0" w:color="000000"/>
-                <w:top w:val="none" w:sz="0" w:space="0" w:color="000000"/>
-                <w:left w:val="none" w:sz="0" w:space="0" w:color="000000"/>
-                <w:right w:val="none" w:sz="0" w:space="0" w:color="000000"/>
-              </w:pBdr>
-              <w:spacing w:after="100" w:before="100" w:line="240"/>
-              <w:ind w:left="100" w:right="100" w:firstLine="0" w:firstLineChars="0"/>
-              <w:rPr>
-                <w:rFonts w:ascii="Arial" w:hAnsi="Arial" w:eastAsia="Arial" w:cs="Arial"/>
-                <w:i w:val="false"/>
-                <w:b w:val="false"/>
-                <w:u w:val="none"/>
-                <w:sz w:val="18"/>
-                <w:szCs w:val="18"/>
-                <w:color w:val="000000"/>
-              </w:rPr>
-            </w:pPr>
-            <w:r>
-              <w:rPr>
-                <w:rFonts w:ascii="Arial" w:hAnsi="Arial" w:eastAsia="Arial" w:cs="Arial"/>
-                <w:i w:val="false"/>
-                <w:b w:val="false"/>
-                <w:u w:val="none"/>
-                <w:sz w:val="18"/>
-                <w:szCs w:val="18"/>
-                <w:color w:val="000000"/>
-              </w:rPr>
-              <w:t xml:space="preserve">15 (11.5)</w:t>
-            </w:r>
-          </w:p>
-        </w:tc>
-        <w:tc>
-          <w:tcPr>
-            <w:tcBorders>
-              <w:bottom w:val="single" w:sz="6" w:space="0" w:color="666666"/>
-              <w:top w:val="single" w:sz="6" w:space="0" w:color="666666"/>
-              <w:left w:val="none" w:sz="0" w:space="0" w:color="000000"/>
-              <w:right w:val="none" w:sz="0" w:space="0" w:color="000000"/>
-            </w:tcBorders>
-            <w:shd w:val="clear" w:color="auto" w:fill="FFFFFF"/>
-            <w:tcMar>
-              <w:top w:w="0" w:type="dxa"/>
-              <w:bottom w:w="0" w:type="dxa"/>
-              <w:left w:w="0" w:type="dxa"/>
-              <w:right w:w="0" w:type="dxa"/>
-            </w:tcMar>
-            <w:vAlign w:val="center"/>
-          </w:tcPr>
-          <w:p>
-            <w:pPr>
-              <w:pStyle w:val="Normal"/>
-              <w:jc w:val="left"/>
-              <w:pBdr>
-                <w:bottom w:val="none" w:sz="0" w:space="0" w:color="000000"/>
-                <w:top w:val="none" w:sz="0" w:space="0" w:color="000000"/>
-                <w:left w:val="none" w:sz="0" w:space="0" w:color="000000"/>
-                <w:right w:val="none" w:sz="0" w:space="0" w:color="000000"/>
-              </w:pBdr>
-              <w:spacing w:after="100" w:before="100" w:line="240"/>
-              <w:ind w:left="100" w:right="100" w:firstLine="0" w:firstLineChars="0"/>
-              <w:rPr>
-                <w:rFonts w:ascii="Arial" w:hAnsi="Arial" w:eastAsia="Arial" w:cs="Arial"/>
-                <w:i w:val="false"/>
-                <w:b w:val="false"/>
-                <w:u w:val="none"/>
-                <w:sz w:val="18"/>
-                <w:szCs w:val="18"/>
-                <w:color w:val="000000"/>
-              </w:rPr>
-            </w:pPr>
-            <w:r>
-              <w:rPr>
-                <w:rFonts w:ascii="Arial" w:hAnsi="Arial" w:eastAsia="Arial" w:cs="Arial"/>
-                <w:i w:val="false"/>
-                <w:b w:val="false"/>
-                <w:u w:val="none"/>
-                <w:sz w:val="18"/>
-                <w:szCs w:val="18"/>
-                <w:color w:val="000000"/>
-              </w:rPr>
-              <w:t xml:space="preserve">5 (8.2)</w:t>
+              <w:t xml:space="preserve">26 (9.2)</w:t>
+            </w:r>
+          </w:p>
+        </w:tc>
+        <w:tc>
+          <w:tcPr>
+            <w:tcBorders>
+              <w:bottom w:val="single" w:sz="6" w:space="0" w:color="666666"/>
+              <w:top w:val="single" w:sz="6" w:space="0" w:color="666666"/>
+              <w:left w:val="none" w:sz="0" w:space="0" w:color="000000"/>
+              <w:right w:val="none" w:sz="0" w:space="0" w:color="000000"/>
+            </w:tcBorders>
+            <w:shd w:val="clear" w:color="auto" w:fill="FFFFFF"/>
+            <w:tcMar>
+              <w:top w:w="0" w:type="dxa"/>
+              <w:bottom w:w="0" w:type="dxa"/>
+              <w:left w:w="0" w:type="dxa"/>
+              <w:right w:w="0" w:type="dxa"/>
+            </w:tcMar>
+            <w:vAlign w:val="center"/>
+          </w:tcPr>
+          <w:p>
+            <w:pPr>
+              <w:pStyle w:val="Normal"/>
+              <w:jc w:val="left"/>
+              <w:pBdr>
+                <w:bottom w:val="none" w:sz="0" w:space="0" w:color="000000"/>
+                <w:top w:val="none" w:sz="0" w:space="0" w:color="000000"/>
+                <w:left w:val="none" w:sz="0" w:space="0" w:color="000000"/>
+                <w:right w:val="none" w:sz="0" w:space="0" w:color="000000"/>
+              </w:pBdr>
+              <w:spacing w:after="100" w:before="100" w:line="240"/>
+              <w:ind w:left="100" w:right="100" w:firstLine="0" w:firstLineChars="0"/>
+              <w:rPr>
+                <w:rFonts w:ascii="Arial" w:hAnsi="Arial" w:eastAsia="Arial" w:cs="Arial"/>
+                <w:i w:val="false"/>
+                <w:b w:val="false"/>
+                <w:u w:val="none"/>
+                <w:sz w:val="18"/>
+                <w:szCs w:val="18"/>
+                <w:color w:val="000000"/>
+              </w:rPr>
+            </w:pPr>
+            <w:r>
+              <w:rPr>
+                <w:rFonts w:ascii="Arial" w:hAnsi="Arial" w:eastAsia="Arial" w:cs="Arial"/>
+                <w:i w:val="false"/>
+                <w:b w:val="false"/>
+                <w:u w:val="none"/>
+                <w:sz w:val="18"/>
+                <w:szCs w:val="18"/>
+                <w:color w:val="000000"/>
+              </w:rPr>
+              <w:t xml:space="preserve">15 (11.7)</w:t>
+            </w:r>
+          </w:p>
+        </w:tc>
+        <w:tc>
+          <w:tcPr>
+            <w:tcBorders>
+              <w:bottom w:val="single" w:sz="6" w:space="0" w:color="666666"/>
+              <w:top w:val="single" w:sz="6" w:space="0" w:color="666666"/>
+              <w:left w:val="none" w:sz="0" w:space="0" w:color="000000"/>
+              <w:right w:val="none" w:sz="0" w:space="0" w:color="000000"/>
+            </w:tcBorders>
+            <w:shd w:val="clear" w:color="auto" w:fill="FFFFFF"/>
+            <w:tcMar>
+              <w:top w:w="0" w:type="dxa"/>
+              <w:bottom w:w="0" w:type="dxa"/>
+              <w:left w:w="0" w:type="dxa"/>
+              <w:right w:w="0" w:type="dxa"/>
+            </w:tcMar>
+            <w:vAlign w:val="center"/>
+          </w:tcPr>
+          <w:p>
+            <w:pPr>
+              <w:pStyle w:val="Normal"/>
+              <w:jc w:val="left"/>
+              <w:pBdr>
+                <w:bottom w:val="none" w:sz="0" w:space="0" w:color="000000"/>
+                <w:top w:val="none" w:sz="0" w:space="0" w:color="000000"/>
+                <w:left w:val="none" w:sz="0" w:space="0" w:color="000000"/>
+                <w:right w:val="none" w:sz="0" w:space="0" w:color="000000"/>
+              </w:pBdr>
+              <w:spacing w:after="100" w:before="100" w:line="240"/>
+              <w:ind w:left="100" w:right="100" w:firstLine="0" w:firstLineChars="0"/>
+              <w:rPr>
+                <w:rFonts w:ascii="Arial" w:hAnsi="Arial" w:eastAsia="Arial" w:cs="Arial"/>
+                <w:i w:val="false"/>
+                <w:b w:val="false"/>
+                <w:u w:val="none"/>
+                <w:sz w:val="18"/>
+                <w:szCs w:val="18"/>
+                <w:color w:val="000000"/>
+              </w:rPr>
+            </w:pPr>
+            <w:r>
+              <w:rPr>
+                <w:rFonts w:ascii="Arial" w:hAnsi="Arial" w:eastAsia="Arial" w:cs="Arial"/>
+                <w:i w:val="false"/>
+                <w:b w:val="false"/>
+                <w:u w:val="none"/>
+                <w:sz w:val="18"/>
+                <w:szCs w:val="18"/>
+                <w:color w:val="000000"/>
+              </w:rPr>
+              <w:t xml:space="preserve">5 (7.9)</w:t>
             </w:r>
           </w:p>
         </w:tc>
@@ -15229,7 +15229,7 @@
                 <w:szCs w:val="18"/>
                 <w:color w:val="000000"/>
               </w:rPr>
-              <w:t xml:space="preserve">20 (7.4)</w:t>
+              <w:t xml:space="preserve">20 (7.1)</w:t>
             </w:r>
           </w:p>
         </w:tc>
@@ -15659,166 +15659,166 @@
                 <w:szCs w:val="18"/>
                 <w:color w:val="000000"/>
               </w:rPr>
-              <w:t xml:space="preserve">190 (70.6)</w:t>
-            </w:r>
-          </w:p>
-        </w:tc>
-        <w:tc>
-          <w:tcPr>
-            <w:tcBorders>
-              <w:bottom w:val="single" w:sz="6" w:space="0" w:color="666666"/>
-              <w:top w:val="single" w:sz="6" w:space="0" w:color="666666"/>
-              <w:left w:val="none" w:sz="0" w:space="0" w:color="000000"/>
-              <w:right w:val="none" w:sz="0" w:space="0" w:color="000000"/>
-            </w:tcBorders>
-            <w:shd w:val="clear" w:color="auto" w:fill="FFFFFF"/>
-            <w:tcMar>
-              <w:top w:w="0" w:type="dxa"/>
-              <w:bottom w:w="0" w:type="dxa"/>
-              <w:left w:w="0" w:type="dxa"/>
-              <w:right w:w="0" w:type="dxa"/>
-            </w:tcMar>
-            <w:vAlign w:val="center"/>
-          </w:tcPr>
-          <w:p>
-            <w:pPr>
-              <w:pStyle w:val="Normal"/>
-              <w:jc w:val="left"/>
-              <w:pBdr>
-                <w:bottom w:val="none" w:sz="0" w:space="0" w:color="000000"/>
-                <w:top w:val="none" w:sz="0" w:space="0" w:color="000000"/>
-                <w:left w:val="none" w:sz="0" w:space="0" w:color="000000"/>
-                <w:right w:val="none" w:sz="0" w:space="0" w:color="000000"/>
-              </w:pBdr>
-              <w:spacing w:after="100" w:before="100" w:line="240"/>
-              <w:ind w:left="100" w:right="100" w:firstLine="0" w:firstLineChars="0"/>
-              <w:rPr>
-                <w:rFonts w:ascii="Arial" w:hAnsi="Arial" w:eastAsia="Arial" w:cs="Arial"/>
-                <w:i w:val="false"/>
-                <w:b w:val="false"/>
-                <w:u w:val="none"/>
-                <w:sz w:val="18"/>
-                <w:szCs w:val="18"/>
-                <w:color w:val="000000"/>
-              </w:rPr>
-            </w:pPr>
-            <w:r>
-              <w:rPr>
-                <w:rFonts w:ascii="Arial" w:hAnsi="Arial" w:eastAsia="Arial" w:cs="Arial"/>
-                <w:i w:val="false"/>
-                <w:b w:val="false"/>
-                <w:u w:val="none"/>
-                <w:sz w:val="18"/>
-                <w:szCs w:val="18"/>
-                <w:color w:val="000000"/>
-              </w:rPr>
-              <w:t xml:space="preserve">90 (69.2)</w:t>
-            </w:r>
-          </w:p>
-        </w:tc>
-        <w:tc>
-          <w:tcPr>
-            <w:tcBorders>
-              <w:bottom w:val="single" w:sz="6" w:space="0" w:color="666666"/>
-              <w:top w:val="single" w:sz="6" w:space="0" w:color="666666"/>
-              <w:left w:val="none" w:sz="0" w:space="0" w:color="000000"/>
-              <w:right w:val="none" w:sz="0" w:space="0" w:color="000000"/>
-            </w:tcBorders>
-            <w:shd w:val="clear" w:color="auto" w:fill="FFFFFF"/>
-            <w:tcMar>
-              <w:top w:w="0" w:type="dxa"/>
-              <w:bottom w:w="0" w:type="dxa"/>
-              <w:left w:w="0" w:type="dxa"/>
-              <w:right w:w="0" w:type="dxa"/>
-            </w:tcMar>
-            <w:vAlign w:val="center"/>
-          </w:tcPr>
-          <w:p>
-            <w:pPr>
-              <w:pStyle w:val="Normal"/>
-              <w:jc w:val="left"/>
-              <w:pBdr>
-                <w:bottom w:val="none" w:sz="0" w:space="0" w:color="000000"/>
-                <w:top w:val="none" w:sz="0" w:space="0" w:color="000000"/>
-                <w:left w:val="none" w:sz="0" w:space="0" w:color="000000"/>
-                <w:right w:val="none" w:sz="0" w:space="0" w:color="000000"/>
-              </w:pBdr>
-              <w:spacing w:after="100" w:before="100" w:line="240"/>
-              <w:ind w:left="100" w:right="100" w:firstLine="0" w:firstLineChars="0"/>
-              <w:rPr>
-                <w:rFonts w:ascii="Arial" w:hAnsi="Arial" w:eastAsia="Arial" w:cs="Arial"/>
-                <w:i w:val="false"/>
-                <w:b w:val="false"/>
-                <w:u w:val="none"/>
-                <w:sz w:val="18"/>
-                <w:szCs w:val="18"/>
-                <w:color w:val="000000"/>
-              </w:rPr>
-            </w:pPr>
-            <w:r>
-              <w:rPr>
-                <w:rFonts w:ascii="Arial" w:hAnsi="Arial" w:eastAsia="Arial" w:cs="Arial"/>
-                <w:i w:val="false"/>
-                <w:b w:val="false"/>
-                <w:u w:val="none"/>
-                <w:sz w:val="18"/>
-                <w:szCs w:val="18"/>
-                <w:color w:val="000000"/>
-              </w:rPr>
-              <w:t xml:space="preserve">49 (80.3)</w:t>
-            </w:r>
-          </w:p>
-        </w:tc>
-        <w:tc>
-          <w:tcPr>
-            <w:tcBorders>
-              <w:bottom w:val="single" w:sz="6" w:space="0" w:color="666666"/>
-              <w:top w:val="single" w:sz="6" w:space="0" w:color="666666"/>
-              <w:left w:val="none" w:sz="0" w:space="0" w:color="000000"/>
-              <w:right w:val="none" w:sz="0" w:space="0" w:color="000000"/>
-            </w:tcBorders>
-            <w:shd w:val="clear" w:color="auto" w:fill="FFFFFF"/>
-            <w:tcMar>
-              <w:top w:w="0" w:type="dxa"/>
-              <w:bottom w:w="0" w:type="dxa"/>
-              <w:left w:w="0" w:type="dxa"/>
-              <w:right w:w="0" w:type="dxa"/>
-            </w:tcMar>
-            <w:vAlign w:val="center"/>
-          </w:tcPr>
-          <w:p>
-            <w:pPr>
-              <w:pStyle w:val="Normal"/>
-              <w:jc w:val="left"/>
-              <w:pBdr>
-                <w:bottom w:val="none" w:sz="0" w:space="0" w:color="000000"/>
-                <w:top w:val="none" w:sz="0" w:space="0" w:color="000000"/>
-                <w:left w:val="none" w:sz="0" w:space="0" w:color="000000"/>
-                <w:right w:val="none" w:sz="0" w:space="0" w:color="000000"/>
-              </w:pBdr>
-              <w:spacing w:after="100" w:before="100" w:line="240"/>
-              <w:ind w:left="100" w:right="100" w:firstLine="0" w:firstLineChars="0"/>
-              <w:rPr>
-                <w:rFonts w:ascii="Arial" w:hAnsi="Arial" w:eastAsia="Arial" w:cs="Arial"/>
-                <w:i w:val="false"/>
-                <w:b w:val="false"/>
-                <w:u w:val="none"/>
-                <w:sz w:val="18"/>
-                <w:szCs w:val="18"/>
-                <w:color w:val="000000"/>
-              </w:rPr>
-            </w:pPr>
-            <w:r>
-              <w:rPr>
-                <w:rFonts w:ascii="Arial" w:hAnsi="Arial" w:eastAsia="Arial" w:cs="Arial"/>
-                <w:i w:val="false"/>
-                <w:b w:val="false"/>
-                <w:u w:val="none"/>
-                <w:sz w:val="18"/>
-                <w:szCs w:val="18"/>
-                <w:color w:val="000000"/>
-              </w:rPr>
-              <w:t xml:space="preserve">0.251</w:t>
+              <w:t xml:space="preserve">202 (71.4)</w:t>
+            </w:r>
+          </w:p>
+        </w:tc>
+        <w:tc>
+          <w:tcPr>
+            <w:tcBorders>
+              <w:bottom w:val="single" w:sz="6" w:space="0" w:color="666666"/>
+              <w:top w:val="single" w:sz="6" w:space="0" w:color="666666"/>
+              <w:left w:val="none" w:sz="0" w:space="0" w:color="000000"/>
+              <w:right w:val="none" w:sz="0" w:space="0" w:color="000000"/>
+            </w:tcBorders>
+            <w:shd w:val="clear" w:color="auto" w:fill="FFFFFF"/>
+            <w:tcMar>
+              <w:top w:w="0" w:type="dxa"/>
+              <w:bottom w:w="0" w:type="dxa"/>
+              <w:left w:w="0" w:type="dxa"/>
+              <w:right w:w="0" w:type="dxa"/>
+            </w:tcMar>
+            <w:vAlign w:val="center"/>
+          </w:tcPr>
+          <w:p>
+            <w:pPr>
+              <w:pStyle w:val="Normal"/>
+              <w:jc w:val="left"/>
+              <w:pBdr>
+                <w:bottom w:val="none" w:sz="0" w:space="0" w:color="000000"/>
+                <w:top w:val="none" w:sz="0" w:space="0" w:color="000000"/>
+                <w:left w:val="none" w:sz="0" w:space="0" w:color="000000"/>
+                <w:right w:val="none" w:sz="0" w:space="0" w:color="000000"/>
+              </w:pBdr>
+              <w:spacing w:after="100" w:before="100" w:line="240"/>
+              <w:ind w:left="100" w:right="100" w:firstLine="0" w:firstLineChars="0"/>
+              <w:rPr>
+                <w:rFonts w:ascii="Arial" w:hAnsi="Arial" w:eastAsia="Arial" w:cs="Arial"/>
+                <w:i w:val="false"/>
+                <w:b w:val="false"/>
+                <w:u w:val="none"/>
+                <w:sz w:val="18"/>
+                <w:szCs w:val="18"/>
+                <w:color w:val="000000"/>
+              </w:rPr>
+            </w:pPr>
+            <w:r>
+              <w:rPr>
+                <w:rFonts w:ascii="Arial" w:hAnsi="Arial" w:eastAsia="Arial" w:cs="Arial"/>
+                <w:i w:val="false"/>
+                <w:b w:val="false"/>
+                <w:u w:val="none"/>
+                <w:sz w:val="18"/>
+                <w:szCs w:val="18"/>
+                <w:color w:val="000000"/>
+              </w:rPr>
+              <w:t xml:space="preserve">88 (68.8)</w:t>
+            </w:r>
+          </w:p>
+        </w:tc>
+        <w:tc>
+          <w:tcPr>
+            <w:tcBorders>
+              <w:bottom w:val="single" w:sz="6" w:space="0" w:color="666666"/>
+              <w:top w:val="single" w:sz="6" w:space="0" w:color="666666"/>
+              <w:left w:val="none" w:sz="0" w:space="0" w:color="000000"/>
+              <w:right w:val="none" w:sz="0" w:space="0" w:color="000000"/>
+            </w:tcBorders>
+            <w:shd w:val="clear" w:color="auto" w:fill="FFFFFF"/>
+            <w:tcMar>
+              <w:top w:w="0" w:type="dxa"/>
+              <w:bottom w:w="0" w:type="dxa"/>
+              <w:left w:w="0" w:type="dxa"/>
+              <w:right w:w="0" w:type="dxa"/>
+            </w:tcMar>
+            <w:vAlign w:val="center"/>
+          </w:tcPr>
+          <w:p>
+            <w:pPr>
+              <w:pStyle w:val="Normal"/>
+              <w:jc w:val="left"/>
+              <w:pBdr>
+                <w:bottom w:val="none" w:sz="0" w:space="0" w:color="000000"/>
+                <w:top w:val="none" w:sz="0" w:space="0" w:color="000000"/>
+                <w:left w:val="none" w:sz="0" w:space="0" w:color="000000"/>
+                <w:right w:val="none" w:sz="0" w:space="0" w:color="000000"/>
+              </w:pBdr>
+              <w:spacing w:after="100" w:before="100" w:line="240"/>
+              <w:ind w:left="100" w:right="100" w:firstLine="0" w:firstLineChars="0"/>
+              <w:rPr>
+                <w:rFonts w:ascii="Arial" w:hAnsi="Arial" w:eastAsia="Arial" w:cs="Arial"/>
+                <w:i w:val="false"/>
+                <w:b w:val="false"/>
+                <w:u w:val="none"/>
+                <w:sz w:val="18"/>
+                <w:szCs w:val="18"/>
+                <w:color w:val="000000"/>
+              </w:rPr>
+            </w:pPr>
+            <w:r>
+              <w:rPr>
+                <w:rFonts w:ascii="Arial" w:hAnsi="Arial" w:eastAsia="Arial" w:cs="Arial"/>
+                <w:i w:val="false"/>
+                <w:b w:val="false"/>
+                <w:u w:val="none"/>
+                <w:sz w:val="18"/>
+                <w:szCs w:val="18"/>
+                <w:color w:val="000000"/>
+              </w:rPr>
+              <w:t xml:space="preserve">51 (81.0)</w:t>
+            </w:r>
+          </w:p>
+        </w:tc>
+        <w:tc>
+          <w:tcPr>
+            <w:tcBorders>
+              <w:bottom w:val="single" w:sz="6" w:space="0" w:color="666666"/>
+              <w:top w:val="single" w:sz="6" w:space="0" w:color="666666"/>
+              <w:left w:val="none" w:sz="0" w:space="0" w:color="000000"/>
+              <w:right w:val="none" w:sz="0" w:space="0" w:color="000000"/>
+            </w:tcBorders>
+            <w:shd w:val="clear" w:color="auto" w:fill="FFFFFF"/>
+            <w:tcMar>
+              <w:top w:w="0" w:type="dxa"/>
+              <w:bottom w:w="0" w:type="dxa"/>
+              <w:left w:w="0" w:type="dxa"/>
+              <w:right w:w="0" w:type="dxa"/>
+            </w:tcMar>
+            <w:vAlign w:val="center"/>
+          </w:tcPr>
+          <w:p>
+            <w:pPr>
+              <w:pStyle w:val="Normal"/>
+              <w:jc w:val="left"/>
+              <w:pBdr>
+                <w:bottom w:val="none" w:sz="0" w:space="0" w:color="000000"/>
+                <w:top w:val="none" w:sz="0" w:space="0" w:color="000000"/>
+                <w:left w:val="none" w:sz="0" w:space="0" w:color="000000"/>
+                <w:right w:val="none" w:sz="0" w:space="0" w:color="000000"/>
+              </w:pBdr>
+              <w:spacing w:after="100" w:before="100" w:line="240"/>
+              <w:ind w:left="100" w:right="100" w:firstLine="0" w:firstLineChars="0"/>
+              <w:rPr>
+                <w:rFonts w:ascii="Arial" w:hAnsi="Arial" w:eastAsia="Arial" w:cs="Arial"/>
+                <w:i w:val="false"/>
+                <w:b w:val="false"/>
+                <w:u w:val="none"/>
+                <w:sz w:val="18"/>
+                <w:szCs w:val="18"/>
+                <w:color w:val="000000"/>
+              </w:rPr>
+            </w:pPr>
+            <w:r>
+              <w:rPr>
+                <w:rFonts w:ascii="Arial" w:hAnsi="Arial" w:eastAsia="Arial" w:cs="Arial"/>
+                <w:i w:val="false"/>
+                <w:b w:val="false"/>
+                <w:u w:val="none"/>
+                <w:sz w:val="18"/>
+                <w:szCs w:val="18"/>
+                <w:color w:val="000000"/>
+              </w:rPr>
+              <w:t xml:space="preserve">0.199</w:t>
             </w:r>
           </w:p>
         </w:tc>
@@ -15924,7 +15924,7 @@
                 <w:szCs w:val="18"/>
                 <w:color w:val="000000"/>
               </w:rPr>
-              <w:t xml:space="preserve">0.865</w:t>
+              <w:t xml:space="preserve">0.671</w:t>
             </w:r>
           </w:p>
         </w:tc>
@@ -16089,113 +16089,113 @@
                 <w:szCs w:val="18"/>
                 <w:color w:val="000000"/>
               </w:rPr>
-              <w:t xml:space="preserve">79 (29.4)</w:t>
-            </w:r>
-          </w:p>
-        </w:tc>
-        <w:tc>
-          <w:tcPr>
-            <w:tcBorders>
-              <w:bottom w:val="single" w:sz="6" w:space="0" w:color="666666"/>
-              <w:top w:val="single" w:sz="6" w:space="0" w:color="666666"/>
-              <w:left w:val="none" w:sz="0" w:space="0" w:color="000000"/>
-              <w:right w:val="none" w:sz="0" w:space="0" w:color="000000"/>
-            </w:tcBorders>
-            <w:shd w:val="clear" w:color="auto" w:fill="FFFFFF"/>
-            <w:tcMar>
-              <w:top w:w="0" w:type="dxa"/>
-              <w:bottom w:w="0" w:type="dxa"/>
-              <w:left w:w="0" w:type="dxa"/>
-              <w:right w:w="0" w:type="dxa"/>
-            </w:tcMar>
-            <w:vAlign w:val="center"/>
-          </w:tcPr>
-          <w:p>
-            <w:pPr>
-              <w:pStyle w:val="Normal"/>
-              <w:jc w:val="left"/>
-              <w:pBdr>
-                <w:bottom w:val="none" w:sz="0" w:space="0" w:color="000000"/>
-                <w:top w:val="none" w:sz="0" w:space="0" w:color="000000"/>
-                <w:left w:val="none" w:sz="0" w:space="0" w:color="000000"/>
-                <w:right w:val="none" w:sz="0" w:space="0" w:color="000000"/>
-              </w:pBdr>
-              <w:spacing w:after="100" w:before="100" w:line="240"/>
-              <w:ind w:left="100" w:right="100" w:firstLine="0" w:firstLineChars="0"/>
-              <w:rPr>
-                <w:rFonts w:ascii="Arial" w:hAnsi="Arial" w:eastAsia="Arial" w:cs="Arial"/>
-                <w:i w:val="false"/>
-                <w:b w:val="false"/>
-                <w:u w:val="none"/>
-                <w:sz w:val="18"/>
-                <w:szCs w:val="18"/>
-                <w:color w:val="000000"/>
-              </w:rPr>
-            </w:pPr>
-            <w:r>
-              <w:rPr>
-                <w:rFonts w:ascii="Arial" w:hAnsi="Arial" w:eastAsia="Arial" w:cs="Arial"/>
-                <w:i w:val="false"/>
-                <w:b w:val="false"/>
-                <w:u w:val="none"/>
-                <w:sz w:val="18"/>
-                <w:szCs w:val="18"/>
-                <w:color w:val="000000"/>
-              </w:rPr>
-              <w:t xml:space="preserve">40 (30.8)</w:t>
-            </w:r>
-          </w:p>
-        </w:tc>
-        <w:tc>
-          <w:tcPr>
-            <w:tcBorders>
-              <w:bottom w:val="single" w:sz="6" w:space="0" w:color="666666"/>
-              <w:top w:val="single" w:sz="6" w:space="0" w:color="666666"/>
-              <w:left w:val="none" w:sz="0" w:space="0" w:color="000000"/>
-              <w:right w:val="none" w:sz="0" w:space="0" w:color="000000"/>
-            </w:tcBorders>
-            <w:shd w:val="clear" w:color="auto" w:fill="FFFFFF"/>
-            <w:tcMar>
-              <w:top w:w="0" w:type="dxa"/>
-              <w:bottom w:w="0" w:type="dxa"/>
-              <w:left w:w="0" w:type="dxa"/>
-              <w:right w:w="0" w:type="dxa"/>
-            </w:tcMar>
-            <w:vAlign w:val="center"/>
-          </w:tcPr>
-          <w:p>
-            <w:pPr>
-              <w:pStyle w:val="Normal"/>
-              <w:jc w:val="left"/>
-              <w:pBdr>
-                <w:bottom w:val="none" w:sz="0" w:space="0" w:color="000000"/>
-                <w:top w:val="none" w:sz="0" w:space="0" w:color="000000"/>
-                <w:left w:val="none" w:sz="0" w:space="0" w:color="000000"/>
-                <w:right w:val="none" w:sz="0" w:space="0" w:color="000000"/>
-              </w:pBdr>
-              <w:spacing w:after="100" w:before="100" w:line="240"/>
-              <w:ind w:left="100" w:right="100" w:firstLine="0" w:firstLineChars="0"/>
-              <w:rPr>
-                <w:rFonts w:ascii="Arial" w:hAnsi="Arial" w:eastAsia="Arial" w:cs="Arial"/>
-                <w:i w:val="false"/>
-                <w:b w:val="false"/>
-                <w:u w:val="none"/>
-                <w:sz w:val="18"/>
-                <w:szCs w:val="18"/>
-                <w:color w:val="000000"/>
-              </w:rPr>
-            </w:pPr>
-            <w:r>
-              <w:rPr>
-                <w:rFonts w:ascii="Arial" w:hAnsi="Arial" w:eastAsia="Arial" w:cs="Arial"/>
-                <w:i w:val="false"/>
-                <w:b w:val="false"/>
-                <w:u w:val="none"/>
-                <w:sz w:val="18"/>
-                <w:szCs w:val="18"/>
-                <w:color w:val="000000"/>
-              </w:rPr>
-              <w:t xml:space="preserve">12 (19.7)</w:t>
+              <w:t xml:space="preserve">81 (28.6)</w:t>
+            </w:r>
+          </w:p>
+        </w:tc>
+        <w:tc>
+          <w:tcPr>
+            <w:tcBorders>
+              <w:bottom w:val="single" w:sz="6" w:space="0" w:color="666666"/>
+              <w:top w:val="single" w:sz="6" w:space="0" w:color="666666"/>
+              <w:left w:val="none" w:sz="0" w:space="0" w:color="000000"/>
+              <w:right w:val="none" w:sz="0" w:space="0" w:color="000000"/>
+            </w:tcBorders>
+            <w:shd w:val="clear" w:color="auto" w:fill="FFFFFF"/>
+            <w:tcMar>
+              <w:top w:w="0" w:type="dxa"/>
+              <w:bottom w:w="0" w:type="dxa"/>
+              <w:left w:w="0" w:type="dxa"/>
+              <w:right w:w="0" w:type="dxa"/>
+            </w:tcMar>
+            <w:vAlign w:val="center"/>
+          </w:tcPr>
+          <w:p>
+            <w:pPr>
+              <w:pStyle w:val="Normal"/>
+              <w:jc w:val="left"/>
+              <w:pBdr>
+                <w:bottom w:val="none" w:sz="0" w:space="0" w:color="000000"/>
+                <w:top w:val="none" w:sz="0" w:space="0" w:color="000000"/>
+                <w:left w:val="none" w:sz="0" w:space="0" w:color="000000"/>
+                <w:right w:val="none" w:sz="0" w:space="0" w:color="000000"/>
+              </w:pBdr>
+              <w:spacing w:after="100" w:before="100" w:line="240"/>
+              <w:ind w:left="100" w:right="100" w:firstLine="0" w:firstLineChars="0"/>
+              <w:rPr>
+                <w:rFonts w:ascii="Arial" w:hAnsi="Arial" w:eastAsia="Arial" w:cs="Arial"/>
+                <w:i w:val="false"/>
+                <w:b w:val="false"/>
+                <w:u w:val="none"/>
+                <w:sz w:val="18"/>
+                <w:szCs w:val="18"/>
+                <w:color w:val="000000"/>
+              </w:rPr>
+            </w:pPr>
+            <w:r>
+              <w:rPr>
+                <w:rFonts w:ascii="Arial" w:hAnsi="Arial" w:eastAsia="Arial" w:cs="Arial"/>
+                <w:i w:val="false"/>
+                <w:b w:val="false"/>
+                <w:u w:val="none"/>
+                <w:sz w:val="18"/>
+                <w:szCs w:val="18"/>
+                <w:color w:val="000000"/>
+              </w:rPr>
+              <w:t xml:space="preserve">40 (31.2)</w:t>
+            </w:r>
+          </w:p>
+        </w:tc>
+        <w:tc>
+          <w:tcPr>
+            <w:tcBorders>
+              <w:bottom w:val="single" w:sz="6" w:space="0" w:color="666666"/>
+              <w:top w:val="single" w:sz="6" w:space="0" w:color="666666"/>
+              <w:left w:val="none" w:sz="0" w:space="0" w:color="000000"/>
+              <w:right w:val="none" w:sz="0" w:space="0" w:color="000000"/>
+            </w:tcBorders>
+            <w:shd w:val="clear" w:color="auto" w:fill="FFFFFF"/>
+            <w:tcMar>
+              <w:top w:w="0" w:type="dxa"/>
+              <w:bottom w:w="0" w:type="dxa"/>
+              <w:left w:w="0" w:type="dxa"/>
+              <w:right w:w="0" w:type="dxa"/>
+            </w:tcMar>
+            <w:vAlign w:val="center"/>
+          </w:tcPr>
+          <w:p>
+            <w:pPr>
+              <w:pStyle w:val="Normal"/>
+              <w:jc w:val="left"/>
+              <w:pBdr>
+                <w:bottom w:val="none" w:sz="0" w:space="0" w:color="000000"/>
+                <w:top w:val="none" w:sz="0" w:space="0" w:color="000000"/>
+                <w:left w:val="none" w:sz="0" w:space="0" w:color="000000"/>
+                <w:right w:val="none" w:sz="0" w:space="0" w:color="000000"/>
+              </w:pBdr>
+              <w:spacing w:after="100" w:before="100" w:line="240"/>
+              <w:ind w:left="100" w:right="100" w:firstLine="0" w:firstLineChars="0"/>
+              <w:rPr>
+                <w:rFonts w:ascii="Arial" w:hAnsi="Arial" w:eastAsia="Arial" w:cs="Arial"/>
+                <w:i w:val="false"/>
+                <w:b w:val="false"/>
+                <w:u w:val="none"/>
+                <w:sz w:val="18"/>
+                <w:szCs w:val="18"/>
+                <w:color w:val="000000"/>
+              </w:rPr>
+            </w:pPr>
+            <w:r>
+              <w:rPr>
+                <w:rFonts w:ascii="Arial" w:hAnsi="Arial" w:eastAsia="Arial" w:cs="Arial"/>
+                <w:i w:val="false"/>
+                <w:b w:val="false"/>
+                <w:u w:val="none"/>
+                <w:sz w:val="18"/>
+                <w:szCs w:val="18"/>
+                <w:color w:val="000000"/>
+              </w:rPr>
+              <w:t xml:space="preserve">12 (19.0)</w:t>
             </w:r>
           </w:p>
         </w:tc>
@@ -16678,7 +16678,7 @@
                 <w:szCs w:val="18"/>
                 <w:color w:val="000000"/>
               </w:rPr>
-              <w:t xml:space="preserve">0.632</w:t>
+              <w:t xml:space="preserve">0.610</w:t>
             </w:r>
           </w:p>
         </w:tc>
@@ -16784,7 +16784,7 @@
                 <w:szCs w:val="18"/>
                 <w:color w:val="000000"/>
               </w:rPr>
-              <w:t xml:space="preserve">0.720</w:t>
+              <w:t xml:space="preserve">0.666</w:t>
             </w:r>
           </w:p>
         </w:tc>
@@ -17108,7 +17108,7 @@
                 <w:szCs w:val="18"/>
                 <w:color w:val="000000"/>
               </w:rPr>
-              <w:t xml:space="preserve">0.731</w:t>
+              <w:t xml:space="preserve">0.655</w:t>
             </w:r>
           </w:p>
         </w:tc>
@@ -17214,7 +17214,7 @@
                 <w:szCs w:val="18"/>
                 <w:color w:val="000000"/>
               </w:rPr>
-              <w:t xml:space="preserve">0.428</w:t>
+              <w:t xml:space="preserve">0.360</w:t>
             </w:r>
           </w:p>
         </w:tc>
@@ -17538,7 +17538,7 @@
                 <w:szCs w:val="18"/>
                 <w:color w:val="000000"/>
               </w:rPr>
-              <w:t xml:space="preserve">0.003</w:t>
+              <w:t xml:space="preserve">0.002</w:t>
             </w:r>
           </w:p>
         </w:tc>
@@ -17644,7 +17644,7 @@
                 <w:szCs w:val="18"/>
                 <w:color w:val="000000"/>
               </w:rPr>
-              <w:t xml:space="preserve">0.995</w:t>
+              <w:t xml:space="preserve">0.788</w:t>
             </w:r>
           </w:p>
         </w:tc>
@@ -18074,7 +18074,7 @@
                 <w:szCs w:val="18"/>
                 <w:color w:val="000000"/>
               </w:rPr>
-              <w:t xml:space="preserve">0.038</w:t>
+              <w:t xml:space="preserve">0.022</w:t>
             </w:r>
           </w:p>
         </w:tc>
@@ -18504,7 +18504,7 @@
                 <w:szCs w:val="18"/>
                 <w:color w:val="000000"/>
               </w:rPr>
-              <w:t xml:space="preserve">0.029</w:t>
+              <w:t xml:space="preserve">0.016</w:t>
             </w:r>
           </w:p>
         </w:tc>
@@ -18722,7 +18722,7 @@
                 <w:szCs w:val="18"/>
                 <w:color w:val="000000"/>
               </w:rPr>
-              <w:t xml:space="preserve">3.80 [2.80, 5.15]</w:t>
+              <w:t xml:space="preserve">3.90 [2.80, 5.20]</w:t>
             </w:r>
           </w:p>
         </w:tc>
@@ -18934,7 +18934,7 @@
                 <w:szCs w:val="18"/>
                 <w:color w:val="000000"/>
               </w:rPr>
-              <w:t xml:space="preserve">0.004</w:t>
+              <w:t xml:space="preserve">0.001</w:t>
             </w:r>
           </w:p>
         </w:tc>
@@ -19364,7 +19364,7 @@
                 <w:szCs w:val="18"/>
                 <w:color w:val="000000"/>
               </w:rPr>
-              <w:t xml:space="preserve">0.035</w:t>
+              <w:t xml:space="preserve">0.012</w:t>
             </w:r>
           </w:p>
         </w:tc>
@@ -19635,7 +19635,7 @@
                 <w:szCs w:val="18"/>
                 <w:color w:val="000000"/>
               </w:rPr>
-              <w:t xml:space="preserve">0.00 [0.00, 1.00]</w:t>
+              <w:t xml:space="preserve">1.00 [0.00, 1.00]</w:t>
             </w:r>
           </w:p>
         </w:tc>
@@ -20389,6 +20389,59 @@
                 <w:szCs w:val="18"/>
                 <w:color w:val="000000"/>
               </w:rPr>
+              <w:t xml:space="preserve">1.00 [0.25, 3.00]</w:t>
+            </w:r>
+          </w:p>
+        </w:tc>
+        <w:tc>
+          <w:tcPr>
+            <w:tcBorders>
+              <w:bottom w:val="single" w:sz="6" w:space="0" w:color="666666"/>
+              <w:top w:val="single" w:sz="6" w:space="0" w:color="666666"/>
+              <w:left w:val="none" w:sz="0" w:space="0" w:color="000000"/>
+              <w:right w:val="none" w:sz="0" w:space="0" w:color="000000"/>
+            </w:tcBorders>
+            <w:shd w:val="clear" w:color="auto" w:fill="FFFFFF"/>
+            <w:tcMar>
+              <w:top w:w="0" w:type="dxa"/>
+              <w:bottom w:w="0" w:type="dxa"/>
+              <w:left w:w="0" w:type="dxa"/>
+              <w:right w:w="0" w:type="dxa"/>
+            </w:tcMar>
+            <w:vAlign w:val="center"/>
+          </w:tcPr>
+          <w:p>
+            <w:pPr>
+              <w:pStyle w:val="Normal"/>
+              <w:jc w:val="left"/>
+              <w:pBdr>
+                <w:bottom w:val="none" w:sz="0" w:space="0" w:color="000000"/>
+                <w:top w:val="none" w:sz="0" w:space="0" w:color="000000"/>
+                <w:left w:val="none" w:sz="0" w:space="0" w:color="000000"/>
+                <w:right w:val="none" w:sz="0" w:space="0" w:color="000000"/>
+              </w:pBdr>
+              <w:spacing w:after="100" w:before="100" w:line="240"/>
+              <w:ind w:left="100" w:right="100" w:firstLine="0" w:firstLineChars="0"/>
+              <w:rPr>
+                <w:rFonts w:ascii="Arial" w:hAnsi="Arial" w:eastAsia="Arial" w:cs="Arial"/>
+                <w:i w:val="false"/>
+                <w:b w:val="false"/>
+                <w:u w:val="none"/>
+                <w:sz w:val="18"/>
+                <w:szCs w:val="18"/>
+                <w:color w:val="000000"/>
+              </w:rPr>
+            </w:pPr>
+            <w:r>
+              <w:rPr>
+                <w:rFonts w:ascii="Arial" w:hAnsi="Arial" w:eastAsia="Arial" w:cs="Arial"/>
+                <w:i w:val="false"/>
+                <w:b w:val="false"/>
+                <w:u w:val="none"/>
+                <w:sz w:val="18"/>
+                <w:szCs w:val="18"/>
+                <w:color w:val="000000"/>
+              </w:rPr>
               <w:t xml:space="preserve">1.00 [0.00, 2.00]</w:t>
             </w:r>
           </w:p>
@@ -20442,59 +20495,6 @@
                 <w:szCs w:val="18"/>
                 <w:color w:val="000000"/>
               </w:rPr>
-              <w:t xml:space="preserve">1.00 [0.00, 2.50]</w:t>
-            </w:r>
-          </w:p>
-        </w:tc>
-        <w:tc>
-          <w:tcPr>
-            <w:tcBorders>
-              <w:bottom w:val="single" w:sz="6" w:space="0" w:color="666666"/>
-              <w:top w:val="single" w:sz="6" w:space="0" w:color="666666"/>
-              <w:left w:val="none" w:sz="0" w:space="0" w:color="000000"/>
-              <w:right w:val="none" w:sz="0" w:space="0" w:color="000000"/>
-            </w:tcBorders>
-            <w:shd w:val="clear" w:color="auto" w:fill="FFFFFF"/>
-            <w:tcMar>
-              <w:top w:w="0" w:type="dxa"/>
-              <w:bottom w:w="0" w:type="dxa"/>
-              <w:left w:w="0" w:type="dxa"/>
-              <w:right w:w="0" w:type="dxa"/>
-            </w:tcMar>
-            <w:vAlign w:val="center"/>
-          </w:tcPr>
-          <w:p>
-            <w:pPr>
-              <w:pStyle w:val="Normal"/>
-              <w:jc w:val="left"/>
-              <w:pBdr>
-                <w:bottom w:val="none" w:sz="0" w:space="0" w:color="000000"/>
-                <w:top w:val="none" w:sz="0" w:space="0" w:color="000000"/>
-                <w:left w:val="none" w:sz="0" w:space="0" w:color="000000"/>
-                <w:right w:val="none" w:sz="0" w:space="0" w:color="000000"/>
-              </w:pBdr>
-              <w:spacing w:after="100" w:before="100" w:line="240"/>
-              <w:ind w:left="100" w:right="100" w:firstLine="0" w:firstLineChars="0"/>
-              <w:rPr>
-                <w:rFonts w:ascii="Arial" w:hAnsi="Arial" w:eastAsia="Arial" w:cs="Arial"/>
-                <w:i w:val="false"/>
-                <w:b w:val="false"/>
-                <w:u w:val="none"/>
-                <w:sz w:val="18"/>
-                <w:szCs w:val="18"/>
-                <w:color w:val="000000"/>
-              </w:rPr>
-            </w:pPr>
-            <w:r>
-              <w:rPr>
-                <w:rFonts w:ascii="Arial" w:hAnsi="Arial" w:eastAsia="Arial" w:cs="Arial"/>
-                <w:i w:val="false"/>
-                <w:b w:val="false"/>
-                <w:u w:val="none"/>
-                <w:sz w:val="18"/>
-                <w:szCs w:val="18"/>
-                <w:color w:val="000000"/>
-              </w:rPr>
               <w:t xml:space="preserve">0.00 [0.00, 0.00]</w:t>
             </w:r>
           </w:p>
@@ -20654,7 +20654,7 @@
                 <w:szCs w:val="18"/>
                 <w:color w:val="000000"/>
               </w:rPr>
-              <w:t xml:space="preserve">0.757</w:t>
+              <w:t xml:space="preserve">0.269</w:t>
             </w:r>
           </w:p>
         </w:tc>
@@ -20819,166 +20819,166 @@
                 <w:szCs w:val="18"/>
                 <w:color w:val="000000"/>
               </w:rPr>
-              <w:t xml:space="preserve">240 (89.2)</w:t>
-            </w:r>
-          </w:p>
-        </w:tc>
-        <w:tc>
-          <w:tcPr>
-            <w:tcBorders>
-              <w:bottom w:val="single" w:sz="6" w:space="0" w:color="666666"/>
-              <w:top w:val="single" w:sz="6" w:space="0" w:color="666666"/>
-              <w:left w:val="none" w:sz="0" w:space="0" w:color="000000"/>
-              <w:right w:val="none" w:sz="0" w:space="0" w:color="000000"/>
-            </w:tcBorders>
-            <w:shd w:val="clear" w:color="auto" w:fill="FFFFFF"/>
-            <w:tcMar>
-              <w:top w:w="0" w:type="dxa"/>
-              <w:bottom w:w="0" w:type="dxa"/>
-              <w:left w:w="0" w:type="dxa"/>
-              <w:right w:w="0" w:type="dxa"/>
-            </w:tcMar>
-            <w:vAlign w:val="center"/>
-          </w:tcPr>
-          <w:p>
-            <w:pPr>
-              <w:pStyle w:val="Normal"/>
-              <w:jc w:val="left"/>
-              <w:pBdr>
-                <w:bottom w:val="none" w:sz="0" w:space="0" w:color="000000"/>
-                <w:top w:val="none" w:sz="0" w:space="0" w:color="000000"/>
-                <w:left w:val="none" w:sz="0" w:space="0" w:color="000000"/>
-                <w:right w:val="none" w:sz="0" w:space="0" w:color="000000"/>
-              </w:pBdr>
-              <w:spacing w:after="100" w:before="100" w:line="240"/>
-              <w:ind w:left="100" w:right="100" w:firstLine="0" w:firstLineChars="0"/>
-              <w:rPr>
-                <w:rFonts w:ascii="Arial" w:hAnsi="Arial" w:eastAsia="Arial" w:cs="Arial"/>
-                <w:i w:val="false"/>
-                <w:b w:val="false"/>
-                <w:u w:val="none"/>
-                <w:sz w:val="18"/>
-                <w:szCs w:val="18"/>
-                <w:color w:val="000000"/>
-              </w:rPr>
-            </w:pPr>
-            <w:r>
-              <w:rPr>
-                <w:rFonts w:ascii="Arial" w:hAnsi="Arial" w:eastAsia="Arial" w:cs="Arial"/>
-                <w:i w:val="false"/>
-                <w:b w:val="false"/>
-                <w:u w:val="none"/>
-                <w:sz w:val="18"/>
-                <w:szCs w:val="18"/>
-                <w:color w:val="000000"/>
-              </w:rPr>
-              <w:t xml:space="preserve">113 (86.9)</w:t>
-            </w:r>
-          </w:p>
-        </w:tc>
-        <w:tc>
-          <w:tcPr>
-            <w:tcBorders>
-              <w:bottom w:val="single" w:sz="6" w:space="0" w:color="666666"/>
-              <w:top w:val="single" w:sz="6" w:space="0" w:color="666666"/>
-              <w:left w:val="none" w:sz="0" w:space="0" w:color="000000"/>
-              <w:right w:val="none" w:sz="0" w:space="0" w:color="000000"/>
-            </w:tcBorders>
-            <w:shd w:val="clear" w:color="auto" w:fill="FFFFFF"/>
-            <w:tcMar>
-              <w:top w:w="0" w:type="dxa"/>
-              <w:bottom w:w="0" w:type="dxa"/>
-              <w:left w:w="0" w:type="dxa"/>
-              <w:right w:w="0" w:type="dxa"/>
-            </w:tcMar>
-            <w:vAlign w:val="center"/>
-          </w:tcPr>
-          <w:p>
-            <w:pPr>
-              <w:pStyle w:val="Normal"/>
-              <w:jc w:val="left"/>
-              <w:pBdr>
-                <w:bottom w:val="none" w:sz="0" w:space="0" w:color="000000"/>
-                <w:top w:val="none" w:sz="0" w:space="0" w:color="000000"/>
-                <w:left w:val="none" w:sz="0" w:space="0" w:color="000000"/>
-                <w:right w:val="none" w:sz="0" w:space="0" w:color="000000"/>
-              </w:pBdr>
-              <w:spacing w:after="100" w:before="100" w:line="240"/>
-              <w:ind w:left="100" w:right="100" w:firstLine="0" w:firstLineChars="0"/>
-              <w:rPr>
-                <w:rFonts w:ascii="Arial" w:hAnsi="Arial" w:eastAsia="Arial" w:cs="Arial"/>
-                <w:i w:val="false"/>
-                <w:b w:val="false"/>
-                <w:u w:val="none"/>
-                <w:sz w:val="18"/>
-                <w:szCs w:val="18"/>
-                <w:color w:val="000000"/>
-              </w:rPr>
-            </w:pPr>
-            <w:r>
-              <w:rPr>
-                <w:rFonts w:ascii="Arial" w:hAnsi="Arial" w:eastAsia="Arial" w:cs="Arial"/>
-                <w:i w:val="false"/>
-                <w:b w:val="false"/>
-                <w:u w:val="none"/>
-                <w:sz w:val="18"/>
-                <w:szCs w:val="18"/>
-                <w:color w:val="000000"/>
-              </w:rPr>
-              <w:t xml:space="preserve">56 (91.8)</w:t>
-            </w:r>
-          </w:p>
-        </w:tc>
-        <w:tc>
-          <w:tcPr>
-            <w:tcBorders>
-              <w:bottom w:val="single" w:sz="6" w:space="0" w:color="666666"/>
-              <w:top w:val="single" w:sz="6" w:space="0" w:color="666666"/>
-              <w:left w:val="none" w:sz="0" w:space="0" w:color="000000"/>
-              <w:right w:val="none" w:sz="0" w:space="0" w:color="000000"/>
-            </w:tcBorders>
-            <w:shd w:val="clear" w:color="auto" w:fill="FFFFFF"/>
-            <w:tcMar>
-              <w:top w:w="0" w:type="dxa"/>
-              <w:bottom w:w="0" w:type="dxa"/>
-              <w:left w:w="0" w:type="dxa"/>
-              <w:right w:w="0" w:type="dxa"/>
-            </w:tcMar>
-            <w:vAlign w:val="center"/>
-          </w:tcPr>
-          <w:p>
-            <w:pPr>
-              <w:pStyle w:val="Normal"/>
-              <w:jc w:val="left"/>
-              <w:pBdr>
-                <w:bottom w:val="none" w:sz="0" w:space="0" w:color="000000"/>
-                <w:top w:val="none" w:sz="0" w:space="0" w:color="000000"/>
-                <w:left w:val="none" w:sz="0" w:space="0" w:color="000000"/>
-                <w:right w:val="none" w:sz="0" w:space="0" w:color="000000"/>
-              </w:pBdr>
-              <w:spacing w:after="100" w:before="100" w:line="240"/>
-              <w:ind w:left="100" w:right="100" w:firstLine="0" w:firstLineChars="0"/>
-              <w:rPr>
-                <w:rFonts w:ascii="Arial" w:hAnsi="Arial" w:eastAsia="Arial" w:cs="Arial"/>
-                <w:i w:val="false"/>
-                <w:b w:val="false"/>
-                <w:u w:val="none"/>
-                <w:sz w:val="18"/>
-                <w:szCs w:val="18"/>
-                <w:color w:val="000000"/>
-              </w:rPr>
-            </w:pPr>
-            <w:r>
-              <w:rPr>
-                <w:rFonts w:ascii="Arial" w:hAnsi="Arial" w:eastAsia="Arial" w:cs="Arial"/>
-                <w:i w:val="false"/>
-                <w:b w:val="false"/>
-                <w:u w:val="none"/>
-                <w:sz w:val="18"/>
-                <w:szCs w:val="18"/>
-                <w:color w:val="000000"/>
-              </w:rPr>
-              <w:t xml:space="preserve">0.587</w:t>
+              <w:t xml:space="preserve">251 (88.7)</w:t>
+            </w:r>
+          </w:p>
+        </w:tc>
+        <w:tc>
+          <w:tcPr>
+            <w:tcBorders>
+              <w:bottom w:val="single" w:sz="6" w:space="0" w:color="666666"/>
+              <w:top w:val="single" w:sz="6" w:space="0" w:color="666666"/>
+              <w:left w:val="none" w:sz="0" w:space="0" w:color="000000"/>
+              <w:right w:val="none" w:sz="0" w:space="0" w:color="000000"/>
+            </w:tcBorders>
+            <w:shd w:val="clear" w:color="auto" w:fill="FFFFFF"/>
+            <w:tcMar>
+              <w:top w:w="0" w:type="dxa"/>
+              <w:bottom w:w="0" w:type="dxa"/>
+              <w:left w:w="0" w:type="dxa"/>
+              <w:right w:w="0" w:type="dxa"/>
+            </w:tcMar>
+            <w:vAlign w:val="center"/>
+          </w:tcPr>
+          <w:p>
+            <w:pPr>
+              <w:pStyle w:val="Normal"/>
+              <w:jc w:val="left"/>
+              <w:pBdr>
+                <w:bottom w:val="none" w:sz="0" w:space="0" w:color="000000"/>
+                <w:top w:val="none" w:sz="0" w:space="0" w:color="000000"/>
+                <w:left w:val="none" w:sz="0" w:space="0" w:color="000000"/>
+                <w:right w:val="none" w:sz="0" w:space="0" w:color="000000"/>
+              </w:pBdr>
+              <w:spacing w:after="100" w:before="100" w:line="240"/>
+              <w:ind w:left="100" w:right="100" w:firstLine="0" w:firstLineChars="0"/>
+              <w:rPr>
+                <w:rFonts w:ascii="Arial" w:hAnsi="Arial" w:eastAsia="Arial" w:cs="Arial"/>
+                <w:i w:val="false"/>
+                <w:b w:val="false"/>
+                <w:u w:val="none"/>
+                <w:sz w:val="18"/>
+                <w:szCs w:val="18"/>
+                <w:color w:val="000000"/>
+              </w:rPr>
+            </w:pPr>
+            <w:r>
+              <w:rPr>
+                <w:rFonts w:ascii="Arial" w:hAnsi="Arial" w:eastAsia="Arial" w:cs="Arial"/>
+                <w:i w:val="false"/>
+                <w:b w:val="false"/>
+                <w:u w:val="none"/>
+                <w:sz w:val="18"/>
+                <w:szCs w:val="18"/>
+                <w:color w:val="000000"/>
+              </w:rPr>
+              <w:t xml:space="preserve">112 (87.5)</w:t>
+            </w:r>
+          </w:p>
+        </w:tc>
+        <w:tc>
+          <w:tcPr>
+            <w:tcBorders>
+              <w:bottom w:val="single" w:sz="6" w:space="0" w:color="666666"/>
+              <w:top w:val="single" w:sz="6" w:space="0" w:color="666666"/>
+              <w:left w:val="none" w:sz="0" w:space="0" w:color="000000"/>
+              <w:right w:val="none" w:sz="0" w:space="0" w:color="000000"/>
+            </w:tcBorders>
+            <w:shd w:val="clear" w:color="auto" w:fill="FFFFFF"/>
+            <w:tcMar>
+              <w:top w:w="0" w:type="dxa"/>
+              <w:bottom w:w="0" w:type="dxa"/>
+              <w:left w:w="0" w:type="dxa"/>
+              <w:right w:w="0" w:type="dxa"/>
+            </w:tcMar>
+            <w:vAlign w:val="center"/>
+          </w:tcPr>
+          <w:p>
+            <w:pPr>
+              <w:pStyle w:val="Normal"/>
+              <w:jc w:val="left"/>
+              <w:pBdr>
+                <w:bottom w:val="none" w:sz="0" w:space="0" w:color="000000"/>
+                <w:top w:val="none" w:sz="0" w:space="0" w:color="000000"/>
+                <w:left w:val="none" w:sz="0" w:space="0" w:color="000000"/>
+                <w:right w:val="none" w:sz="0" w:space="0" w:color="000000"/>
+              </w:pBdr>
+              <w:spacing w:after="100" w:before="100" w:line="240"/>
+              <w:ind w:left="100" w:right="100" w:firstLine="0" w:firstLineChars="0"/>
+              <w:rPr>
+                <w:rFonts w:ascii="Arial" w:hAnsi="Arial" w:eastAsia="Arial" w:cs="Arial"/>
+                <w:i w:val="false"/>
+                <w:b w:val="false"/>
+                <w:u w:val="none"/>
+                <w:sz w:val="18"/>
+                <w:szCs w:val="18"/>
+                <w:color w:val="000000"/>
+              </w:rPr>
+            </w:pPr>
+            <w:r>
+              <w:rPr>
+                <w:rFonts w:ascii="Arial" w:hAnsi="Arial" w:eastAsia="Arial" w:cs="Arial"/>
+                <w:i w:val="false"/>
+                <w:b w:val="false"/>
+                <w:u w:val="none"/>
+                <w:sz w:val="18"/>
+                <w:szCs w:val="18"/>
+                <w:color w:val="000000"/>
+              </w:rPr>
+              <w:t xml:space="preserve">58 (92.1)</w:t>
+            </w:r>
+          </w:p>
+        </w:tc>
+        <w:tc>
+          <w:tcPr>
+            <w:tcBorders>
+              <w:bottom w:val="single" w:sz="6" w:space="0" w:color="666666"/>
+              <w:top w:val="single" w:sz="6" w:space="0" w:color="666666"/>
+              <w:left w:val="none" w:sz="0" w:space="0" w:color="000000"/>
+              <w:right w:val="none" w:sz="0" w:space="0" w:color="000000"/>
+            </w:tcBorders>
+            <w:shd w:val="clear" w:color="auto" w:fill="FFFFFF"/>
+            <w:tcMar>
+              <w:top w:w="0" w:type="dxa"/>
+              <w:bottom w:w="0" w:type="dxa"/>
+              <w:left w:w="0" w:type="dxa"/>
+              <w:right w:w="0" w:type="dxa"/>
+            </w:tcMar>
+            <w:vAlign w:val="center"/>
+          </w:tcPr>
+          <w:p>
+            <w:pPr>
+              <w:pStyle w:val="Normal"/>
+              <w:jc w:val="left"/>
+              <w:pBdr>
+                <w:bottom w:val="none" w:sz="0" w:space="0" w:color="000000"/>
+                <w:top w:val="none" w:sz="0" w:space="0" w:color="000000"/>
+                <w:left w:val="none" w:sz="0" w:space="0" w:color="000000"/>
+                <w:right w:val="none" w:sz="0" w:space="0" w:color="000000"/>
+              </w:pBdr>
+              <w:spacing w:after="100" w:before="100" w:line="240"/>
+              <w:ind w:left="100" w:right="100" w:firstLine="0" w:firstLineChars="0"/>
+              <w:rPr>
+                <w:rFonts w:ascii="Arial" w:hAnsi="Arial" w:eastAsia="Arial" w:cs="Arial"/>
+                <w:i w:val="false"/>
+                <w:b w:val="false"/>
+                <w:u w:val="none"/>
+                <w:sz w:val="18"/>
+                <w:szCs w:val="18"/>
+                <w:color w:val="000000"/>
+              </w:rPr>
+            </w:pPr>
+            <w:r>
+              <w:rPr>
+                <w:rFonts w:ascii="Arial" w:hAnsi="Arial" w:eastAsia="Arial" w:cs="Arial"/>
+                <w:i w:val="false"/>
+                <w:b w:val="false"/>
+                <w:u w:val="none"/>
+                <w:sz w:val="18"/>
+                <w:szCs w:val="18"/>
+                <w:color w:val="000000"/>
+              </w:rPr>
+              <w:t xml:space="preserve">0.639</w:t>
             </w:r>
           </w:p>
         </w:tc>
@@ -21084,7 +21084,7 @@
                 <w:szCs w:val="18"/>
                 <w:color w:val="000000"/>
               </w:rPr>
-              <w:t xml:space="preserve">0.613</w:t>
+              <w:t xml:space="preserve">0.855</w:t>
             </w:r>
           </w:p>
         </w:tc>
@@ -21249,113 +21249,113 @@
                 <w:szCs w:val="18"/>
                 <w:color w:val="000000"/>
               </w:rPr>
-              <w:t xml:space="preserve">29 (10.8)</w:t>
-            </w:r>
-          </w:p>
-        </w:tc>
-        <w:tc>
-          <w:tcPr>
-            <w:tcBorders>
-              <w:bottom w:val="single" w:sz="6" w:space="0" w:color="666666"/>
-              <w:top w:val="single" w:sz="6" w:space="0" w:color="666666"/>
-              <w:left w:val="none" w:sz="0" w:space="0" w:color="000000"/>
-              <w:right w:val="none" w:sz="0" w:space="0" w:color="000000"/>
-            </w:tcBorders>
-            <w:shd w:val="clear" w:color="auto" w:fill="FFFFFF"/>
-            <w:tcMar>
-              <w:top w:w="0" w:type="dxa"/>
-              <w:bottom w:w="0" w:type="dxa"/>
-              <w:left w:w="0" w:type="dxa"/>
-              <w:right w:w="0" w:type="dxa"/>
-            </w:tcMar>
-            <w:vAlign w:val="center"/>
-          </w:tcPr>
-          <w:p>
-            <w:pPr>
-              <w:pStyle w:val="Normal"/>
-              <w:jc w:val="left"/>
-              <w:pBdr>
-                <w:bottom w:val="none" w:sz="0" w:space="0" w:color="000000"/>
-                <w:top w:val="none" w:sz="0" w:space="0" w:color="000000"/>
-                <w:left w:val="none" w:sz="0" w:space="0" w:color="000000"/>
-                <w:right w:val="none" w:sz="0" w:space="0" w:color="000000"/>
-              </w:pBdr>
-              <w:spacing w:after="100" w:before="100" w:line="240"/>
-              <w:ind w:left="100" w:right="100" w:firstLine="0" w:firstLineChars="0"/>
-              <w:rPr>
-                <w:rFonts w:ascii="Arial" w:hAnsi="Arial" w:eastAsia="Arial" w:cs="Arial"/>
-                <w:i w:val="false"/>
-                <w:b w:val="false"/>
-                <w:u w:val="none"/>
-                <w:sz w:val="18"/>
-                <w:szCs w:val="18"/>
-                <w:color w:val="000000"/>
-              </w:rPr>
-            </w:pPr>
-            <w:r>
-              <w:rPr>
-                <w:rFonts w:ascii="Arial" w:hAnsi="Arial" w:eastAsia="Arial" w:cs="Arial"/>
-                <w:i w:val="false"/>
-                <w:b w:val="false"/>
-                <w:u w:val="none"/>
-                <w:sz w:val="18"/>
-                <w:szCs w:val="18"/>
-                <w:color w:val="000000"/>
-              </w:rPr>
-              <w:t xml:space="preserve">17 (13.1)</w:t>
-            </w:r>
-          </w:p>
-        </w:tc>
-        <w:tc>
-          <w:tcPr>
-            <w:tcBorders>
-              <w:bottom w:val="single" w:sz="6" w:space="0" w:color="666666"/>
-              <w:top w:val="single" w:sz="6" w:space="0" w:color="666666"/>
-              <w:left w:val="none" w:sz="0" w:space="0" w:color="000000"/>
-              <w:right w:val="none" w:sz="0" w:space="0" w:color="000000"/>
-            </w:tcBorders>
-            <w:shd w:val="clear" w:color="auto" w:fill="FFFFFF"/>
-            <w:tcMar>
-              <w:top w:w="0" w:type="dxa"/>
-              <w:bottom w:w="0" w:type="dxa"/>
-              <w:left w:w="0" w:type="dxa"/>
-              <w:right w:w="0" w:type="dxa"/>
-            </w:tcMar>
-            <w:vAlign w:val="center"/>
-          </w:tcPr>
-          <w:p>
-            <w:pPr>
-              <w:pStyle w:val="Normal"/>
-              <w:jc w:val="left"/>
-              <w:pBdr>
-                <w:bottom w:val="none" w:sz="0" w:space="0" w:color="000000"/>
-                <w:top w:val="none" w:sz="0" w:space="0" w:color="000000"/>
-                <w:left w:val="none" w:sz="0" w:space="0" w:color="000000"/>
-                <w:right w:val="none" w:sz="0" w:space="0" w:color="000000"/>
-              </w:pBdr>
-              <w:spacing w:after="100" w:before="100" w:line="240"/>
-              <w:ind w:left="100" w:right="100" w:firstLine="0" w:firstLineChars="0"/>
-              <w:rPr>
-                <w:rFonts w:ascii="Arial" w:hAnsi="Arial" w:eastAsia="Arial" w:cs="Arial"/>
-                <w:i w:val="false"/>
-                <w:b w:val="false"/>
-                <w:u w:val="none"/>
-                <w:sz w:val="18"/>
-                <w:szCs w:val="18"/>
-                <w:color w:val="000000"/>
-              </w:rPr>
-            </w:pPr>
-            <w:r>
-              <w:rPr>
-                <w:rFonts w:ascii="Arial" w:hAnsi="Arial" w:eastAsia="Arial" w:cs="Arial"/>
-                <w:i w:val="false"/>
-                <w:b w:val="false"/>
-                <w:u w:val="none"/>
-                <w:sz w:val="18"/>
-                <w:szCs w:val="18"/>
-                <w:color w:val="000000"/>
-              </w:rPr>
-              <w:t xml:space="preserve">5 (8.2)</w:t>
+              <w:t xml:space="preserve">32 (11.3)</w:t>
+            </w:r>
+          </w:p>
+        </w:tc>
+        <w:tc>
+          <w:tcPr>
+            <w:tcBorders>
+              <w:bottom w:val="single" w:sz="6" w:space="0" w:color="666666"/>
+              <w:top w:val="single" w:sz="6" w:space="0" w:color="666666"/>
+              <w:left w:val="none" w:sz="0" w:space="0" w:color="000000"/>
+              <w:right w:val="none" w:sz="0" w:space="0" w:color="000000"/>
+            </w:tcBorders>
+            <w:shd w:val="clear" w:color="auto" w:fill="FFFFFF"/>
+            <w:tcMar>
+              <w:top w:w="0" w:type="dxa"/>
+              <w:bottom w:w="0" w:type="dxa"/>
+              <w:left w:w="0" w:type="dxa"/>
+              <w:right w:w="0" w:type="dxa"/>
+            </w:tcMar>
+            <w:vAlign w:val="center"/>
+          </w:tcPr>
+          <w:p>
+            <w:pPr>
+              <w:pStyle w:val="Normal"/>
+              <w:jc w:val="left"/>
+              <w:pBdr>
+                <w:bottom w:val="none" w:sz="0" w:space="0" w:color="000000"/>
+                <w:top w:val="none" w:sz="0" w:space="0" w:color="000000"/>
+                <w:left w:val="none" w:sz="0" w:space="0" w:color="000000"/>
+                <w:right w:val="none" w:sz="0" w:space="0" w:color="000000"/>
+              </w:pBdr>
+              <w:spacing w:after="100" w:before="100" w:line="240"/>
+              <w:ind w:left="100" w:right="100" w:firstLine="0" w:firstLineChars="0"/>
+              <w:rPr>
+                <w:rFonts w:ascii="Arial" w:hAnsi="Arial" w:eastAsia="Arial" w:cs="Arial"/>
+                <w:i w:val="false"/>
+                <w:b w:val="false"/>
+                <w:u w:val="none"/>
+                <w:sz w:val="18"/>
+                <w:szCs w:val="18"/>
+                <w:color w:val="000000"/>
+              </w:rPr>
+            </w:pPr>
+            <w:r>
+              <w:rPr>
+                <w:rFonts w:ascii="Arial" w:hAnsi="Arial" w:eastAsia="Arial" w:cs="Arial"/>
+                <w:i w:val="false"/>
+                <w:b w:val="false"/>
+                <w:u w:val="none"/>
+                <w:sz w:val="18"/>
+                <w:szCs w:val="18"/>
+                <w:color w:val="000000"/>
+              </w:rPr>
+              <w:t xml:space="preserve">16 (12.5)</w:t>
+            </w:r>
+          </w:p>
+        </w:tc>
+        <w:tc>
+          <w:tcPr>
+            <w:tcBorders>
+              <w:bottom w:val="single" w:sz="6" w:space="0" w:color="666666"/>
+              <w:top w:val="single" w:sz="6" w:space="0" w:color="666666"/>
+              <w:left w:val="none" w:sz="0" w:space="0" w:color="000000"/>
+              <w:right w:val="none" w:sz="0" w:space="0" w:color="000000"/>
+            </w:tcBorders>
+            <w:shd w:val="clear" w:color="auto" w:fill="FFFFFF"/>
+            <w:tcMar>
+              <w:top w:w="0" w:type="dxa"/>
+              <w:bottom w:w="0" w:type="dxa"/>
+              <w:left w:w="0" w:type="dxa"/>
+              <w:right w:w="0" w:type="dxa"/>
+            </w:tcMar>
+            <w:vAlign w:val="center"/>
+          </w:tcPr>
+          <w:p>
+            <w:pPr>
+              <w:pStyle w:val="Normal"/>
+              <w:jc w:val="left"/>
+              <w:pBdr>
+                <w:bottom w:val="none" w:sz="0" w:space="0" w:color="000000"/>
+                <w:top w:val="none" w:sz="0" w:space="0" w:color="000000"/>
+                <w:left w:val="none" w:sz="0" w:space="0" w:color="000000"/>
+                <w:right w:val="none" w:sz="0" w:space="0" w:color="000000"/>
+              </w:pBdr>
+              <w:spacing w:after="100" w:before="100" w:line="240"/>
+              <w:ind w:left="100" w:right="100" w:firstLine="0" w:firstLineChars="0"/>
+              <w:rPr>
+                <w:rFonts w:ascii="Arial" w:hAnsi="Arial" w:eastAsia="Arial" w:cs="Arial"/>
+                <w:i w:val="false"/>
+                <w:b w:val="false"/>
+                <w:u w:val="none"/>
+                <w:sz w:val="18"/>
+                <w:szCs w:val="18"/>
+                <w:color w:val="000000"/>
+              </w:rPr>
+            </w:pPr>
+            <w:r>
+              <w:rPr>
+                <w:rFonts w:ascii="Arial" w:hAnsi="Arial" w:eastAsia="Arial" w:cs="Arial"/>
+                <w:i w:val="false"/>
+                <w:b w:val="false"/>
+                <w:u w:val="none"/>
+                <w:sz w:val="18"/>
+                <w:szCs w:val="18"/>
+                <w:color w:val="000000"/>
+              </w:rPr>
+              <w:t xml:space="preserve">5 (7.9)</w:t>
             </w:r>
           </w:p>
         </w:tc>
@@ -21679,7 +21679,7 @@
                 <w:szCs w:val="18"/>
                 <w:color w:val="000000"/>
               </w:rPr>
-              <w:t xml:space="preserve">269 (100.0)</w:t>
+              <w:t xml:space="preserve">283 (100.0)</w:t>
             </w:r>
           </w:p>
         </w:tc>
@@ -21732,7 +21732,7 @@
                 <w:szCs w:val="18"/>
                 <w:color w:val="000000"/>
               </w:rPr>
-              <w:t xml:space="preserve">130 (100.0)</w:t>
+              <w:t xml:space="preserve">128 (100.0)</w:t>
             </w:r>
           </w:p>
         </w:tc>
@@ -21785,7 +21785,7 @@
                 <w:szCs w:val="18"/>
                 <w:color w:val="000000"/>
               </w:rPr>
-              <w:t xml:space="preserve">61 (100.0)</w:t>
+              <w:t xml:space="preserve">63 (100.0)</w:t>
             </w:r>
           </w:p>
         </w:tc>
